--- a/document-revision/积累、无心与无我_修订稿.docx
+++ b/document-revision/积累、无心与无我_修订稿.docx
@@ -593,7 +593,7 @@
           <w:fldChar w:fldCharType="separate"/>
         </w:r>
         <w:r>
-          <w:t>23</w:t>
+          <w:t>24</w:t>
         </w:r>
         <w:r>
           <w:fldChar w:fldCharType="end"/>
@@ -686,7 +686,7 @@
           <w:fldChar w:fldCharType="separate"/>
         </w:r>
         <w:r>
-          <w:t>25</w:t>
+          <w:t>26</w:t>
         </w:r>
         <w:r>
           <w:fldChar w:fldCharType="end"/>
@@ -748,7 +748,7 @@
           <w:fldChar w:fldCharType="separate"/>
         </w:r>
         <w:r>
-          <w:t>26</w:t>
+          <w:t>27</w:t>
         </w:r>
         <w:r>
           <w:fldChar w:fldCharType="end"/>
@@ -810,7 +810,7 @@
           <w:fldChar w:fldCharType="separate"/>
         </w:r>
         <w:r>
-          <w:t>29</w:t>
+          <w:t>30</w:t>
         </w:r>
         <w:r>
           <w:fldChar w:fldCharType="end"/>
@@ -841,7 +841,7 @@
           <w:fldChar w:fldCharType="separate"/>
         </w:r>
         <w:r>
-          <w:t>30</w:t>
+          <w:t>31</w:t>
         </w:r>
         <w:r>
           <w:fldChar w:fldCharType="end"/>
@@ -872,7 +872,7 @@
           <w:fldChar w:fldCharType="separate"/>
         </w:r>
         <w:r>
-          <w:t>32</w:t>
+          <w:t>33</w:t>
         </w:r>
         <w:r>
           <w:fldChar w:fldCharType="end"/>
@@ -903,7 +903,7 @@
           <w:fldChar w:fldCharType="separate"/>
         </w:r>
         <w:r>
-          <w:t>32</w:t>
+          <w:t>33</w:t>
         </w:r>
         <w:r>
           <w:fldChar w:fldCharType="end"/>
@@ -934,7 +934,7 @@
           <w:fldChar w:fldCharType="separate"/>
         </w:r>
         <w:r>
-          <w:t>33</w:t>
+          <w:t>34</w:t>
         </w:r>
         <w:r>
           <w:fldChar w:fldCharType="end"/>
@@ -965,7 +965,7 @@
           <w:fldChar w:fldCharType="separate"/>
         </w:r>
         <w:r>
-          <w:t>34</w:t>
+          <w:t>35</w:t>
         </w:r>
         <w:r>
           <w:fldChar w:fldCharType="end"/>
@@ -1027,7 +1027,7 @@
           <w:fldChar w:fldCharType="separate"/>
         </w:r>
         <w:r>
-          <w:t>35</w:t>
+          <w:t>36</w:t>
         </w:r>
         <w:r>
           <w:fldChar w:fldCharType="end"/>
@@ -1089,7 +1089,7 @@
           <w:fldChar w:fldCharType="separate"/>
         </w:r>
         <w:r>
-          <w:t>36</w:t>
+          <w:t>37</w:t>
         </w:r>
         <w:r>
           <w:fldChar w:fldCharType="end"/>
@@ -1151,7 +1151,7 @@
           <w:fldChar w:fldCharType="separate"/>
         </w:r>
         <w:r>
-          <w:t>37</w:t>
+          <w:t>38</w:t>
         </w:r>
         <w:r>
           <w:fldChar w:fldCharType="end"/>
@@ -1182,7 +1182,7 @@
           <w:fldChar w:fldCharType="separate"/>
         </w:r>
         <w:r>
-          <w:t>39</w:t>
+          <w:t>40</w:t>
         </w:r>
         <w:r>
           <w:fldChar w:fldCharType="end"/>
@@ -1244,7 +1244,7 @@
           <w:fldChar w:fldCharType="separate"/>
         </w:r>
         <w:r>
-          <w:t>41</w:t>
+          <w:t>42</w:t>
         </w:r>
         <w:r>
           <w:fldChar w:fldCharType="end"/>
@@ -1275,7 +1275,7 @@
           <w:fldChar w:fldCharType="separate"/>
         </w:r>
         <w:r>
-          <w:t>41</w:t>
+          <w:t>42</w:t>
         </w:r>
         <w:r>
           <w:fldChar w:fldCharType="end"/>
@@ -1306,7 +1306,7 @@
           <w:fldChar w:fldCharType="separate"/>
         </w:r>
         <w:r>
-          <w:t>42</w:t>
+          <w:t>43</w:t>
         </w:r>
         <w:r>
           <w:fldChar w:fldCharType="end"/>
@@ -1368,7 +1368,7 @@
           <w:fldChar w:fldCharType="separate"/>
         </w:r>
         <w:r>
-          <w:t>43</w:t>
+          <w:t>44</w:t>
         </w:r>
         <w:r>
           <w:fldChar w:fldCharType="end"/>
@@ -1430,7 +1430,7 @@
           <w:fldChar w:fldCharType="separate"/>
         </w:r>
         <w:r>
-          <w:t>44</w:t>
+          <w:t>45</w:t>
         </w:r>
         <w:r>
           <w:fldChar w:fldCharType="end"/>
@@ -1461,7 +1461,7 @@
           <w:fldChar w:fldCharType="separate"/>
         </w:r>
         <w:r>
-          <w:t>45</w:t>
+          <w:t>46</w:t>
         </w:r>
         <w:r>
           <w:fldChar w:fldCharType="end"/>
@@ -3856,7 +3856,7 @@
           <w:b/>
           <w:bCs/>
         </w:rPr>
-        <w:t xml:space="preserve">因此，熟练程度应当落实到具体的动作成分和使用条件上，不能贴在整个人身上。</w:t>
+        <w:t xml:space="preserve">因此，说一个人熟练，应当指明是哪个动作成分、在什么使用条件下熟练。</w:t>
       </w:r>
       <w:r>
         <w:t xml:space="preserve">“显性控制一介入，专家的表现就下降”是一个过强的概括。</w:t>
@@ -3999,7 +3999,7 @@
         <w:pStyle w:val="BodyTextCN"/>
       </w:pPr>
       <w:r>
-        <w:t xml:space="preserve">He、Liu 与 Yang（2024）的一项高尔夫推杆研究，比较了两周的静眼指导与技术指导，参与者为 22 名 13 至 18 岁的青少年运动员。命中率上的组别 × 时间交互作用为 </w:t>
+        <w:t xml:space="preserve">He、Liu 与 Yang（2024）的一项高尔夫推杆研究，把 22 名 13 至 18 岁的青少年球员随机分为静眼训练组与技术指导组，训练两周，并在压力情境下测试。在命中率上，组别主效应不显著，</w:t>
       </w:r>
       <w:r>
         <w:rPr>
@@ -4009,7 +4009,7 @@
         <w:t xml:space="preserve">F</w:t>
       </w:r>
       <w:r>
-        <w:t xml:space="preserve">(1, 20) = 6.226，状态焦虑上的交互作用为 </w:t>
+        <w:t xml:space="preserve">(1, 20) = 2.115，组别 × 时间交互作用显著，</w:t>
       </w:r>
       <w:r>
         <w:rPr>
@@ -4019,726 +4019,726 @@
         <w:t xml:space="preserve">F</w:t>
       </w:r>
       <w:r>
-        <w:t xml:space="preserve">(1, 20) = 14.049。</w:t>
-      </w:r>
-      <w:r>
-        <w:rPr>
-          <w:b/>
-          <w:bCs/>
-        </w:rPr>
-        <w:t xml:space="preserve">但论文报告的后测组间简单效应并不显著</w:t>
-      </w:r>
-      <w:r>
-        <w:t xml:space="preserve">，因此不能把它写成“静眼训练组在各项指标上都明确优于对照组”。这项研究提示，针对执行的训练可能同时影响成绩与体验，其中的中介过程值得进一步考察；它没有测量稳定的自我关系配置。</w:t>
-      </w:r>
-    </w:p>
-    <w:p>
-      <w:pPr>
-        <w:pStyle w:val="BodyTextCN"/>
-      </w:pPr>
-      <w:r>
-        <w:t xml:space="preserve">心流是 Csikszentmihalyi 自 1970 年代起发展的概念。文献通常把它的要素分为两组（Nakamura &amp; Csikszentmihalyi, 2002）：一组是促进条件，如目标清晰、反馈即时、挑战与能力相当；另一组是体验特征，如行动与觉知融合、注意高度集中、控制感、反思性自我意识减弱、时间感改变。</w:t>
-      </w:r>
-      <w:r>
-        <w:rPr>
-          <w:b/>
-          <w:bCs/>
-        </w:rPr>
-        <w:t xml:space="preserve">促进条件是常被提出的有利因素，不宜当作每次心流都必须满足的硬性条件。</w:t>
-      </w:r>
-      <w:r>
-        <w:t xml:space="preserve">这里还有一个循环需要避免：如果把“高质量执行”写进心流的定义，再用心流解释高质量执行，这个解释就没有内容。主观体验与客观成绩应当分别报告。常用的心流自评量表，也容易把前因、体验特征和结果混在一起。</w:t>
-      </w:r>
-    </w:p>
-    <w:p>
-      <w:pPr>
-        <w:pStyle w:val="BodyTextCN"/>
-      </w:pPr>
-      <w:r>
-        <w:t xml:space="preserve">把心流、静眼与熟练表现的研究放在一起，可以得到一个方向性的提示：</w:t>
-      </w:r>
-      <w:r>
-        <w:rPr>
-          <w:b/>
-          <w:bCs/>
-        </w:rPr>
-        <w:t xml:space="preserve">在某些任务中，高质量的执行伴随着对已稳定成分的显性干预减少。</w:t>
-      </w:r>
-      <w:r>
-        <w:t xml:space="preserve">但这些材料测量的内容各不相同：一项测注视，一项测自我报告的体验，一项测压力下的成绩。把它们整合为一个统一的“前额叶退场”机制，例如 Dietrich（2004）提出的短暂性前额叶功能低下（transient hypofrontality）假说，目前只是候选的猜想。其他控制形式也可能产生类似的行为结果：目标表征更稳定，注意对象由身体动作转向动作的外部效果，动作组织单元的粒度发生改变。其中“注意转向外部效果”一项也要谨慎对待：外部注意焦点的优势曾在一项大型元分析中得到支持（Chua et al., 2021），但一项校正报告偏倚的稳健贝叶斯再分析认为，校正之后的平均效应接近于零（McKay et al., 2024）。</w:t>
-      </w:r>
-    </w:p>
-    <w:p>
-      <w:pPr>
-        <w:pStyle w:val="BodyTextCN"/>
-      </w:pPr>
-      <w:r>
-        <w:t xml:space="preserve">有些训练体系同时训练技艺本身与压力下的应对，常见的做法包括赛前例行程序、预演、表象训练和呼吸训练。每种训练改变了什么成分、产生了哪些结果，需要分别论证；这些方法通常同时影响情绪唤醒与注意控制，彼此的边界并不严格。</w:t>
-      </w:r>
-    </w:p>
-    <w:p>
-      <w:pPr>
-        <w:pStyle w:val="Heading2"/>
-      </w:pPr>
-      <w:bookmarkStart w:id="110" w:name="_Toc000110"/>
-      <w:r>
-        <w:t xml:space="preserve">（三）“无心”语录与反身性</w:t>
-      </w:r>
-      <w:bookmarkEnd w:id="110"/>
-    </w:p>
-    <w:p>
-      <w:pPr>
-        <w:pStyle w:val="BodyTextCN"/>
-      </w:pPr>
-      <w:r>
-        <w:t xml:space="preserve">禅宗的“无心”、《坛经》中惠能对惠明所说的“不思善，不思恶”、南泉答赵州的“平常心是道”等语，如果脱离语境单独摘出，听起来像在反对一切积累和一切显性的思考。较可靠的做法是把比较限制在功能层面。这些语句在各自的语境中，针对的多是对分别、造作与求取的执著；把它们读成反对学习本身，缺少文本依据。它们与本节讨论的对象只在一个面上可以比较，即执行时过度的自我审视。赵州的“吃茶去”（《五灯会元》卷四）常被现代读者理解为“任何动作都已经是道”，进而推出无须修行。这一读法与原始对话的语境不符。赵州对来过的僧人、没来过的僧人以及追问缘由的院主，一律回答“吃茶去”；一种常见的解释是，它针对的是把“道”当作可以用言语传递、可以另外求取之物的执著。这几条语录的出处已据原典核对，但它们的教学机制与对话对象的背景仍需逐条考察，因此这里只作有限的功能比较。</w:t>
-      </w:r>
-    </w:p>
-    <w:p>
-      <w:pPr>
-        <w:pStyle w:val="BodyTextCN"/>
-      </w:pPr>
-      <w:r>
-        <w:t xml:space="preserve">本节最后讨论一个反身性问题。常见的说法是：越想进入心流，越进不去；越告诉自己放松，越紧张。</w:t>
-      </w:r>
-      <w:r>
-        <w:rPr>
-          <w:b/>
-          <w:bCs/>
-        </w:rPr>
-        <w:t xml:space="preserve">这类反身性可能出现在某些人的某些时刻，目前没有证据表明它是普遍规律。</w:t>
-      </w:r>
-      <w:r>
-        <w:t xml:space="preserve">要讨论它，就要指出它由什么产生：注意转到了对状态的评价上，评价标准过于苛刻，失败会受到惩罚，压抑策略本身消耗资源，任务要求与对状态的要求相冲突。Wegner（1994）的讽刺性加工（ironic processes）理论给出了其中一种可以检验的机制：在认知资源减少时，负责检查“是否仍有不想要的内容”的监控过程可能占据上风，使人对与意图相反的内容更加敏感。一项实验发现，在较高的心理负荷下被要求放松的人，皮肤电反应反而更高（Wegner, Broome, &amp; Blumberg, 1997）。不同的机制对应不同的条件，也对应不同的对策。</w:t>
-      </w:r>
-    </w:p>
-    <w:p>
-      <w:pPr>
-        <w:pStyle w:val="BodyTextCN"/>
-      </w:pPr>
-      <w:r>
-        <w:t xml:space="preserve">由此可以得到一个更有用的区分。</w:t>
-      </w:r>
-      <w:r>
-        <w:rPr>
-          <w:b/>
-          <w:bCs/>
-        </w:rPr>
-        <w:t xml:space="preserve">反复检查自己是否已经进入某种状态，可能分散对任务的注意，并增加评价压力；清晰的任务目标、有安排的反馈、注意策略的练习和干扰的减少，并不因此失去意义。</w:t>
-      </w:r>
-      <w:r>
-        <w:t xml:space="preserve">追踪任务的进展，与强迫性地追踪主观状态，是两件事。本文不把进入某种体验设为每次行动都必须达到的标准：执行质量、学习效果与主观体验需要分别观察，没有心流体验也可以做出高质量的工作。</w:t>
-      </w:r>
-    </w:p>
-    <w:p>
-      <w:pPr>
-        <w:pStyle w:val="BodyTextCN"/>
-      </w:pPr>
-      <w:r>
-        <w:t xml:space="preserve">压力下失常的成因是多样的：工作记忆负荷、任务难度、奖励结构、情境焦虑、疲劳与睡眠都起作用。</w:t>
-      </w:r>
-      <w:r>
-        <w:rPr>
-          <w:b/>
-          <w:bCs/>
-        </w:rPr>
-        <w:t xml:space="preserve">自我评价压力是其中一个候选因素。</w:t>
-      </w:r>
-      <w:r>
-        <w:t xml:space="preserve">它不能被当作主要成因写进实践建议，更不能据此对具体的人作出未经验证的分类判断。</w:t>
-      </w:r>
-    </w:p>
-    <w:p>
-      <w:pPr>
-        <w:pStyle w:val="Heading1"/>
-      </w:pPr>
-      <w:bookmarkStart w:id="111" w:name="_Toc000111"/>
-      <w:r>
-        <w:t xml:space="preserve">五、自我关系：组件、体验与候选机制</w:t>
-      </w:r>
-      <w:bookmarkEnd w:id="111"/>
-    </w:p>
-    <w:p>
-      <w:pPr>
-        <w:pStyle w:val="Heading2"/>
-      </w:pPr>
-      <w:bookmarkStart w:id="112" w:name="_Toc000112"/>
-      <w:r>
-        <w:t xml:space="preserve">（一）可以研究的自我成分</w:t>
-      </w:r>
-      <w:bookmarkEnd w:id="112"/>
-    </w:p>
-    <w:p>
-      <w:pPr>
-        <w:pStyle w:val="BodyTextCN"/>
-      </w:pPr>
-      <w:r>
-        <w:t xml:space="preserve">第三个维度处理跨情境的自我关系：一个人如何评价自身、认同自身、维护自身的叙事，以及这些过程如何影响对反馈的反应。本文不称这个维度“最深”或“最高”，因为这类说法容易被读成价值等级或统辖关系，而本文并不主张所有与自我有关的过程都自上而下地支配其余系统。需要时，本文会指明涉及的是哪些自我成分，以及它们影响的范围有多大。</w:t>
-      </w:r>
-    </w:p>
-    <w:p>
-      <w:pPr>
-        <w:pStyle w:val="BodyTextCN"/>
-      </w:pPr>
-      <w:r>
-        <w:t xml:space="preserve">过去二十多年，自我的若干方面获得了新的实验与计算表达。这并不意味着此前没有相关研究，也不意味着自我作为整体已经可以测量。</w:t>
-      </w:r>
-      <w:r>
-        <w:rPr>
-          <w:b/>
-          <w:bCs/>
-        </w:rPr>
-        <w:t xml:space="preserve">能被研究的只是自我的某些成分。</w:t>
-      </w:r>
-      <w:r>
-        <w:t xml:space="preserve">有三条研究线与本文的比较特别相关。</w:t>
-      </w:r>
-    </w:p>
-    <w:p>
-      <w:pPr>
-        <w:pStyle w:val="BodyTextCN"/>
-      </w:pPr>
-      <w:r>
-        <w:t xml:space="preserve">第一条来自默认模式网络（default mode network）研究。Raichle 等（2001）以脑的氧摄取分数界定静息状态下的生理基线，并提出存在一种在目标导向任务中被暂停的“默认模式”；把这组区域刻画为一个功能连接的网络，是此后大量研究逐步完成的。把完整的网络概念归到某一个发现的时刻，是一种历史压缩。Menon（2023）对这一网络二十年研究的综述，归纳了它与自我参照加工、社会认知、情景与自传体记忆、语言与语义记忆以及心智游移的关联，并提出一个整合性的看法：这个网络可能参与构建一个相对连贯的内部叙事。</w:t>
-      </w:r>
-      <w:r>
-        <w:rPr>
-          <w:b/>
-          <w:bCs/>
-        </w:rPr>
-        <w:t xml:space="preserve">这里有三件事要分开：网络的定义与存在有稳固的证据；它与上述功能的关联是反复观察到的相关；“构建内部叙事”是综述作者提出的解释性假说。</w:t>
-      </w:r>
-      <w:r>
-        <w:t xml:space="preserve">由此还可以得到一条否定性的规则：不能从网络活动的高低反推一个人自我执著的程度。这类反向推断在演绎上不成立，它的证据力取决于某个区域的激活对所推断的心理过程有多大的选择性（Poldrack, 2006）；默认模式网络参与的功能很多，这种选择性很低。</w:t>
-      </w:r>
-    </w:p>
-    <w:p>
-      <w:pPr>
-        <w:pStyle w:val="BodyTextCN"/>
-      </w:pPr>
-      <w:r>
-        <w:t xml:space="preserve">第二条来自 Metzinger 的自我模型理论。他在《Being No One》（2003）和《The Ego Tunnel》（2009）中主张，自我是大脑构造的一个表征模型。这个模型的关键属性是透明性（transparency）：系统无法把它作为模型来觉察，于是使用者从内部体验不到“我”是一个模型。</w:t>
-      </w:r>
-      <w:r>
-        <w:rPr>
-          <w:b/>
-          <w:bCs/>
-        </w:rPr>
-        <w:t xml:space="preserve">这是 Metzinger 的哲学理论，本文按此归属引用。神经系统可以改变自我体验，这一事实本身不足以裁决关于自我的所有本体论问题。</w:t>
-      </w:r>
-      <w:r>
-        <w:t xml:space="preserve">这套理论对本文的一个重要贡献，是推动了对自我成分的拆分（另见 Gallagher, 2000）。当代认知科学所说的“自我”至少包括身体所有感、能动感、第一人称视角、叙事自我、社会自我、反刍性的自我评价和对未来自我的投射等成分。它们由不同的过程支持，可以分别受到扰动：橡胶手错觉改变身体所有感（Botvinick &amp; Cohen, 1998），实验诱发的出体体验改变自我定位与第一人称视角（Ehrsson, 2007; Lenggenhager et al., 2007），反刍则与叙事自我的关系更紧密。</w:t>
-      </w:r>
-      <w:r>
-        <w:rPr>
-          <w:b/>
-          <w:bCs/>
-        </w:rPr>
-        <w:t xml:space="preserve">既然承认自我是复合的，后文就不能再把它当成一个单一的可调参数。</w:t>
-      </w:r>
-      <w:r>
-        <w:t xml:space="preserve">本文在需要笼统指称时使用“自我关系配置”，它指这一组成分的集合。</w:t>
-      </w:r>
-    </w:p>
-    <w:p>
-      <w:pPr>
-        <w:pStyle w:val="BodyTextCN"/>
-      </w:pPr>
-      <w:r>
-        <w:t xml:space="preserve">除了成分之外，还要用上第二节提出的区分：</w:t>
-      </w:r>
-      <w:r>
-        <w:rPr>
-          <w:b/>
-          <w:bCs/>
-        </w:rPr>
-        <w:t xml:space="preserve">表征的内容与对表征的认同关系，可以分别变化。</w:t>
-      </w:r>
-      <w:r>
-        <w:t xml:space="preserve">一个人可以对自己的判断非常确信，同时清楚那只是自己的一种解释；也可以对自己极不确定，却被他人的评价强烈困扰。意识到某个自我判断可能有偏差，会改变纠错的意愿；身体归属感减弱，则是另一类变化。把两者都压成“自我精度降低”，会把认识上的开放与身体体验的异化写成同一个过程。</w:t>
-      </w:r>
-    </w:p>
-    <w:p>
-      <w:pPr>
-        <w:pStyle w:val="BodyTextCN"/>
-      </w:pPr>
-      <w:r>
-        <w:t xml:space="preserve">第三条来自主动推理对自我的形式化尝试。在这套语言里，可以把自我的某些成分建模为高层先验，由其精度权重决定它们对下游推断的影响。</w:t>
-      </w:r>
-      <w:r>
-        <w:rPr>
-          <w:b/>
-          <w:bCs/>
-        </w:rPr>
-        <w:t xml:space="preserve">这是模型内部的一个设定，尚未得到测量的确认。</w:t>
-      </w:r>
-      <w:r>
-        <w:t xml:space="preserve">主动推理文献中关于自我的建模方案也不止一种（例如 Limanowski &amp; Blankenburg, 2013），不能笼统地归到某一位作者名下。这里还要划一条边界。把自我刻画为高层先验，是一种功能性的描述，说的是自我在推断架构中起什么作用；它不声称这就是自我的全部。第一人称视角的被给予感、体验的主观质地，能否被“高层先验加精度”穷尽，本文不作承诺，这套语言内部也无法回答。</w:t>
-      </w:r>
-      <w:r>
-        <w:rPr>
-          <w:b/>
-          <w:bCs/>
-        </w:rPr>
-        <w:t xml:space="preserve">后文凡说“松动自我先验”，所指的都是可以作功能描述的那部分运作。第一人称的被给予性本身不在讨论之内。</w:t>
-      </w:r>
-    </w:p>
-    <w:p>
-      <w:pPr>
-        <w:pStyle w:val="Heading2"/>
-      </w:pPr>
-      <w:bookmarkStart w:id="113" w:name="_Toc000113"/>
-      <w:r>
-        <w:t xml:space="preserve">（二）传统论述与现代研究的对接</w:t>
-      </w:r>
-      <w:bookmarkEnd w:id="113"/>
-    </w:p>
-    <w:p>
-      <w:pPr>
-        <w:pStyle w:val="BodyTextCN"/>
-      </w:pPr>
-      <w:r>
-        <w:t xml:space="preserve">把这个框架带到传统语言上，会出现一些可以比较之处，也会马上遇到归属问题。克里希那穆提在多次公开谈话中区分技术性记忆与心理性记忆：前者指怎样开车、做手术、说一种语言，他认为是必要的；后者指用过去的经验不断维系和投射一个“想要成为什么的我”，并通过比较、追求、恐惧与防御制造“心理时间”。</w:t>
-      </w:r>
-      <w:r>
-        <w:rPr>
-          <w:b/>
-          <w:bCs/>
-        </w:rPr>
-        <w:t xml:space="preserve">这个区分有明确的文本依据，本文按其功能引用。</w:t>
-      </w:r>
-      <w:r>
-        <w:t xml:space="preserve">具体谈话的日期、版本和页码，本文没有逐条核对，因此不使用逐字的引语。还要避免两种过度：把一切心理痛苦都归结为心理时间，或者把他对社会、教育与权威的全部批判压缩为一个计算参数。</w:t>
-      </w:r>
-    </w:p>
-    <w:p>
-      <w:pPr>
-        <w:pStyle w:val="BodyTextCN"/>
-      </w:pPr>
-      <w:r>
-        <w:t xml:space="preserve">禅宗与中观的相关论述可以作有限的比较。在不少文本中，“无我”所破除的，主要是把经验绑定为一个实体性自我的执取，日常功能并没有因此被取消。中观的二谛说提供了一个古典的参照：在世俗谛的层面，因果、概念、语言、技艺和社会关系照常运作；在胜义谛的层面被否定的，是这些运作的自性。</w:t>
-      </w:r>
-      <w:r>
-        <w:rPr>
-          <w:b/>
-          <w:bCs/>
-        </w:rPr>
-        <w:t xml:space="preserve">这里有两点需要注意。中观对自性的否定并不限于自我，它是一个更一般的论题。二谛说也不是现代的认知分层模型，把它当作“功能保留加自我松动”的证明，超出了文本。</w:t>
-      </w:r>
-      <w:r>
-        <w:t xml:space="preserve">本文只把它当作一个类比，说明两个陈述层面可以并存。</w:t>
-      </w:r>
-    </w:p>
-    <w:p>
-      <w:pPr>
-        <w:pStyle w:val="BodyTextCN"/>
-      </w:pPr>
-      <w:r>
-        <w:t xml:space="preserve">与现代研究对接时，证据的异质性必须逐条标明。Brewer 等（2011）报告，有经验的冥想者在几种冥想中，内侧前额叶与后扣带等默认模式网络节点的活动相对较低，连接模式也与对照者不同。</w:t>
-      </w:r>
-      <w:r>
-        <w:rPr>
-          <w:b/>
-          <w:bCs/>
-        </w:rPr>
-        <w:t xml:space="preserve">这是横断面比较，不能识别训练带来的改变。</w:t>
-      </w:r>
-      <w:r>
-        <w:t xml:space="preserve">同一团队还有关于正念训练与成瘾行为的临床研究，这类结局需要按各自的对照类型、主要结局与随访时长单独评价。从网络活动模式的改变到行为的改变，中间需要独立的临床证据。</w:t>
-      </w:r>
-    </w:p>
-    <w:p>
-      <w:pPr>
-        <w:pStyle w:val="BodyTextCN"/>
-      </w:pPr>
-      <w:r>
-        <w:t xml:space="preserve">Carhart-Harris 等提出的熵脑假说（Carhart-Harris et al., 2014）与 REBUS 模型（Carhart-Harris &amp; Friston, 2019），把致幻剂体验解释为高层先验的精度暂时下降、它们对下层的约束随之放松。</w:t>
-      </w:r>
-      <w:r>
-        <w:rPr>
-          <w:b/>
-          <w:bCs/>
-        </w:rPr>
-        <w:t xml:space="preserve">这是一个理论模型，其价值在于提出可以检验的方向。</w:t>
-      </w:r>
-      <w:r>
-        <w:t xml:space="preserve">第八节会说明，用它支持“跨领域存在共同控制者”，证据并不充分。Mayberg 关于膝下扣带回（subcallosal cingulate）的工作，从病理学方向提供了另一个窗口：早期的小样本开放研究显示，对这一区域的深部脑刺激可能改善部分难治性抑郁患者的症状（Mayberg et al., 2005）；后来的随机对照试验在无效性分析之后中止（Holtzheimer et al., 2017），长期随访的结果较为复杂。</w:t>
-      </w:r>
-      <w:r>
-        <w:rPr>
-          <w:b/>
-          <w:bCs/>
-        </w:rPr>
-        <w:t xml:space="preserve">可以稳妥借用的命题只有一条：抑郁中的反刍、自我评价与情绪调节异常，与若干中线皮层及边缘系统结构的活动有关。</w:t>
-      </w:r>
-      <w:r>
-        <w:t xml:space="preserve">把它进一步解释为“与自我有关的高层先验精度过高”，属于框架内部的理论重述。</w:t>
-      </w:r>
-    </w:p>
-    <w:p>
-      <w:pPr>
-        <w:pStyle w:val="BodyTextCN"/>
-      </w:pPr>
-      <w:r>
-        <w:t xml:space="preserve">高级冥想研究是近年进展较快的一条线，也最容易把不同的东西混在一起。</w:t>
-      </w:r>
-      <w:r>
-        <w:rPr>
-          <w:b/>
-          <w:bCs/>
-        </w:rPr>
-        <w:t xml:space="preserve">讨论时应当区分专注吸收状态、洞见过程、最低限度内容的体验、非二元体验、短暂中断和延长性中断</w:t>
-      </w:r>
-      <w:r>
-        <w:t xml:space="preserve">；传统名称、参与者的自述与研究者的操作分类之间如何对应，需要逐项说明。不同冥想形式的神经相关物差异很大，不宜合并讨论（Fox et al., 2016）。就本文核对到的文献而言，Chowdhury 等（2025）与 Yang 等（2025）都是对单一修行者的密集采样个案研究；另一项关于延长性中断的 7T 预印本，在所核对的版本中有 3 名参与者，作者对研究对象采用较宽的操作定义，并避免断定它与教义概念的对应。</w:t>
-      </w:r>
-      <w:r>
-        <w:rPr>
-          <w:b/>
-          <w:bCs/>
-        </w:rPr>
-        <w:t xml:space="preserve">密集扫描可以提高对一个人内部状态估计的精细程度，但不能把人数从一个变成几十或几百。</w:t>
-      </w:r>
-      <w:r>
-        <w:t xml:space="preserve">扫描次数、状态段数、观测体积数与参与人数应当分别报告；同一位修行者的数据衍生出的多篇分析，也不构成多个独立样本的重复。</w:t>
-      </w:r>
-    </w:p>
-    <w:p>
-      <w:pPr>
-        <w:pStyle w:val="BodyTextCN"/>
-      </w:pPr>
-      <w:r>
-        <w:t xml:space="preserve">理论方面，Laukkonen 与 Slagter（2021）用预测性加工解释解构式冥想，Laukkonen、Friston 与 Chandaria（2025）提出了基于主动推理的意识理论，Tal 等（2026）的综述把计算现象学、主动推理与高级冥想状态联系起来。</w:t>
-      </w:r>
-      <w:r>
-        <w:rPr>
-          <w:b/>
-          <w:bCs/>
-        </w:rPr>
-        <w:t xml:space="preserve">这是一条重要的理论尝试，但它的操作定义、模型识别与外推范围都还没有解决。</w:t>
-      </w:r>
-      <w:r>
-        <w:t xml:space="preserve">本文不对整条研究线给出总体的证据评级。</w:t>
-      </w:r>
-    </w:p>
-    <w:p>
-      <w:pPr>
-        <w:pStyle w:val="Heading2"/>
-      </w:pPr>
-      <w:bookmarkStart w:id="114" w:name="_Toc000114"/>
-      <w:r>
-        <w:t xml:space="preserve">（三）功能、反例与风险</w:t>
-      </w:r>
-      <w:bookmarkEnd w:id="114"/>
-    </w:p>
-    <w:p>
-      <w:pPr>
-        <w:pStyle w:val="BodyTextCN"/>
-      </w:pPr>
-      <w:r>
-        <w:t xml:space="preserve">关于下游功能，常见的说法是“无我的体验不会损害日常能力”。这个保证目前没有证据支持。</w:t>
-      </w:r>
-      <w:r>
-        <w:rPr>
-          <w:b/>
-          <w:bCs/>
-        </w:rPr>
-        <w:t xml:space="preserve">自我关系或主观体验的变化，在概念上并不要求日常功能消失；某项具体能力是否得以保持，只能通过对该能力的适当测量来确认。</w:t>
-      </w:r>
-      <w:r>
-        <w:t xml:space="preserve">现有的成像与体验研究没有测量外科、驾驶、诊断等技能，也没有进行预先设定界值的非劣效检验。没有报告损伤，不等于证实了功能完好。较稳妥的做法是把它写成一条规范性要求：</w:t>
-      </w:r>
-      <w:r>
-        <w:rPr>
-          <w:b/>
-          <w:bCs/>
-        </w:rPr>
-        <w:t xml:space="preserve">任何干预都应同时评估功能；未经测量的任务，结论保持未知。</w:t>
-      </w:r>
-    </w:p>
-    <w:p>
-      <w:pPr>
-        <w:pStyle w:val="BodyTextCN"/>
-      </w:pPr>
-      <w:r>
-        <w:t xml:space="preserve">还有一条来自反例的硬边界。把“自我模型被看作模型”当成单向的好消息，会立刻遇到人格解体—现实解体障碍。这类患者报告的现象，在描述层面与前面那套语言相当接近：自我不再被当作直接给予的实在，能动感与身体所有感变得疏离。但按照诊断标准，这类症状伴随具有临床意义的痛苦或功能损害，而现实检验能力保持完好（American Psychiatric Association, 2013）。</w:t>
-      </w:r>
-      <w:r>
-        <w:rPr>
-          <w:b/>
-          <w:bCs/>
-        </w:rPr>
-        <w:t xml:space="preserve">建模方向上的分歧更值得注意</w:t>
-      </w:r>
-      <w:r>
-        <w:t xml:space="preserve">：Seth、Suzuki 与 Critchley（2012）把这类体验解释为内感受预测的精度不足；Ciaunica 等（2022）则强调对自我的过度反思与监控，对应的是高阶自我表征被赋予过高的权重。本文没有穷尽相关模型，但这两项已足以支持一个逻辑结论：</w:t>
-      </w:r>
-      <w:r>
-        <w:rPr>
-          <w:b/>
-          <w:bCs/>
-        </w:rPr>
-        <w:t xml:space="preserve">同一种体验报告，可以与不同层级、不同方向的精度配置相容；从透明性到精度的映射不是一一对应的。</w:t>
-      </w:r>
-      <w:r>
-        <w:t xml:space="preserve">临床诊断、建模方案与修行报告应当各自呈现，病理状态不能直接等同于“识破了自我模型”。</w:t>
-      </w:r>
-    </w:p>
-    <w:p>
-      <w:pPr>
-        <w:pStyle w:val="BodyTextCN"/>
-      </w:pPr>
-      <w:r>
-        <w:t xml:space="preserve">风险这一面也要写清，并且要把分母写对。Lindahl 等（2017）用混合方法记录西方佛教修行者的困难体验，其样本是有目的地寻找有相关经历的人，因而能描绘这类现象的种类与背景，</w:t>
-      </w:r>
-      <w:r>
-        <w:rPr>
-          <w:b/>
-          <w:bCs/>
-        </w:rPr>
-        <w:t xml:space="preserve">但不能给出一般修行人群中的发生率。</w:t>
-      </w:r>
-      <w:r>
-        <w:t xml:space="preserve">Farias 等（2020）的系统综述纳入 83 项研究、6703 名参与者，合并估计的不良事件比例约为 8.3%，置信区间较宽。</w:t>
-      </w:r>
-      <w:r>
-        <w:rPr>
-          <w:b/>
-          <w:bCs/>
-        </w:rPr>
-        <w:t xml:space="preserve">这是对定义、设计与暴露都不一致的研究所作的合并估计，不能直接当作某个人参加某种练习的风险。</w:t>
-      </w:r>
-      <w:r>
-        <w:t xml:space="preserve">修行传统自己也记录过相近的现象。《清净道论》第二十一品列出的观智次第中，坏灭随观智（bhaṅgānupassanā-ñāṇa）之后，依次是怖畏现起智（bhayatupaṭṭhāna-ñāṇa）、过患随观智（ādīnavānupassanā-ñāṇa）与厌离随观智（nibbidānupassanā-ñāṇa），分别指诸行显现为可怖、见其过患、对其生起厌离。当代一些修行者与研究者把这一段与修行中的困难体验相联系。这种对应是后人的解释，经文本身并未描述功能损害。</w:t>
-      </w:r>
-    </w:p>
-    <w:p>
-      <w:pPr>
-        <w:pStyle w:val="BodyTextCN"/>
-      </w:pPr>
-      <w:r>
-        <w:t xml:space="preserve">由此得出的结论有明确的强度限制。</w:t>
-      </w:r>
-      <w:r>
-        <w:rPr>
-          <w:b/>
-          <w:bCs/>
-        </w:rPr>
-        <w:t xml:space="preserve">“有些自我关系上的松动会带来痛苦与功能损伤”成立；“任何松动必然有害”不成立；“所有不良结果都说明修行失败”也不成立</w:t>
-      </w:r>
-      <w:r>
-        <w:t xml:space="preserve">，因为最后一句用结局来定义原因，判断就失去了可检验性。需要分开的，是自我模型的松动本身，与这种松动是否处在可控的范围、是否得到整合。前者可以由药物、创伤、疾病和缺乏指导的练习引起；后者才是各传统的训练体系试图处理的对象。第十二节把这个区分转为可以操作的监测与停止条件。</w:t>
-      </w:r>
-    </w:p>
-    <w:p>
-      <w:pPr>
-        <w:pStyle w:val="Heading1"/>
-      </w:pPr>
-      <w:bookmarkStart w:id="115" w:name="_Toc000115"/>
-      <w:r>
-        <w:t xml:space="preserve">六、预测性加工：形式化条件与解释限制</w:t>
-      </w:r>
-      <w:bookmarkEnd w:id="115"/>
-    </w:p>
-    <w:p>
-      <w:pPr>
-        <w:pStyle w:val="BodyTextCN"/>
-      </w:pPr>
-      <w:r>
-        <w:t xml:space="preserve">前面三节分别处理了三个维度。接下来的问题是：能否把它们放进同一套建模语言？先分清几个常被混用的名称，它们处在不同的抽象层级。</w:t>
-      </w:r>
-    </w:p>
-    <w:p>
-      <w:pPr>
-        <w:pStyle w:val="BodyTextCN"/>
-      </w:pPr>
-      <w:r>
-        <w:rPr>
-          <w:b/>
-          <w:bCs/>
-        </w:rPr>
-        <w:t xml:space="preserve">预测性加工（PP）是最宽泛的框架</w:t>
-      </w:r>
-      <w:r>
-        <w:t xml:space="preserve">：大脑借助分层的生成模型主动预测输入，并用预测误差更新模型。</w:t>
-      </w:r>
-      <w:r>
-        <w:rPr>
-          <w:b/>
-          <w:bCs/>
-        </w:rPr>
-        <w:t xml:space="preserve">预测编码（predictive coding）是它在神经层面的一个具体候选机制</w:t>
-      </w:r>
-      <w:r>
-        <w:t xml:space="preserve">：皮层的反馈连接传递预测，前馈连接传递误差，特定的神经元编码误差本身。这是可以经验检验的神经科学假说，目前的支持程度有限；Hodson、Mehta 与 Smith（2024）的综述指出，部分正面结果也可以由前馈或特征检测模型解释。</w:t>
-      </w:r>
-      <w:r>
-        <w:rPr>
-          <w:b/>
-          <w:bCs/>
-        </w:rPr>
-        <w:t xml:space="preserve">主动推理在 PP 之外加入了行动与策略评价</w:t>
-      </w:r>
-      <w:r>
-        <w:t xml:space="preserve">：选择行动时，既考虑对未来结果的偏好，也考虑能减少多少不确定性，因此主动探索会暂时增加感官输入的变化；把它理解为“把输入修正到已知的预期”并不完整。</w:t>
-      </w:r>
-      <w:r>
-        <w:rPr>
-          <w:b/>
-          <w:bCs/>
-        </w:rPr>
-        <w:t xml:space="preserve">自由能原理（free energy principle，FEP）是最高层的形式原则</w:t>
-      </w:r>
-      <w:r>
-        <w:t xml:space="preserve">：任何能维持自身存在的自组织系统，都可以被描述为在最小化变分自由能。这四者之间的关系比简单的包含更复杂：PP 可以独立于 FEP 成立；FEP 的支持者主张 PP 与主动推理都可以由它推导出来，这种推导关系本身仍有争议。</w:t>
-      </w:r>
-    </w:p>
-    <w:p>
-      <w:pPr>
-        <w:pStyle w:val="BodyTextCN"/>
-      </w:pPr>
-      <w:r>
-        <w:t xml:space="preserve">这套语言的几位主要贡献者处理的问题各不相同，简要交代有助于判断每种说法的来源。Rao 与 Ballard（1999）在视觉皮层上给出了预测编码的早期模型；Friston 自 2005 年前后起，把这一框架推向自由能原理（Friston, 2010）；Clark（2013，2016）在哲学层面作了系统阐释，并把它与具身认知相结合；Hohwy（2013）给出了一种与 Clark 的延展式读法相对的内在主义读法；Seth（2021）把这一框架用于意识研究与自我感的现象学。</w:t>
-      </w:r>
-      <w:r>
-        <w:rPr>
-          <w:b/>
-          <w:bCs/>
-        </w:rPr>
-        <w:t xml:space="preserve">这些作者在解释目标与承诺强度上差别很大，引用其中一位的表述，不能自动获得其他人的支持。</w:t>
-      </w:r>
-    </w:p>
-    <w:p>
-      <w:pPr>
-        <w:pStyle w:val="BodyTextCN"/>
-      </w:pPr>
-      <w:r>
-        <w:t xml:space="preserve">把三个维度放进同一个坐标系，需要满足一些最低条件，否则“放进去”只是换了一套词汇。</w:t>
-      </w:r>
-      <w:r>
-        <w:rPr>
-          <w:b/>
-          <w:bCs/>
-        </w:rPr>
-        <w:t xml:space="preserve">至少要说明：变量是什么，可观察量是什么，参数如何估计，哪些关系受到约束，哪些结果会排除某个映射。</w:t>
-      </w:r>
-      <w:r>
-        <w:t xml:space="preserve">本文在能够满足这些条件的地方使用形式语言，在不能满足的地方只用普通描述，并明确标出。</w:t>
-      </w:r>
-    </w:p>
-    <w:p>
-      <w:pPr>
-        <w:pStyle w:val="BodyTextCN"/>
-      </w:pPr>
-      <w:r>
-        <w:t xml:space="preserve">先看能说到什么程度。领域能力可以被描述为经过训练而更精细的生成模型，这一描述在感觉运动与视觉皮层的层面有一定的实证基础。这里要防止一个术语上的滑动：领域能力结构包括抽象的概念知识，它与神经计算意义上的“低层级”不是一回事。Klein 的模式识别、Dreyfus 兄弟的情境性应对与 Polanyi 的默会背景可以并列比较，但它们各自的理论内容不能被生成模型的重述所替代。</w:t>
-      </w:r>
-      <w:r>
-        <w:rPr>
-          <w:b/>
-          <w:bCs/>
-        </w:rPr>
-        <w:t xml:space="preserve">尤其不能把 Polanyi 的默会知识直接等同于现象上的透明性。</w:t>
-      </w:r>
-      <w:r>
-        <w:t xml:space="preserve">前者讨论能力、理解与知识之间的依赖，后者讨论经验能否被主体觉察；两者可能有关联，但应保留各自的术语。</w:t>
-      </w:r>
-    </w:p>
-    <w:p>
-      <w:pPr>
-        <w:pStyle w:val="BodyTextCN"/>
-      </w:pPr>
-      <w:r>
-        <w:t xml:space="preserve">执行控制配置可以被描述为不同层级之间精度权重的实时分配。</w:t>
-      </w:r>
-      <w:r>
-        <w:rPr>
-          <w:b/>
-          <w:bCs/>
-        </w:rPr>
-        <w:t xml:space="preserve">这是一个候选解释。</w:t>
-      </w:r>
-      <w:r>
-        <w:t xml:space="preserve">静眼训练之后注视更稳定、焦虑下降、成绩改变，这些观察本身没有给出任何层级精度的数值；前额叶活动减少与显性监督减少之间的关系，还需要任务设计与对照的支持，而同一脑区也可能承担目标维持、异常监测、行动选择等多种功能。把这类训练直接称为“精度分配训练”，等于把一个待检验的机制写进了名称。</w:t>
-      </w:r>
-    </w:p>
-    <w:p>
-      <w:pPr>
-        <w:pStyle w:val="BodyTextCN"/>
-      </w:pPr>
-      <w:r>
-        <w:t xml:space="preserve">自我关系配置可以被描述为一组高层、长时程、跨情境的先验及其精度。</w:t>
-      </w:r>
-      <w:r>
-        <w:rPr>
-          <w:b/>
-          <w:bCs/>
-        </w:rPr>
-        <w:t xml:space="preserve">这是三者中支持最弱的一个映射。</w:t>
-      </w:r>
-      <w:r>
-        <w:t xml:space="preserve">理由第五节已经说明：自我是复合的，从透明性到精度的映射不是一一对应的，现有研究也没有直接估计过这类参数。本文保留这个描述作为组织材料的方式，每次使用都保留它的假说身份。</w:t>
-      </w:r>
-    </w:p>
-    <w:p>
-      <w:pPr>
-        <w:pStyle w:val="BodyTextCN"/>
-      </w:pPr>
-      <w:r>
-        <w:t xml:space="preserve">把庖丁的叙事放进这个框架时，要连同第三节补出的那一段一起处理。</w:t>
-      </w:r>
-      <w:r>
-        <w:rPr>
-          <w:b/>
-          <w:bCs/>
-        </w:rPr>
-        <w:t xml:space="preserve">常规运行时的顺畅，与困难处的警惕、专注和放慢，是同一段文本给出的两种控制配置。</w:t>
-      </w:r>
-      <w:r>
-        <w:t xml:space="preserve">只取前者、略去后者的现代转述，会得到一个“无须看、无须纠错”的图景，文本本身并不支持这个图景。至于庖丁是否达到了某种特定的自我状态，文本没有提供判断的依据；收刀时的“踌躇满志”反而提示存在明确的自我评价。这里能作的只是一种有限的读法：</w:t>
-      </w:r>
-      <w:r>
-        <w:rPr>
-          <w:b/>
-          <w:bCs/>
-        </w:rPr>
-        <w:t xml:space="preserve">这段叙事与当代的控制模型之间有可以比较的局部结构，但它不能证明任何机制。</w:t>
-      </w:r>
-    </w:p>
-    <w:p>
-      <w:pPr>
-        <w:pStyle w:val="BodyTextCN"/>
-      </w:pPr>
-      <w:r>
-        <w:t xml:space="preserve">关于 FEP 本身的争论，需要区分三个层次。</w:t>
-      </w:r>
-      <w:r>
-        <w:rPr>
-          <w:b/>
-          <w:bCs/>
-        </w:rPr>
-        <w:t xml:space="preserve">一个高层的形式原理不能被某个单独的实验否定，这并不表示由它发展出的具体模型都不可检验；某个具体模型与数据不符，也不自动否定整个原理。</w:t>
-      </w:r>
-      <w:r>
-        <w:t xml:space="preserve">Litwin 与 Miłkowski（2020）质疑，PP 与 FEP 的统一力可能是“靠规定达成的”：框架的灵活性使它几乎能吸收任何反例。FEP 的支持者则常把它类比为物理学中的最小作用量原理：它本身不接受具体实验的证伪，但对可能的理论施加形式约束。这个回应在逻辑上自洽，代价是承认 FEP 在严格意义上不是一个经验科学假说。双方论证的逐字出处，本文没有完成核对，这里只转述论点的结构。</w:t>
-      </w:r>
-    </w:p>
-    <w:p>
-      <w:pPr>
-        <w:pStyle w:val="BodyTextCN"/>
-      </w:pPr>
-      <w:r>
-        <w:t xml:space="preserve">为免形式语言被过度解读，这里写明一个恒等式。对近似后验 </w:t>
+        <w:t xml:space="preserve">(1, 20) = 6.226；在状态焦虑上，组别 × 时间交互作用为 </w:t>
       </w:r>
       <w:r>
         <w:rPr>
           <w:i/>
           <w:iCs/>
         </w:rPr>
-        <w:t xml:space="preserve">q</w:t>
-      </w:r>
-      <w:r>
-        <w:t xml:space="preserve">，变分自由能等于 </w:t>
+        <w:t xml:space="preserve">F</w:t>
+      </w:r>
+      <w:r>
+        <w:t xml:space="preserve">(1, 20) = 14.049。</w:t>
+      </w:r>
+      <w:r>
+        <w:rPr>
+          <w:b/>
+          <w:bCs/>
+        </w:rPr>
+        <w:t xml:space="preserve">这是一项小样本、短周期的研究。</w:t>
+      </w:r>
+      <w:r>
+        <w:t xml:space="preserve">交互作用显著，说明两组在训练前后的变化幅度不同；各时点上的组间差异，应以原文的简单效应检验为准。这项研究提示，针对执行的训练可能同时影响成绩与体验，其中的中介过程值得进一步考察；它没有测量稳定的自我关系配置。</w:t>
+      </w:r>
+    </w:p>
+    <w:p>
+      <w:pPr>
+        <w:pStyle w:val="BodyTextCN"/>
+      </w:pPr>
+      <w:r>
+        <w:t xml:space="preserve">心流是 Csikszentmihalyi 自 1970 年代起发展的概念。文献通常把它的要素分为两组（Nakamura &amp; Csikszentmihalyi, 2002）：一组是促进条件，如目标清晰、反馈即时、挑战与能力相当；另一组是体验特征，如行动与觉知融合、注意高度集中、控制感、反思性自我意识减弱、时间感改变。</w:t>
+      </w:r>
+      <w:r>
+        <w:rPr>
+          <w:b/>
+          <w:bCs/>
+        </w:rPr>
+        <w:t xml:space="preserve">促进条件是常被提出的有利因素。它们不宜被当作每次心流都必须满足的硬性条件。</w:t>
+      </w:r>
+      <w:r>
+        <w:t xml:space="preserve">这里还有一个循环需要避免：如果把“高质量执行”写进心流的定义，再用心流解释高质量执行，这个解释就没有内容。主观体验与客观成绩应当分别报告。常用的心流自评量表，也容易把前因、体验特征和结果混在一起。</w:t>
+      </w:r>
+    </w:p>
+    <w:p>
+      <w:pPr>
+        <w:pStyle w:val="BodyTextCN"/>
+      </w:pPr>
+      <w:r>
+        <w:t xml:space="preserve">把心流、静眼与熟练表现的研究放在一起，可以得到一个方向性的提示：</w:t>
+      </w:r>
+      <w:r>
+        <w:rPr>
+          <w:b/>
+          <w:bCs/>
+        </w:rPr>
+        <w:t xml:space="preserve">在某些任务中，高质量的执行伴随着对已稳定成分的显性干预减少。</w:t>
+      </w:r>
+      <w:r>
+        <w:t xml:space="preserve">但这些材料测量的内容各不相同：一项测注视，一项测自我报告的体验，一项测压力下的成绩。把它们整合为一个统一的“前额叶退场”机制，例如 Dietrich（2004）提出的短暂性前额叶功能低下（transient hypofrontality）假说，目前只是候选的猜想。其他控制形式也可能产生类似的行为结果：目标表征更稳定，注意对象由身体动作转向动作的外部效果，动作组织单元的粒度发生改变。其中“注意转向外部效果”一项也要谨慎对待：外部注意焦点的优势曾在一项大型元分析中得到支持（Chua et al., 2021），但一项校正报告偏倚的稳健贝叶斯再分析认为，校正之后的平均效应接近于零（McKay et al., 2024）。</w:t>
+      </w:r>
+    </w:p>
+    <w:p>
+      <w:pPr>
+        <w:pStyle w:val="BodyTextCN"/>
+      </w:pPr>
+      <w:r>
+        <w:t xml:space="preserve">有些训练体系同时训练技艺本身与压力下的应对，常见的做法包括赛前例行程序、预演、表象训练和呼吸训练。每种训练改变了什么成分、产生了哪些结果，需要分别论证；这些方法通常同时影响情绪唤醒与注意控制，彼此的边界并不严格。</w:t>
+      </w:r>
+    </w:p>
+    <w:p>
+      <w:pPr>
+        <w:pStyle w:val="Heading2"/>
+      </w:pPr>
+      <w:bookmarkStart w:id="110" w:name="_Toc000110"/>
+      <w:r>
+        <w:t xml:space="preserve">（三）“无心”语录与反身性</w:t>
+      </w:r>
+      <w:bookmarkEnd w:id="110"/>
+    </w:p>
+    <w:p>
+      <w:pPr>
+        <w:pStyle w:val="BodyTextCN"/>
+      </w:pPr>
+      <w:r>
+        <w:t xml:space="preserve">禅宗的“无心”、《坛经》中惠能对惠明所说的“不思善，不思恶”、南泉答赵州的“平常心是道”等语，如果脱离语境单独摘出，听起来像在反对一切积累和一切显性的思考。较可靠的做法是把比较限制在功能层面。这些语句在各自的语境中，针对的多是对分别、造作与求取的执著；把它们读成反对学习本身，缺少文本依据。它们与本节讨论的对象只在一个面上可以比较，即执行时过度的自我审视。赵州的“吃茶去”（《五灯会元》卷四）常被现代读者理解为“任何动作都已经是道”，进而推出无须修行。这一读法与原始对话的语境不符。赵州对来过的僧人、没来过的僧人以及追问缘由的院主，一律回答“吃茶去”；一种常见的解释是，它针对的是把“道”当作可以用言语传递、可以另外求取之物的执著。这几条语录的出处已据原典核对，但它们的教学机制与对话对象的背景仍需逐条考察，因此这里只作有限的功能比较。</w:t>
+      </w:r>
+    </w:p>
+    <w:p>
+      <w:pPr>
+        <w:pStyle w:val="BodyTextCN"/>
+      </w:pPr>
+      <w:r>
+        <w:t xml:space="preserve">本节最后讨论一个反身性问题。常见的说法是：越想进入心流，越进不去；越告诉自己放松，越紧张。</w:t>
+      </w:r>
+      <w:r>
+        <w:rPr>
+          <w:b/>
+          <w:bCs/>
+        </w:rPr>
+        <w:t xml:space="preserve">这类反身性可能出现在某些人的某些时刻，目前没有证据表明它是普遍规律。</w:t>
+      </w:r>
+      <w:r>
+        <w:t xml:space="preserve">要讨论它，就要指出它由什么产生：注意转到了对状态的评价上，评价标准过于苛刻，失败会受到惩罚，压抑策略本身消耗资源，任务要求与对状态的要求相冲突。Wegner（1994）的讽刺性加工（ironic processes）理论给出了其中一种可以检验的机制：在认知资源减少时，负责检查“是否仍有不想要的内容”的监控过程可能占据上风，使人对与意图相反的内容更加敏感。一项实验发现，在较高的心理负荷下被要求放松的人，皮肤电反应反而更高（Wegner, Broome, &amp; Blumberg, 1997）。不同的机制对应不同的条件，也对应不同的对策。</w:t>
+      </w:r>
+    </w:p>
+    <w:p>
+      <w:pPr>
+        <w:pStyle w:val="BodyTextCN"/>
+      </w:pPr>
+      <w:r>
+        <w:t xml:space="preserve">由此可以得到一个更有用的区分。</w:t>
+      </w:r>
+      <w:r>
+        <w:rPr>
+          <w:b/>
+          <w:bCs/>
+        </w:rPr>
+        <w:t xml:space="preserve">反复检查自己是否已经进入某种状态，可能分散对任务的注意，并增加评价压力；清晰的任务目标、有安排的反馈、注意策略的练习和干扰的减少，并不因此失去意义。</w:t>
+      </w:r>
+      <w:r>
+        <w:t xml:space="preserve">追踪任务的进展，与强迫性地追踪主观状态，是两件事。本文不把进入某种体验设为每次行动都必须达到的标准：执行质量、学习效果与主观体验需要分别观察，没有心流体验也可以做出高质量的工作。</w:t>
+      </w:r>
+    </w:p>
+    <w:p>
+      <w:pPr>
+        <w:pStyle w:val="BodyTextCN"/>
+      </w:pPr>
+      <w:r>
+        <w:t xml:space="preserve">压力下失常的成因是多样的：工作记忆负荷、任务难度、奖励结构、情境焦虑、疲劳与睡眠都起作用。</w:t>
+      </w:r>
+      <w:r>
+        <w:rPr>
+          <w:b/>
+          <w:bCs/>
+        </w:rPr>
+        <w:t xml:space="preserve">自我评价压力是其中一个候选因素。</w:t>
+      </w:r>
+      <w:r>
+        <w:t xml:space="preserve">它不能被当作主要成因写进实践建议，更不能据此对具体的人作出未经验证的分类判断。</w:t>
+      </w:r>
+    </w:p>
+    <w:p>
+      <w:pPr>
+        <w:pStyle w:val="Heading1"/>
+      </w:pPr>
+      <w:bookmarkStart w:id="111" w:name="_Toc000111"/>
+      <w:r>
+        <w:t xml:space="preserve">五、自我关系：组件、体验与候选机制</w:t>
+      </w:r>
+      <w:bookmarkEnd w:id="111"/>
+    </w:p>
+    <w:p>
+      <w:pPr>
+        <w:pStyle w:val="Heading2"/>
+      </w:pPr>
+      <w:bookmarkStart w:id="112" w:name="_Toc000112"/>
+      <w:r>
+        <w:t xml:space="preserve">（一）可以研究的自我成分</w:t>
+      </w:r>
+      <w:bookmarkEnd w:id="112"/>
+    </w:p>
+    <w:p>
+      <w:pPr>
+        <w:pStyle w:val="BodyTextCN"/>
+      </w:pPr>
+      <w:r>
+        <w:t xml:space="preserve">第三个维度处理跨情境的自我关系：一个人如何评价自身、认同自身、维护自身的叙事，以及这些过程如何影响对反馈的反应。本文不称这个维度“最深”或“最高”，因为这类说法容易被读成价值等级或统辖关系，而本文并不主张所有与自我有关的过程都自上而下地支配其余系统。需要时，本文会指明涉及的是哪些自我成分，以及它们影响的范围有多大。</w:t>
+      </w:r>
+    </w:p>
+    <w:p>
+      <w:pPr>
+        <w:pStyle w:val="BodyTextCN"/>
+      </w:pPr>
+      <w:r>
+        <w:t xml:space="preserve">过去二十多年，自我的若干方面获得了新的实验与计算表达。这并不意味着此前没有相关研究，也不意味着自我作为整体已经可以测量。</w:t>
+      </w:r>
+      <w:r>
+        <w:rPr>
+          <w:b/>
+          <w:bCs/>
+        </w:rPr>
+        <w:t xml:space="preserve">能被研究的只是自我的某些成分。</w:t>
+      </w:r>
+      <w:r>
+        <w:t xml:space="preserve">有三条研究线与本文的比较特别相关。</w:t>
+      </w:r>
+    </w:p>
+    <w:p>
+      <w:pPr>
+        <w:pStyle w:val="BodyTextCN"/>
+      </w:pPr>
+      <w:r>
+        <w:t xml:space="preserve">第一条来自默认模式网络（default mode network）研究。Raichle 等（2001）以脑的氧摄取分数界定静息状态下的生理基线，并提出存在一种在目标导向任务中被暂停的“默认模式”；把这组区域刻画为一个功能连接的网络，是此后大量研究逐步完成的。把完整的网络概念归到某一个发现的时刻，是一种历史压缩。Menon（2023）对这一网络二十年研究的综述，归纳了它与自我参照加工、社会认知、情景与自传体记忆、语言与语义记忆以及心智游移的关联，并提出一个整合性的看法：这个网络可能参与构建一个相对连贯的内部叙事。</w:t>
+      </w:r>
+      <w:r>
+        <w:rPr>
+          <w:b/>
+          <w:bCs/>
+        </w:rPr>
+        <w:t xml:space="preserve">这里有三件事要分开：网络的定义与存在有稳固的证据；它与上述功能的关联是反复观察到的相关；“构建内部叙事”是综述作者提出的解释性假说。</w:t>
+      </w:r>
+      <w:r>
+        <w:t xml:space="preserve">这一假说已受到专门的批评：如果把“内部叙事”理解为连续的内部言语，它要面对内部言语频率的个体差异很大、缺乏语言的动物也有类似网络等困难（Kemmerer, 2025）。由此还可以得到一条否定性的规则：不能从网络活动的高低反推一个人自我执著的程度。这类反向推断在演绎上不成立，它的证据力取决于某个区域的激活对所推断的心理过程有多大的选择性（Poldrack, 2006）；默认模式网络参与的功能很多，这种选择性很低。</w:t>
+      </w:r>
+    </w:p>
+    <w:p>
+      <w:pPr>
+        <w:pStyle w:val="BodyTextCN"/>
+      </w:pPr>
+      <w:r>
+        <w:t xml:space="preserve">第二条来自 Metzinger 的自我模型理论。他在《Being No One》（2003）和《The Ego Tunnel》（2009）中主张，自我是大脑构造的一个表征模型。这个模型的关键属性是透明性（transparency）：系统无法把它作为模型来觉察，于是使用者从内部体验不到“我”是一个模型。</w:t>
+      </w:r>
+      <w:r>
+        <w:rPr>
+          <w:b/>
+          <w:bCs/>
+        </w:rPr>
+        <w:t xml:space="preserve">这是 Metzinger 的哲学理论，本文按此归属引用。神经系统可以改变自我体验，这一事实本身不足以裁决关于自我的所有本体论问题。</w:t>
+      </w:r>
+      <w:r>
+        <w:t xml:space="preserve">这套理论对本文的一个重要贡献，是推动了对自我成分的拆分（另见 Gallagher, 2000）。当代认知科学所说的“自我”至少包括身体所有感、能动感、第一人称视角、叙事自我、社会自我、反刍性的自我评价和对未来自我的投射等成分。它们由不同的过程支持，可以分别受到扰动：橡胶手错觉改变身体所有感（Botvinick &amp; Cohen, 1998），实验诱发的出体体验改变自我定位与第一人称视角（Ehrsson, 2007; Lenggenhager et al., 2007），反刍则与叙事自我的关系更紧密。</w:t>
+      </w:r>
+      <w:r>
+        <w:rPr>
+          <w:b/>
+          <w:bCs/>
+        </w:rPr>
+        <w:t xml:space="preserve">既然承认自我是复合的，后文就不能再把它当成一个单一的可调参数。</w:t>
+      </w:r>
+      <w:r>
+        <w:t xml:space="preserve">本文在需要笼统指称时使用“自我关系配置”，它指这一组成分的集合。</w:t>
+      </w:r>
+    </w:p>
+    <w:p>
+      <w:pPr>
+        <w:pStyle w:val="BodyTextCN"/>
+      </w:pPr>
+      <w:r>
+        <w:t xml:space="preserve">除了成分之外，还要用上第二节提出的区分：</w:t>
+      </w:r>
+      <w:r>
+        <w:rPr>
+          <w:b/>
+          <w:bCs/>
+        </w:rPr>
+        <w:t xml:space="preserve">表征的内容与对表征的认同关系，可以分别变化。</w:t>
+      </w:r>
+      <w:r>
+        <w:t xml:space="preserve">一个人可以对自己的判断非常确信，同时清楚那只是自己的一种解释；也可以对自己极不确定，却被他人的评价强烈困扰。意识到某个自我判断可能有偏差，会改变纠错的意愿；身体归属感减弱，则是另一类变化。把两者都压成“自我精度降低”，会把认识上的开放与身体体验的异化写成同一个过程。</w:t>
+      </w:r>
+    </w:p>
+    <w:p>
+      <w:pPr>
+        <w:pStyle w:val="BodyTextCN"/>
+      </w:pPr>
+      <w:r>
+        <w:t xml:space="preserve">第三条来自主动推理对自我的形式化尝试。在这套语言里，可以把自我的某些成分建模为高层先验，由其精度权重决定它们对下游推断的影响。</w:t>
+      </w:r>
+      <w:r>
+        <w:rPr>
+          <w:b/>
+          <w:bCs/>
+        </w:rPr>
+        <w:t xml:space="preserve">这是模型内部的一个设定，尚未得到测量的确认。</w:t>
+      </w:r>
+      <w:r>
+        <w:t xml:space="preserve">主动推理文献中关于自我的建模方案也不止一种（例如 Limanowski &amp; Blankenburg, 2013），不能笼统地归到某一位作者名下。这里还要划一条边界。把自我刻画为高层先验，是一种功能性的描述，说的是自我在推断架构中起什么作用；它不声称这就是自我的全部。第一人称视角的被给予感、体验的主观质地，能否被“高层先验加精度”穷尽，本文不作承诺，这套语言内部也无法回答。</w:t>
+      </w:r>
+      <w:r>
+        <w:rPr>
+          <w:b/>
+          <w:bCs/>
+        </w:rPr>
+        <w:t xml:space="preserve">后文凡说“松动自我先验”，所指的都是可以作功能描述的那部分运作。第一人称的被给予性本身不在讨论之内。</w:t>
+      </w:r>
+    </w:p>
+    <w:p>
+      <w:pPr>
+        <w:pStyle w:val="Heading2"/>
+      </w:pPr>
+      <w:bookmarkStart w:id="113" w:name="_Toc000113"/>
+      <w:r>
+        <w:t xml:space="preserve">（二）传统论述与现代研究的对接</w:t>
+      </w:r>
+      <w:bookmarkEnd w:id="113"/>
+    </w:p>
+    <w:p>
+      <w:pPr>
+        <w:pStyle w:val="BodyTextCN"/>
+      </w:pPr>
+      <w:r>
+        <w:t xml:space="preserve">把这个框架带到传统语言上，会出现一些可以比较之处，也会马上遇到归属问题。克里希那穆提在多次公开谈话中区分技术性记忆与心理性记忆：前者指怎样开车、做手术、说一种语言，他认为是必要的；后者指用过去的经验不断维系和投射一个“想要成为什么的我”，并通过比较、追求、恐惧与防御制造“心理时间”。</w:t>
+      </w:r>
+      <w:r>
+        <w:rPr>
+          <w:b/>
+          <w:bCs/>
+        </w:rPr>
+        <w:t xml:space="preserve">这个区分有明确的文本依据，本文按其功能引用。</w:t>
+      </w:r>
+      <w:r>
+        <w:t xml:space="preserve">具体谈话的日期、版本和页码，本文没有逐条核对，因此不使用逐字的引语。还要避免两种过度：把一切心理痛苦都归结为心理时间，或者把他对社会、教育与权威的全部批判压缩为一个计算参数。</w:t>
+      </w:r>
+    </w:p>
+    <w:p>
+      <w:pPr>
+        <w:pStyle w:val="BodyTextCN"/>
+      </w:pPr>
+      <w:r>
+        <w:t xml:space="preserve">禅宗与中观的相关论述可以作有限的比较。在不少文本中，“无我”所破除的，主要是把经验绑定为一个实体性自我的执取，日常功能并没有因此被取消。中观的二谛说提供了一个古典的参照：在世俗谛的层面，因果、概念、语言、技艺和社会关系照常运作；在胜义谛的层面被否定的，是这些运作的自性。</w:t>
+      </w:r>
+      <w:r>
+        <w:rPr>
+          <w:b/>
+          <w:bCs/>
+        </w:rPr>
+        <w:t xml:space="preserve">这里有两点需要注意。中观对自性的否定并不限于自我，它是一个更一般的论题。二谛说也不是现代的认知分层模型，把它当作“功能保留加自我松动”的证明，超出了文本。</w:t>
+      </w:r>
+      <w:r>
+        <w:t xml:space="preserve">本文只把它当作一个类比，说明两个陈述层面可以并存。</w:t>
+      </w:r>
+    </w:p>
+    <w:p>
+      <w:pPr>
+        <w:pStyle w:val="BodyTextCN"/>
+      </w:pPr>
+      <w:r>
+        <w:t xml:space="preserve">与现代研究对接时，证据的异质性必须逐条标明。Brewer 等（2011）报告，有经验的冥想者在几种冥想中，内侧前额叶与后扣带等默认模式网络节点的活动相对较低，连接模式也与对照者不同。</w:t>
+      </w:r>
+      <w:r>
+        <w:rPr>
+          <w:b/>
+          <w:bCs/>
+        </w:rPr>
+        <w:t xml:space="preserve">这是横断面比较，不能识别训练带来的改变。</w:t>
+      </w:r>
+      <w:r>
+        <w:t xml:space="preserve">同一团队还有关于正念训练与成瘾行为的临床研究，这类结局需要按各自的对照类型、主要结局与随访时长单独评价。从网络活动模式的改变到行为的改变，中间需要独立的临床证据。</w:t>
+      </w:r>
+    </w:p>
+    <w:p>
+      <w:pPr>
+        <w:pStyle w:val="BodyTextCN"/>
+      </w:pPr>
+      <w:r>
+        <w:t xml:space="preserve">Carhart-Harris 等提出的熵脑假说（Carhart-Harris et al., 2014）与 REBUS 模型（Carhart-Harris &amp; Friston, 2019），把致幻剂的作用解释为放松高层先验的精度，让自下而上的信息获得更大的权重。</w:t>
+      </w:r>
+      <w:r>
+        <w:rPr>
+          <w:b/>
+          <w:bCs/>
+        </w:rPr>
+        <w:t xml:space="preserve">这是一个理论模型，其价值在于提出可以检验的方向。</w:t>
+      </w:r>
+      <w:r>
+        <w:t xml:space="preserve">第八节会说明，用它支持“跨领域存在共同控制者”，证据并不充分。Mayberg 关于膝下扣带回（subcallosal cingulate）的工作，从病理学方向提供了另一个窗口：一项 6 名难治性抑郁患者的开放研究中，对这一区域的慢性深部脑刺激与其中 4 人的持续缓解相伴（Mayberg et al., 2005）；后来的多中心随机假刺激对照试验（90 人随机分组）在中期无效性分析之后中止（Holtzheimer et al., 2017）；另一项开放标签的长期随访对 28 名患者追踪 4 至 8 年，报告第 2 至 8 年的反应率维持在 50% 以上、缓解率在 30% 以上，但没有对照组（Crowell et al., 2019）。</w:t>
+      </w:r>
+      <w:r>
+        <w:rPr>
+          <w:b/>
+          <w:bCs/>
+        </w:rPr>
+        <w:t xml:space="preserve">可以稳妥借用的命题只有一条：抑郁中的反刍、自我评价与情绪调节异常，与若干中线皮层及边缘系统结构的活动有关。</w:t>
+      </w:r>
+      <w:r>
+        <w:t xml:space="preserve">把它进一步解释为“与自我有关的高层先验精度过高”，属于框架内部的理论重述。</w:t>
+      </w:r>
+    </w:p>
+    <w:p>
+      <w:pPr>
+        <w:pStyle w:val="BodyTextCN"/>
+      </w:pPr>
+      <w:r>
+        <w:t xml:space="preserve">高级冥想研究是近年进展较快的一条线，也最容易把不同的东西混在一起。</w:t>
+      </w:r>
+      <w:r>
+        <w:rPr>
+          <w:b/>
+          <w:bCs/>
+        </w:rPr>
+        <w:t xml:space="preserve">讨论时应当区分专注吸收状态、洞见过程、最低限度内容的体验、非二元体验、短暂中断和延长性中断</w:t>
+      </w:r>
+      <w:r>
+        <w:t xml:space="preserve">；传统名称、参与者的自述与研究者的操作分类之间如何对应，需要逐项说明。不同冥想形式的神经相关物差异很大，不宜合并讨论（Fox et al., 2016）。就本文核对到的文献而言，Chowdhury 等（2025）对一位资深修行者的禅那（jhāna）状态作了 7T 功能磁共振与脑电的多模态密集采样，Yang 等（2025a）以 7T 全脑成像考察一位修行者在洞见各阶段中与自我有关的变化，两者都是个案研究；另一项关于“延长性中断”（extended cessation）的 7T 预印本（Yang et al., 2025b）对 3 名参与者作密集采样，作者把上座部的灭尽定（nirodha samāpatti）视为这类状态的一种典型形式，研究对象的范围因此比传统的灭尽定更宽。</w:t>
+      </w:r>
+      <w:r>
+        <w:rPr>
+          <w:b/>
+          <w:bCs/>
+        </w:rPr>
+        <w:t xml:space="preserve">密集扫描可以提高对一个人内部状态估计的精细程度，但不能把人数从一个变成几十或几百。</w:t>
+      </w:r>
+      <w:r>
+        <w:t xml:space="preserve">扫描次数、状态段数、观测体积数与参与人数应当分别报告；同一位修行者的数据衍生出的多篇分析，也不构成多个独立样本的重复。</w:t>
+      </w:r>
+    </w:p>
+    <w:p>
+      <w:pPr>
+        <w:pStyle w:val="BodyTextCN"/>
+      </w:pPr>
+      <w:r>
+        <w:t xml:space="preserve">理论方面，Laukkonen 与 Slagter（2021）用预测性加工解释解构式冥想，Laukkonen、Friston 与 Chandaria（2025）提出了基于主动推理的意识理论，Tal 等（2026）的综述把计算现象学、主动推理与高级冥想状态联系起来。</w:t>
+      </w:r>
+      <w:r>
+        <w:rPr>
+          <w:b/>
+          <w:bCs/>
+        </w:rPr>
+        <w:t xml:space="preserve">这是一条重要的理论尝试，但它的操作定义、模型识别与外推范围都还没有解决。</w:t>
+      </w:r>
+      <w:r>
+        <w:t xml:space="preserve">本文不对整条研究线给出总体的证据评级。</w:t>
+      </w:r>
+    </w:p>
+    <w:p>
+      <w:pPr>
+        <w:pStyle w:val="Heading2"/>
+      </w:pPr>
+      <w:bookmarkStart w:id="114" w:name="_Toc000114"/>
+      <w:r>
+        <w:t xml:space="preserve">（三）功能、反例与风险</w:t>
+      </w:r>
+      <w:bookmarkEnd w:id="114"/>
+    </w:p>
+    <w:p>
+      <w:pPr>
+        <w:pStyle w:val="BodyTextCN"/>
+      </w:pPr>
+      <w:r>
+        <w:t xml:space="preserve">关于下游功能，常见的说法是“无我的体验不会损害日常能力”。这个保证目前没有证据支持。</w:t>
+      </w:r>
+      <w:r>
+        <w:rPr>
+          <w:b/>
+          <w:bCs/>
+        </w:rPr>
+        <w:t xml:space="preserve">自我关系或主观体验的变化，在概念上并不要求日常功能消失；某项具体能力是否得以保持，只能通过对该能力的适当测量来确认。</w:t>
+      </w:r>
+      <w:r>
+        <w:t xml:space="preserve">现有的成像与体验研究没有测量外科、驾驶、诊断等技能，也没有进行预先设定界值的非劣效检验。没有报告损伤，不等于证实了功能完好。较稳妥的做法是把它写成一条规范性要求：</w:t>
+      </w:r>
+      <w:r>
+        <w:rPr>
+          <w:b/>
+          <w:bCs/>
+        </w:rPr>
+        <w:t xml:space="preserve">任何干预都应同时评估功能；未经测量的任务，结论保持未知。</w:t>
+      </w:r>
+    </w:p>
+    <w:p>
+      <w:pPr>
+        <w:pStyle w:val="BodyTextCN"/>
+      </w:pPr>
+      <w:r>
+        <w:t xml:space="preserve">还有一条来自反例的硬边界。把“自我模型被看作模型”当成单向的好消息，会立刻遇到人格解体—现实解体障碍。这类患者报告的现象，在描述层面与前面那套语言相当接近：自我不再被当作直接给予的实在，能动感与身体所有感变得疏离。但按照诊断标准，这类症状伴随具有临床意义的痛苦或功能损害，而现实检验能力保持完好（American Psychiatric Association, 2013）。</w:t>
+      </w:r>
+      <w:r>
+        <w:rPr>
+          <w:b/>
+          <w:bCs/>
+        </w:rPr>
+        <w:t xml:space="preserve">建模方向上的分歧更值得注意</w:t>
+      </w:r>
+      <w:r>
+        <w:t xml:space="preserve">：Seth、Suzuki 与 Critchley（2012）把临在感与内感受预测误差被自上而下的预测成功压制联系起来，人格解体对应这种压制的失败；Ciaunica 等（2022）则认为，关键在于躯体感觉衰减的失败与精度加权的异常：本应在背景中被“透明地”处理的自身信号没有得到衰减，注意过度指向自身。本文没有穷尽相关模型，但这两项已足以支持一个逻辑结论：</w:t>
+      </w:r>
+      <w:r>
+        <w:rPr>
+          <w:b/>
+          <w:bCs/>
+        </w:rPr>
+        <w:t xml:space="preserve">同一种体验报告，可以与不同层级、不同机制的精度异常相容；从透明性到精度的映射不是一一对应的。</w:t>
+      </w:r>
+      <w:r>
+        <w:t xml:space="preserve">临床诊断、建模方案与修行报告应当各自呈现，病理状态不能直接等同于“识破了自我模型”。</w:t>
+      </w:r>
+    </w:p>
+    <w:p>
+      <w:pPr>
+        <w:pStyle w:val="BodyTextCN"/>
+      </w:pPr>
+      <w:r>
+        <w:t xml:space="preserve">风险这一面也要写清，并且要把分母写对。Lindahl 等（2017）用混合方法记录西方佛教修行者的困难体验，其样本是有目的地寻找有相关经历的人，因而能描绘这类现象的种类与背景，</w:t>
+      </w:r>
+      <w:r>
+        <w:rPr>
+          <w:b/>
+          <w:bCs/>
+        </w:rPr>
+        <w:t xml:space="preserve">但不能给出一般修行人群中的发生率。</w:t>
+      </w:r>
+      <w:r>
+        <w:t xml:space="preserve">Farias 等（2020）的系统综述纳入 83 项研究、6703 名参与者，其中 55 项研究报告了至少一种不良事件；合并的不良事件比例约为 8.3%（95% 置信区间 5%—12%），实验研究约为 3.7%，观察性研究约为 33.2%。</w:t>
+      </w:r>
+      <w:r>
+        <w:rPr>
+          <w:b/>
+          <w:bCs/>
+        </w:rPr>
+        <w:t xml:space="preserve">这是对定义、设计与暴露都不一致的研究所作的合并估计，研究类型之间的差距本身就说明了这一点；它不能直接当作某个人参加某种练习的风险。</w:t>
+      </w:r>
+      <w:r>
+        <w:t xml:space="preserve">修行传统自己也记录过相近的现象。《清净道论》第二十一品列出的观智次第中，坏灭随观智（bhaṅgānupassanā-ñāṇa）之后，依次是怖畏现起智（bhayatupaṭṭhāna-ñāṇa）、过患随观智（ādīnavānupassanā-ñāṇa）与厌离随观智（nibbidānupassanā-ñāṇa），分别指诸行显现为可怖、见其过患、对其生起厌离。当代一些修行者与研究者把这一段与修行中的困难体验相联系。这种对应是后人的解释，经文本身并未描述功能损害。</w:t>
+      </w:r>
+    </w:p>
+    <w:p>
+      <w:pPr>
+        <w:pStyle w:val="BodyTextCN"/>
+      </w:pPr>
+      <w:r>
+        <w:t xml:space="preserve">由此得出的结论有明确的强度限制。</w:t>
+      </w:r>
+      <w:r>
+        <w:rPr>
+          <w:b/>
+          <w:bCs/>
+        </w:rPr>
+        <w:t xml:space="preserve">“有些自我关系上的松动会带来痛苦与功能损伤”成立；“任何松动必然有害”不成立；“所有不良结果都说明修行失败”也不成立</w:t>
+      </w:r>
+      <w:r>
+        <w:t xml:space="preserve">，因为最后一句用结局来定义原因，判断就失去了可检验性。需要分开的，是自我模型的松动本身，与这种松动是否处在可控的范围、是否得到整合。前者可以由药物、创伤、疾病和缺乏指导的练习引起；后者才是各传统的训练体系试图处理的对象。第十二节把这个区分转为可以操作的监测与停止条件。</w:t>
+      </w:r>
+    </w:p>
+    <w:p>
+      <w:pPr>
+        <w:pStyle w:val="Heading1"/>
+      </w:pPr>
+      <w:bookmarkStart w:id="115" w:name="_Toc000115"/>
+      <w:r>
+        <w:t xml:space="preserve">六、预测性加工：形式化条件与解释限制</w:t>
+      </w:r>
+      <w:bookmarkEnd w:id="115"/>
+    </w:p>
+    <w:p>
+      <w:pPr>
+        <w:pStyle w:val="BodyTextCN"/>
+      </w:pPr>
+      <w:r>
+        <w:t xml:space="preserve">前面三节分别处理了三个维度。接下来的问题是：能否把它们放进同一套建模语言？先分清几个常被混用的名称，它们处在不同的抽象层级。</w:t>
+      </w:r>
+    </w:p>
+    <w:p>
+      <w:pPr>
+        <w:pStyle w:val="BodyTextCN"/>
+      </w:pPr>
+      <w:r>
+        <w:rPr>
+          <w:b/>
+          <w:bCs/>
+        </w:rPr>
+        <w:t xml:space="preserve">预测性加工（PP）是最宽泛的框架</w:t>
+      </w:r>
+      <w:r>
+        <w:t xml:space="preserve">：大脑借助分层的生成模型主动预测输入，并用预测误差更新模型。</w:t>
+      </w:r>
+      <w:r>
+        <w:rPr>
+          <w:b/>
+          <w:bCs/>
+        </w:rPr>
+        <w:t xml:space="preserve">预测编码（predictive coding）是它在神经层面的一个具体候选机制</w:t>
+      </w:r>
+      <w:r>
+        <w:t xml:space="preserve">：皮层的反馈连接传递预测，前馈连接传递误差，特定的神经元编码误差本身。这是可以经验检验的神经科学假说。Hodson、Mehta 与 Smith（2024）的综述认为，现有证据对预测编码只提供适度的支持，部分正面结果也可以由前馈的、基于特征检测的模型解释。</w:t>
+      </w:r>
+      <w:r>
+        <w:rPr>
+          <w:b/>
+          <w:bCs/>
+        </w:rPr>
+        <w:t xml:space="preserve">主动推理在 PP 之外加入了行动与策略评价</w:t>
+      </w:r>
+      <w:r>
+        <w:t xml:space="preserve">：选择行动时，既考虑对未来结果的偏好，也考虑能减少多少不确定性，因此主动探索会暂时增加感官输入的变化；把它理解为“把输入修正到已知的预期”并不完整。</w:t>
+      </w:r>
+      <w:r>
+        <w:rPr>
+          <w:b/>
+          <w:bCs/>
+        </w:rPr>
+        <w:t xml:space="preserve">自由能原理（free energy principle，FEP）是最高层的形式原则</w:t>
+      </w:r>
+      <w:r>
+        <w:t xml:space="preserve">：任何能维持自身存在的自组织系统，都可以被描述为在最小化变分自由能。这四者之间的关系比简单的包含更复杂：PP 可以独立于 FEP 成立；FEP 的支持者主张 PP 与主动推理都可以由它推导出来，这种推导关系本身仍有争议。</w:t>
+      </w:r>
+    </w:p>
+    <w:p>
+      <w:pPr>
+        <w:pStyle w:val="BodyTextCN"/>
+      </w:pPr>
+      <w:r>
+        <w:t xml:space="preserve">这套语言的几位主要贡献者处理的问题各不相同，简要交代有助于判断每种说法的来源。Rao 与 Ballard（1999）在视觉皮层上给出了预测编码的早期模型；Friston 自 2005 年前后起，把这一框架推向自由能原理（Friston, 2010）；Clark（2013，2016）在哲学层面作了系统阐释，并把它与具身认知相结合；Hohwy（2013）给出了一种与 Clark 的延展式读法相对的内在主义读法；Seth（2021）把这一框架用于意识研究与自我感的现象学。</w:t>
+      </w:r>
+      <w:r>
+        <w:rPr>
+          <w:b/>
+          <w:bCs/>
+        </w:rPr>
+        <w:t xml:space="preserve">这些作者在解释目标与承诺强度上差别很大，引用其中一位的表述，不能自动获得其他人的支持。</w:t>
+      </w:r>
+    </w:p>
+    <w:p>
+      <w:pPr>
+        <w:pStyle w:val="BodyTextCN"/>
+      </w:pPr>
+      <w:r>
+        <w:t xml:space="preserve">把三个维度放进同一个坐标系，需要满足一些最低条件，否则“放进去”只是换了一套词汇。</w:t>
+      </w:r>
+      <w:r>
+        <w:rPr>
+          <w:b/>
+          <w:bCs/>
+        </w:rPr>
+        <w:t xml:space="preserve">至少要说明：变量是什么，可观察量是什么，参数如何估计，哪些关系受到约束，哪些结果会排除某个映射。</w:t>
+      </w:r>
+      <w:r>
+        <w:t xml:space="preserve">本文在能够满足这些条件的地方使用形式语言，在不能满足的地方只用普通描述，并明确标出。</w:t>
+      </w:r>
+    </w:p>
+    <w:p>
+      <w:pPr>
+        <w:pStyle w:val="BodyTextCN"/>
+      </w:pPr>
+      <w:r>
+        <w:t xml:space="preserve">先看能说到什么程度。领域能力可以被描述为经过训练而更精细的生成模型，这一描述在感觉运动与视觉皮层的层面有一定的实证基础。这里要防止一个术语上的滑动：领域能力结构包括抽象的概念知识，它与神经计算意义上的“低层级”不是一回事。Klein 的模式识别、Dreyfus 兄弟的情境性应对与 Polanyi 的默会背景可以并列比较，但它们各自的理论内容不能被生成模型的重述所替代。</w:t>
+      </w:r>
+      <w:r>
+        <w:rPr>
+          <w:b/>
+          <w:bCs/>
+        </w:rPr>
+        <w:t xml:space="preserve">尤其不能把 Polanyi 的默会知识直接等同于现象上的透明性。</w:t>
+      </w:r>
+      <w:r>
+        <w:t xml:space="preserve">前者讨论能力、理解与知识之间的依赖，后者讨论经验能否被主体觉察；两者可能有关联，但应保留各自的术语。</w:t>
+      </w:r>
+    </w:p>
+    <w:p>
+      <w:pPr>
+        <w:pStyle w:val="BodyTextCN"/>
+      </w:pPr>
+      <w:r>
+        <w:t xml:space="preserve">执行控制配置可以被描述为不同层级之间精度权重的实时分配。</w:t>
+      </w:r>
+      <w:r>
+        <w:rPr>
+          <w:b/>
+          <w:bCs/>
+        </w:rPr>
+        <w:t xml:space="preserve">这是一个候选解释。</w:t>
+      </w:r>
+      <w:r>
+        <w:t xml:space="preserve">静眼训练之后注视更稳定、焦虑下降、成绩改变，这些观察本身没有给出任何层级精度的数值；前额叶活动减少与显性监督减少之间的关系，还需要任务设计与对照的支持，而同一脑区也可能承担目标维持、异常监测、行动选择等多种功能。把这类训练直接称为“精度分配训练”，等于把一个待检验的机制写进了名称。</w:t>
+      </w:r>
+    </w:p>
+    <w:p>
+      <w:pPr>
+        <w:pStyle w:val="BodyTextCN"/>
+      </w:pPr>
+      <w:r>
+        <w:t xml:space="preserve">自我关系配置可以被描述为一组高层、长时程、跨情境的先验及其精度。</w:t>
+      </w:r>
+      <w:r>
+        <w:rPr>
+          <w:b/>
+          <w:bCs/>
+        </w:rPr>
+        <w:t xml:space="preserve">这是三者中支持最弱的一个映射。</w:t>
+      </w:r>
+      <w:r>
+        <w:t xml:space="preserve">理由第五节已经说明：自我是复合的，从透明性到精度的映射不是一一对应的，现有研究也没有直接估计过这类参数。本文保留这个描述作为组织材料的方式，每次使用都保留它的假说身份。</w:t>
+      </w:r>
+    </w:p>
+    <w:p>
+      <w:pPr>
+        <w:pStyle w:val="BodyTextCN"/>
+      </w:pPr>
+      <w:r>
+        <w:t xml:space="preserve">把庖丁的叙事放进这个框架时，要连同第三节补出的那一段一起处理。</w:t>
+      </w:r>
+      <w:r>
+        <w:rPr>
+          <w:b/>
+          <w:bCs/>
+        </w:rPr>
+        <w:t xml:space="preserve">常规运行时的顺畅，与困难处的警惕、专注和放慢，是同一段文本给出的两种控制配置。</w:t>
+      </w:r>
+      <w:r>
+        <w:t xml:space="preserve">只取前者、略去后者的现代转述，会得到一个“无须看、无须纠错”的图景，文本本身并不支持这个图景。至于庖丁是否达到了某种特定的自我状态，文本没有提供判断的依据；收刀时的“踌躇满志”反而提示存在明确的自我评价。这里能作的只是一种有限的读法：</w:t>
+      </w:r>
+      <w:r>
+        <w:rPr>
+          <w:b/>
+          <w:bCs/>
+        </w:rPr>
+        <w:t xml:space="preserve">这段叙事与当代的控制模型之间有可以比较的局部结构，但它不能证明任何机制。</w:t>
+      </w:r>
+    </w:p>
+    <w:p>
+      <w:pPr>
+        <w:pStyle w:val="BodyTextCN"/>
+      </w:pPr>
+      <w:r>
+        <w:t xml:space="preserve">关于 PP 与 FEP 的争论，需要区分三个层次。</w:t>
+      </w:r>
+      <w:r>
+        <w:rPr>
+          <w:b/>
+          <w:bCs/>
+        </w:rPr>
+        <w:t xml:space="preserve">一个高层的形式原理不能被某个单独的实验否定，这并不表示由它发展出的具体模型都不可检验；某个具体模型与数据不符，也不自动否定整个原理。</w:t>
+      </w:r>
+      <w:r>
+        <w:t xml:space="preserve">Litwin 与 Miłkowski（2020）认为，把 PP 当作统一理论为时过早：它没有给出一般、简单、同质而系统的解释，与自身的计算框架和假定的生物学基础只有松散的联系，基于 PP 的具体模型中还存在系统性的含糊，甚至与它声称的原则相矛盾；在这个意义上，它的统一是“靠规定达成的”。FEP 的提出者（包括 Friston 本人）则常把自由能原理类比为分析力学中的最小作用量原理：它被看作一条数学原理，本身不接受具体实验的证伪，但对可能的理论施加形式约束。这个立场在逻辑上自洽，代价是承认 FEP 在严格意义上不是一个经验科学假说；某个具体系统能否用它来描述，仍然是经验问题。</w:t>
+      </w:r>
+    </w:p>
+    <w:p>
+      <w:pPr>
+        <w:pStyle w:val="BodyTextCN"/>
+      </w:pPr>
+      <w:r>
+        <w:t xml:space="preserve">为免形式语言被过度解读，这里写明一个恒等式。对近似后验 </w:t>
       </w:r>
       <w:r>
         <w:rPr>
@@ -4748,27 +4748,27 @@
         <w:t xml:space="preserve">q</w:t>
       </w:r>
       <w:r>
-        <w:t xml:space="preserve"> 与真实后验之间的 KL 散度减去证据的对数，即 </w:t>
+        <w:t xml:space="preserve">，变分自由能等于 </w:t>
       </w:r>
       <w:r>
         <w:rPr>
           <w:i/>
           <w:iCs/>
         </w:rPr>
-        <w:t xml:space="preserve">F</w:t>
-      </w:r>
-      <w:r>
-        <w:t xml:space="preserve">[</w:t>
+        <w:t xml:space="preserve">q</w:t>
+      </w:r>
+      <w:r>
+        <w:t xml:space="preserve"> 与真实后验之间的 KL 散度减去证据的对数，即 </w:t>
       </w:r>
       <w:r>
         <w:rPr>
           <w:i/>
           <w:iCs/>
         </w:rPr>
-        <w:t xml:space="preserve">q</w:t>
-      </w:r>
-      <w:r>
-        <w:t xml:space="preserve">] = KL[</w:t>
+        <w:t xml:space="preserve">F</w:t>
+      </w:r>
+      <w:r>
+        <w:t xml:space="preserve">[</w:t>
       </w:r>
       <w:r>
         <w:rPr>
@@ -4778,607 +4778,617 @@
         <w:t xml:space="preserve">q</w:t>
       </w:r>
       <w:r>
-        <w:t xml:space="preserve">(</w:t>
+        <w:t xml:space="preserve">] = KL[</w:t>
       </w:r>
       <w:r>
         <w:rPr>
           <w:i/>
           <w:iCs/>
         </w:rPr>
-        <w:t xml:space="preserve">s</w:t>
-      </w:r>
-      <w:r>
-        <w:t xml:space="preserve">) ‖ </w:t>
+        <w:t xml:space="preserve">q</w:t>
+      </w:r>
+      <w:r>
+        <w:t xml:space="preserve">(</w:t>
       </w:r>
       <w:r>
         <w:rPr>
           <w:i/>
           <w:iCs/>
         </w:rPr>
-        <w:t xml:space="preserve">p</w:t>
-      </w:r>
-      <w:r>
-        <w:t xml:space="preserve">(</w:t>
+        <w:t xml:space="preserve">s</w:t>
+      </w:r>
+      <w:r>
+        <w:t xml:space="preserve">) ‖ </w:t>
       </w:r>
       <w:r>
         <w:rPr>
           <w:i/>
           <w:iCs/>
         </w:rPr>
-        <w:t xml:space="preserve">s</w:t>
-      </w:r>
-      <w:r>
-        <w:t xml:space="preserve"> | </w:t>
+        <w:t xml:space="preserve">p</w:t>
+      </w:r>
+      <w:r>
+        <w:t xml:space="preserve">(</w:t>
       </w:r>
       <w:r>
         <w:rPr>
           <w:i/>
           <w:iCs/>
         </w:rPr>
-        <w:t xml:space="preserve">o</w:t>
-      </w:r>
-      <w:r>
-        <w:t xml:space="preserve">)] − ln </w:t>
+        <w:t xml:space="preserve">s</w:t>
+      </w:r>
+      <w:r>
+        <w:t xml:space="preserve"> | </w:t>
       </w:r>
       <w:r>
         <w:rPr>
           <w:i/>
           <w:iCs/>
         </w:rPr>
-        <w:t xml:space="preserve">p</w:t>
-      </w:r>
-      <w:r>
-        <w:t xml:space="preserve">(</w:t>
+        <w:t xml:space="preserve">o</w:t>
+      </w:r>
+      <w:r>
+        <w:t xml:space="preserve">)] − ln </w:t>
       </w:r>
       <w:r>
         <w:rPr>
           <w:i/>
           <w:iCs/>
         </w:rPr>
-        <w:t xml:space="preserve">o</w:t>
-      </w:r>
-      <w:r>
-        <w:t xml:space="preserve">)。由于 KL 散度不小于零，在给定生成模型时，</w:t>
+        <w:t xml:space="preserve">p</w:t>
+      </w:r>
+      <w:r>
+        <w:t xml:space="preserve">(</w:t>
       </w:r>
       <w:r>
         <w:rPr>
           <w:i/>
           <w:iCs/>
         </w:rPr>
-        <w:t xml:space="preserve">F</w:t>
-      </w:r>
-      <w:r>
-        <w:t xml:space="preserve"> 是惊异量 −ln </w:t>
+        <w:t xml:space="preserve">o</w:t>
+      </w:r>
+      <w:r>
+        <w:t xml:space="preserve">)。由于 KL 散度不小于零，在给定生成模型时，</w:t>
       </w:r>
       <w:r>
         <w:rPr>
           <w:i/>
           <w:iCs/>
         </w:rPr>
-        <w:t xml:space="preserve">p</w:t>
-      </w:r>
-      <w:r>
-        <w:t xml:space="preserve">(</w:t>
+        <w:t xml:space="preserve">F</w:t>
+      </w:r>
+      <w:r>
+        <w:t xml:space="preserve"> 是惊异量 −ln </w:t>
       </w:r>
       <w:r>
         <w:rPr>
           <w:i/>
           <w:iCs/>
         </w:rPr>
-        <w:t xml:space="preserve">o</w:t>
-      </w:r>
-      <w:r>
-        <w:t xml:space="preserve">) 的上界。</w:t>
-      </w:r>
-      <w:r>
-        <w:rPr>
-          <w:b/>
-          <w:bCs/>
-        </w:rPr>
-        <w:t xml:space="preserve">这个式子里没有任何关于心理动机、执著或道德目标的内容。</w:t>
-      </w:r>
-      <w:r>
-        <w:t xml:space="preserve">把它直接翻译成“一个我在努力维持自己”，是给公式追加了它没有承诺的心理内容。规范性模型中写有被优化的量，也不意味着被建模的系统在意识中追求优化：心跳的调节、熟练的动作、有明确目标的教学、放下成败焦虑的行动，适合用不同层面的目的来描述。</w:t>
-      </w:r>
-    </w:p>
-    <w:p>
-      <w:pPr>
-        <w:pStyle w:val="BodyTextCN"/>
-      </w:pPr>
-      <w:r>
-        <w:t xml:space="preserve">最后说明本文对这套语言的依赖程度。这种依赖分成几个分支，没有一条从头贯穿到尾的链条。</w:t>
-      </w:r>
-      <w:r>
-        <w:rPr>
-          <w:b/>
-          <w:bCs/>
-        </w:rPr>
-        <w:t xml:space="preserve">第一，把能力形成、执行控制与自我关系当作三个需要分别处理的问题，这一条不依赖任何形式化语言。它由第三至第五节各自的材料支持。第二，分层预测模型可以作为描述感知与行动耦合的建模语言，这一条有一定的实证基础，但各项证据的强度不一。第三，精度权重可以解释一部分注意分配与误差加权的现象，这一条在层级学习模型中可以估计和检验。第四，与自我有关的高层加工可以部分地建模为高层先验，其影响可以被调节，这一条最弱，停留在工作假说阶段。</w:t>
-      </w:r>
-      <w:r>
-        <w:t xml:space="preserve">四条的支持程度不同：最后一条失败，不会取消第一条；第一条成立，也不能自动证明最后一条。跨维度的共同控制机制、固定的发展顺序和最高的整合状态，是在这四条之上另加的主张，需要各自提供前提。</w:t>
-      </w:r>
-    </w:p>
-    <w:p>
-      <w:pPr>
-        <w:pStyle w:val="Heading1"/>
-      </w:pPr>
-      <w:bookmarkStart w:id="116" w:name="_Toc000116"/>
-      <w:r>
-        <w:t xml:space="preserve">七、道家文本的比较单位与解释边界</w:t>
-      </w:r>
-      <w:bookmarkEnd w:id="116"/>
-    </w:p>
-    <w:p>
-      <w:pPr>
-        <w:pStyle w:val="BodyTextCN"/>
-      </w:pPr>
-      <w:r>
-        <w:t xml:space="preserve">前面几节都假设，禅宗、佛教与道家的相关论述可以放进同一个比较框架。这个假设在某些比较面上可用，在另一些比较面上会造成范畴错误，道家这一侧的问题尤其明显。要处理清楚，先要把“道”在不同用法中所承担的内容分开。</w:t>
-      </w:r>
-    </w:p>
-    <w:p>
-      <w:pPr>
-        <w:pStyle w:val="Heading2"/>
-      </w:pPr>
-      <w:bookmarkStart w:id="117" w:name="_Toc000117"/>
-      <w:r>
-        <w:t xml:space="preserve">（一）三个比较面</w:t>
-      </w:r>
-      <w:bookmarkEnd w:id="117"/>
-    </w:p>
-    <w:p>
-      <w:pPr>
-        <w:pStyle w:val="BodyTextCN"/>
-      </w:pPr>
-      <w:r>
-        <w:rPr>
-          <w:b/>
-          <w:bCs/>
-        </w:rPr>
-        <w:t xml:space="preserve">下面的三分法是本文为比较而作的分析选择。</w:t>
-      </w:r>
-      <w:r>
-        <w:t xml:space="preserve">它不是中国哲学已经接受的语义分类，不同的文本与注释传统也未必按这三格来组织概念。同一段原文可能同时包含多重含义，现代分类不能反过来决定古典概念的边界。</w:t>
-      </w:r>
-    </w:p>
-    <w:p>
-      <w:pPr>
-        <w:pStyle w:val="BodyTextCN"/>
-      </w:pPr>
-      <w:r>
-        <w:rPr>
-          <w:b/>
-          <w:bCs/>
-        </w:rPr>
-        <w:t xml:space="preserve">第一个比较面是“操作之道”</w:t>
-      </w:r>
-      <w:r>
-        <w:t xml:space="preserve">，即《养生主》中庖丁所说“臣之所好者道也，进乎技矣”的那个道。这个意义上的道，指高水平的具身技艺所达到的、行动与情境相适配的状态。这一面与当代的控制模型之间可以比较的结构较多：庖丁所说的“依乎天理”“因其固然”“以无厚入有间”“恢恢乎其于游刃必有余地矣”，在现代语言里可以读作对结构的准确把握、沿阻力较小的路径展开、动作与间隙的匹配，以及较低的资源消耗。这里有两点需要注意。其一，这只是现代的重述，两者之间并不等同；文本没有提供对精确程度、误差水平或能量消耗的测量，这些词在此只有比喻意义。其二，“进乎技矣”是原文，“由技进道”是后人的概括，引号内应保留原文。</w:t>
-      </w:r>
-    </w:p>
-    <w:p>
-      <w:pPr>
-        <w:pStyle w:val="BodyTextCN"/>
-      </w:pPr>
-      <w:r>
-        <w:rPr>
-          <w:b/>
-          <w:bCs/>
-        </w:rPr>
-        <w:t xml:space="preserve">第二个比较面是“实在之道”</w:t>
-      </w:r>
-      <w:r>
-        <w:t xml:space="preserve">，即《老子》第四十二章“道生一，一生二，二生三，三生万物”中作为宇宙生成原理的道。这一面是形而上学命题。预测性加工是关于大脑、行动与环境耦合的认知科学框架，对这一层没有断言的能力。</w:t>
-      </w:r>
-      <w:r>
-        <w:rPr>
-          <w:b/>
-          <w:bCs/>
-        </w:rPr>
-        <w:t xml:space="preserve">这里要分开三个判断：预测性加工不能直接推导出古典的本体论；现有证据不足以支持两者之间任何具体的对应；这类命题在原则上完全不可研究。</w:t>
-      </w:r>
-      <w:r>
-        <w:t xml:space="preserve">本文主张前两个判断。第三个判断强得多，本文不作断言。</w:t>
-      </w:r>
-    </w:p>
-    <w:p>
-      <w:pPr>
-        <w:pStyle w:val="BodyTextCN"/>
-      </w:pPr>
-      <w:r>
-        <w:rPr>
-          <w:b/>
-          <w:bCs/>
-        </w:rPr>
-        <w:t xml:space="preserve">第三个比较面是“体认之道”</w:t>
-      </w:r>
-      <w:r>
-        <w:t xml:space="preserve">，即“闻道”“得道”中的道，指一种特殊的存在体验与生活方式。这一面与现代研究之间有若干候选的机制对应：与自我有关的加工发生变化，网络活动的模式改变，高层生成模型重新组织。它们仍属解释性的建模，尚未形成稳定的对应。这种体验所包含的生存论分量，即它对一个人如何生活、如何面对生死的整体影响，至少不在当前机制理论的描述范围之内。</w:t>
-      </w:r>
-      <w:r>
-        <w:rPr>
-          <w:b/>
-          <w:bCs/>
-        </w:rPr>
-        <w:t xml:space="preserve">机制解释与意义解释可以相互约束，但不能相互替代</w:t>
-      </w:r>
-      <w:r>
-        <w:t xml:space="preserve">：完整地描述一段音乐的声学物理，并不等于描述了听这段音乐对一个人意味着什么。由意义的深度，也推不出神经层级的高低，两者是不同的尺度。</w:t>
-      </w:r>
-    </w:p>
-    <w:p>
-      <w:pPr>
-        <w:pStyle w:val="Heading2"/>
-      </w:pPr>
-      <w:bookmarkStart w:id="118" w:name="_Toc000118"/>
-      <w:r>
-        <w:t xml:space="preserve">（二）目的结构与“无为”</w:t>
-      </w:r>
-      <w:bookmarkEnd w:id="118"/>
-    </w:p>
-    <w:p>
-      <w:pPr>
-        <w:pStyle w:val="BodyTextCN"/>
-      </w:pPr>
-      <w:r>
-        <w:t xml:space="preserve">更细的问题出现在第一个比较面与主动推理之间，它涉及目的结构。</w:t>
-      </w:r>
-      <w:r>
-        <w:rPr>
-          <w:b/>
-          <w:bCs/>
-        </w:rPr>
-        <w:t xml:space="preserve">主动推理的形式语言带有方向性的结构</w:t>
-      </w:r>
-      <w:r>
-        <w:t xml:space="preserve">：偏好、预期状态、误差最小化、稳态维持。这里的“目标”通常不指有意识的主观目的。它更接近系统的约束或偏好结构。而《庄子》的一部分论述，强烈地削弱人为的目的。引文的归属需要写对：</w:t>
-      </w:r>
-      <w:r>
-        <w:rPr>
-          <w:b/>
-          <w:bCs/>
-        </w:rPr>
-        <w:t xml:space="preserve">“天地不仁，以万物为刍狗”出自《老子》第五章；“无为而无不为”见于通行本《老子》第三十七章与第四十八章；“至人无己，神人无功，圣人无名”出自《庄子·逍遥游》。</w:t>
-      </w:r>
-      <w:r>
-        <w:t xml:space="preserve">它们分属不同的文本与语境，可以作道家内部的比较，但不能连成一段关于庄子的统一主张。</w:t>
-      </w:r>
-    </w:p>
-    <w:p>
-      <w:pPr>
-        <w:pStyle w:val="BodyTextCN"/>
-      </w:pPr>
-      <w:r>
-        <w:t xml:space="preserve">由此可以提出一个有限的读法：</w:t>
-      </w:r>
-      <w:r>
-        <w:rPr>
-          <w:b/>
-          <w:bCs/>
-        </w:rPr>
-        <w:t xml:space="preserve">《庄子》的某些叙事批评僵硬的人为分别与强制性的作为，同时描写对具体情势的顺应。</w:t>
-      </w:r>
-      <w:r>
-        <w:t xml:space="preserve">庖丁的叙事里有解牛的任务、保护刀刃的考虑、养生的主题，也有面对困难时的谨慎，因此把它读成“完全没有目标”，不符合文本。一个人可以有任务目标，同时不被急迫的自我评价所控制，这两件事在逻辑上可以并存。</w:t>
-      </w:r>
-    </w:p>
-    <w:p>
-      <w:pPr>
-        <w:pStyle w:val="BodyTextCN"/>
-      </w:pPr>
-      <w:r>
-        <w:t xml:space="preserve">在形式语言这一侧，也要避免一种过度的反驳。有人用“目标函数恒为零的优化系统”来说明无为无法被形式化，这是拿一个退化的数学例子否定一整类机制解释。</w:t>
-      </w:r>
-      <w:r>
-        <w:rPr>
-          <w:b/>
-          <w:bCs/>
-        </w:rPr>
-        <w:t xml:space="preserve">较合理的做法，是用具体的参数化和可观察的结果来讨论边界</w:t>
-      </w:r>
-      <w:r>
-        <w:t xml:space="preserve">：在某个具体的模型中，偏好分布取什么形式，探索项的权重如何设置，什么样的行为数据会与这个设置不符。只有在这个层面上讨论，才谈得上表达能力的限制。</w:t>
-      </w:r>
-    </w:p>
-    <w:p>
-      <w:pPr>
-        <w:pStyle w:val="BodyTextCN"/>
-      </w:pPr>
-      <w:r>
-        <w:t xml:space="preserve">那么，这套语言与庄子的关系应当怎样表述？</w:t>
-      </w:r>
-      <w:r>
-        <w:rPr>
-          <w:b/>
-          <w:bCs/>
-        </w:rPr>
-        <w:t xml:space="preserve">可以保留的是一个兼容性判断</w:t>
-      </w:r>
-      <w:r>
-        <w:t xml:space="preserve">：主动推理描述的是系统维持自身存在时的运作机制，庄子的“无为”指向这套运作不被与自我有关的执著所主导的状态，两者在逻辑上不冲突。</w:t>
-      </w:r>
-      <w:r>
-        <w:rPr>
-          <w:b/>
-          <w:bCs/>
-        </w:rPr>
-        <w:t xml:space="preserve">这个兼容性只是一个逻辑判断。它不构成共同机制的证据。</w:t>
-      </w:r>
-      <w:r>
-        <w:t xml:space="preserve">具体的心理机制，如与自我有关的加工减少、评价性注意减少、对结果的执著减弱，都是候选项，需要各自的测量。至于“存在形式化的目标，所以某种存在方式无法被表达”，这个推论过强，本文不采用。</w:t>
-      </w:r>
-    </w:p>
-    <w:p>
-      <w:pPr>
-        <w:pStyle w:val="Heading2"/>
-      </w:pPr>
-      <w:bookmarkStart w:id="119" w:name="_Toc000119"/>
-      <w:r>
-        <w:t xml:space="preserve">（三）跨传统比较的方法规范</w:t>
-      </w:r>
-      <w:bookmarkEnd w:id="119"/>
-    </w:p>
-    <w:p>
-      <w:pPr>
-        <w:pStyle w:val="BodyTextCN"/>
-      </w:pPr>
-      <w:r>
-        <w:t xml:space="preserve">本节最后给出一条跨传统比较的方法规范，第十五节会再次用到。</w:t>
-      </w:r>
-      <w:r>
-        <w:rPr>
-          <w:b/>
-          <w:bCs/>
-        </w:rPr>
-        <w:t xml:space="preserve">每一项比较至少应写明五件事：具体的文本与版本；原语术语及所取的含义；该段文字在其传统中的论证或修行功能；现代的比较对象；无法保留的差异。</w:t>
-      </w:r>
-      <w:r>
-        <w:t xml:space="preserve">相似性只在同一个比较面上讨论，不把体验上的相似、伦理上的相似与本体论上的相似混在一起。还应主动保留不匹配的案例：一个传统可能保留明确而稳定的主体概念，同时主张减少激情与自我夸耀；另一个传统否定恒常的自我，训练安排却包含高度明确的目标。</w:t>
-      </w:r>
-      <w:r>
-        <w:rPr>
-          <w:b/>
-          <w:bCs/>
-        </w:rPr>
-        <w:t xml:space="preserve">保留这些不匹配，可以防止把所有传统整理成同一幅图景。</w:t>
-      </w:r>
-    </w:p>
-    <w:p>
-      <w:pPr>
-        <w:pStyle w:val="Heading1"/>
-      </w:pPr>
-      <w:bookmarkStart w:id="120" w:name="_Toc000120"/>
-      <w:r>
-        <w:t xml:space="preserve">八、三维之间的候选作用路径</w:t>
-      </w:r>
-      <w:bookmarkEnd w:id="120"/>
-    </w:p>
-    <w:p>
-      <w:pPr>
-        <w:pStyle w:val="BodyTextCN"/>
-      </w:pPr>
-      <w:r>
-        <w:t xml:space="preserve">前面把三个维度分开处理，是为了让各自的证据能够分别评价。现在讨论它们之间的关系。</w:t>
-      </w:r>
-      <w:r>
-        <w:rPr>
-          <w:b/>
-          <w:bCs/>
-        </w:rPr>
-        <w:t xml:space="preserve">本节是全文假说成分最重的一节，结论的强度先写在前面：三个维度可以区分，它们很可能相互影响，具体的作用方向、大小和条件需要各自的证据。</w:t>
-      </w:r>
-      <w:r>
-        <w:t xml:space="preserve">“可区分”与“相互独立”是两回事。前者只要求它们不能相互替代；后者还要求统计独立、因果独立、可以分别操纵，并且在测量上可以辨识。本文只主张前者。</w:t>
-      </w:r>
-    </w:p>
-    <w:p>
-      <w:pPr>
-        <w:pStyle w:val="Heading2"/>
-      </w:pPr>
-      <w:bookmarkStart w:id="121" w:name="_Toc000121"/>
-      <w:r>
-        <w:t xml:space="preserve">（一）自我评价、焦虑与执行</w:t>
-      </w:r>
-      <w:bookmarkEnd w:id="121"/>
-    </w:p>
-    <w:p>
-      <w:pPr>
-        <w:pStyle w:val="BodyTextCN"/>
-      </w:pPr>
-      <w:r>
-        <w:t xml:space="preserve">第四节提到的 He 等（2024）的研究，在这里需要准确使用。它报告了命中率与状态焦虑上的组别 × 时间交互作用，但后测的组间简单效应并不显著。</w:t>
-      </w:r>
-      <w:r>
-        <w:rPr>
-          <w:b/>
-          <w:bCs/>
-        </w:rPr>
-        <w:t xml:space="preserve">这一结果提示：针对执行的训练可能同时影响成绩与体验，其中的中介过程值得进一步考察。</w:t>
-      </w:r>
-    </w:p>
-    <w:p>
-      <w:pPr>
-        <w:pStyle w:val="BodyTextCN"/>
-      </w:pPr>
-      <w:r>
-        <w:t xml:space="preserve">它不能支持更强的推论。状态焦虑分数不是对自我关系配置的测量；一项干预同时影响两个指标，也不足以确定两者之间存在某个方向的因果链。</w:t>
-      </w:r>
-      <w:r>
-        <w:rPr>
-          <w:b/>
-          <w:bCs/>
-        </w:rPr>
-        <w:t xml:space="preserve">“既然执行训练能降低焦虑，那么针对自我关系的工作就能改善执行”，是一个无效的逆推。</w:t>
-      </w:r>
-      <w:r>
-        <w:t xml:space="preserve">静眼训练还可能通过提高对任务的熟悉程度、改变注意对象、获得教练的支持、增强控制感来影响这两个结果，其中任何一条都不需要假设稳定的自我先验发生了变化。要检验反方向的路径，必须直接操纵相应的过程，并与放松、期待、技能练习和社会支持等解释相比较。第十四节的设计一处理这个问题。</w:t>
-      </w:r>
-    </w:p>
-    <w:p>
-      <w:pPr>
-        <w:pStyle w:val="Heading2"/>
-      </w:pPr>
-      <w:bookmarkStart w:id="122" w:name="_Toc000122"/>
-      <w:r>
-        <w:t xml:space="preserve">（二）领域定势与自我调节：共同机制假说</w:t>
-      </w:r>
-      <w:bookmarkEnd w:id="122"/>
-    </w:p>
-    <w:p>
-      <w:pPr>
-        <w:pStyle w:val="BodyTextCN"/>
-      </w:pPr>
-      <w:r>
-        <w:t xml:space="preserve">第三节末尾留下一个张力：领域能力需要足够强，而熟悉解的优先激活，在某些条件下会妨碍人发现替代解。</w:t>
-      </w:r>
-      <w:r>
-        <w:rPr>
-          <w:b/>
-          <w:bCs/>
-        </w:rPr>
-        <w:t xml:space="preserve">这个张力在领域内部有多条可能的纠偏途径</w:t>
-      </w:r>
-      <w:r>
-        <w:t xml:space="preserve">：改变问题表征、调整搜索顺序、主动寻找反例、改进反馈设计。它们的效果可以在领域内直接测量，不应被预先排除。</w:t>
-      </w:r>
-    </w:p>
-    <w:p>
-      <w:pPr>
-        <w:pStyle w:val="BodyTextCN"/>
-      </w:pPr>
-      <w:r>
-        <w:t xml:space="preserve">此外还有一个值得提出的问题：自我关系方面的工作，能否也影响这类偏差？把两件事并排看，表面上有相似之处：熟悉解的优先激活让人忽视更好的替代方案，僵硬的自我评价让人忽视与自我形象冲突的证据。</w:t>
-      </w:r>
-      <w:r>
-        <w:rPr>
-          <w:b/>
-          <w:bCs/>
-        </w:rPr>
-        <w:t xml:space="preserve">表面的相似，不能确认它们出自同一种计算机制。</w:t>
-      </w:r>
-      <w:r>
-        <w:t xml:space="preserve">忽视反面证据这一行为结果，可以来自知识不足、任务中的利益、情绪状态、信息质量或控制过程的差异。把两者描述为“同一种精度操作作用在不同的先验上”，是给一个待检验的猜想套上了机制的措辞。</w:t>
-      </w:r>
-    </w:p>
-    <w:p>
-      <w:pPr>
-        <w:pStyle w:val="BodyTextCN"/>
-      </w:pPr>
-      <w:r>
-        <w:t xml:space="preserve">“初心”这个概念在这里值得保留，但要说清它的身份。铃木俊隆那句广为流传的话，“初学者的心中有许多可能，专家的心中只有很少”（Suzuki, 1970），常被读成对专业积累的否定。这个读法与原书的语境不符：原书讨论的是在长期修习之中怎样保持初学时的开放。</w:t>
-      </w:r>
-      <w:r>
-        <w:rPr>
-          <w:b/>
-          <w:bCs/>
-        </w:rPr>
-        <w:t xml:space="preserve">较稳妥的处理，是把初心当作一种教学性的态度提示：在容易被熟悉解牵着走的场合，主动检查是否还有结构上不同的解法。</w:t>
-      </w:r>
-      <w:r>
-        <w:t xml:space="preserve">它与某个精度参数之间目前没有唯一的对应。方向也要注意：对既有信念，需要的是准确的校准；普遍地降低置信度，会在证据充分的地方损害判断。</w:t>
-      </w:r>
-    </w:p>
-    <w:p>
-      <w:pPr>
-        <w:pStyle w:val="BodyTextCN"/>
-      </w:pPr>
-      <w:r>
-        <w:t xml:space="preserve">下面这个假说需要更大幅度的收缩。有一种设想认为，这套架构中存在一个跨维度的“精度元控制”过程：它自己不产生内容，只决定当下哪一个先验获得多大的分量；它是一项可以训练的技能，训练的场地可以是任何一个维度。Sandved-Smith 等（2021）用深层参数化主动推理，把注意建模为对感觉精度的控制，把元觉知建模为对注意精度的控制，为这种设想提供了形式化的表达。</w:t>
-      </w:r>
-      <w:r>
-        <w:rPr>
-          <w:b/>
-          <w:bCs/>
-        </w:rPr>
-        <w:t xml:space="preserve">但这项工作是计算模拟与架构构想，没有对人类被试进行测量。</w:t>
-      </w:r>
-      <w:r>
-        <w:t xml:space="preserve">模型中存在某个变量，不等于人在不同领域之间共享同一项可以训练的能力。</w:t>
-      </w:r>
-    </w:p>
-    <w:p>
-      <w:pPr>
-        <w:pStyle w:val="BodyTextCN"/>
-      </w:pPr>
-      <w:r>
-        <w:t xml:space="preserve">这个设想至少包含四个彼此独立的假设：存在可以分辨的元控制过程；它在不同领域之间共享；它能通过训练改变；训练带来的改变能在新的领域中被调用。现有的材料没有同时支持这四点。还有一个更基础的前提需要澄清：</w:t>
-      </w:r>
-      <w:r>
-        <w:rPr>
-          <w:b/>
-          <w:bCs/>
-        </w:rPr>
-        <w:t xml:space="preserve">机制类型只有精度一种，推不出精度只有一个。</w:t>
-      </w:r>
-      <w:r>
-        <w:t xml:space="preserve">分层生成模型中的每个先验都有自己的精度参数，行为由这些参数之间的相对关系决定；模型结构、似然、偏好、搜索规则与学习规则也都可以变化。在某些模型中，感觉精度、波动性估计与策略精度被分别与不同的神经调质系统联系起来。</w:t>
-      </w:r>
-      <w:r>
-        <w:rPr>
-          <w:b/>
-          <w:bCs/>
-        </w:rPr>
-        <w:t xml:space="preserve">这类对应是特定模型内部的假设。一对一的生物学定位尚未确立。</w:t>
-      </w:r>
-      <w:r>
-        <w:t xml:space="preserve">本文不据此建立固定的对照表。</w:t>
-      </w:r>
-    </w:p>
-    <w:p>
-      <w:pPr>
-        <w:pStyle w:val="BodyTextCN"/>
-      </w:pPr>
-      <w:r>
-        <w:t xml:space="preserve">关于迁移的推论也需要相应调整。一种常见的推理是：如果控制者只有一个并且可以训练，迁移就必然出现；如果控制者是若干个领域特异的模块，迁移就不应出现。</w:t>
-      </w:r>
-      <w:r>
-        <w:rPr>
-          <w:b/>
-          <w:bCs/>
-        </w:rPr>
-        <w:t xml:space="preserve">这个二分的两端都过强。</w:t>
-      </w:r>
-      <w:r>
-        <w:t xml:space="preserve">即使共同的过程存在，迁移仍可能被任务接口、背景知识、训练剂量、测量噪声、情境线索、天花板效应或相反的最佳设置所掩盖；反过来，即使两个领域没有单一的控制者，迁移也可能通过共同的注意训练、策略性的语言、动机或环境的变化而发生。</w:t>
-      </w:r>
-      <w:r>
-        <w:rPr>
-          <w:b/>
-          <w:bCs/>
-        </w:rPr>
-        <w:t xml:space="preserve">较可检验的版本是：在成功改变了预先界定的元控制过程、并确认新任务能够调用这一过程的条件下，干预可能产生可以量化且具有选择性的迁移。</w:t>
-      </w:r>
-      <w:r>
-        <w:t xml:space="preserve">它的解释优势需要与一般注意、唤醒、期待和领域特定策略等模型相比较。</w:t>
-      </w:r>
-    </w:p>
-    <w:p>
-      <w:pPr>
-        <w:pStyle w:val="BodyTextCN"/>
-      </w:pPr>
-      <w:r>
-        <w:t xml:space="preserve">常被引来支持“共同控制者”的，还有一组药物研究。</w:t>
-      </w:r>
-      <w:r>
-        <w:rPr>
-          <w:b/>
-          <w:bCs/>
-        </w:rPr>
-        <w:t xml:space="preserve">三项研究使用了不同的物质、时间窗与任务，不能合并为一条规律。</w:t>
-      </w:r>
-      <w:r>
-        <w:t xml:space="preserve">Kuypers 等（2016）是在自然情境下对 26 人进行的观察，没有随机的安慰剂对照。Mason 等（2019）的测量人数为基线 55 人、次日 50 人、第七天 22 人，属于次急性期的观察，不提供急性期的数据。Mason 等（2021）是一项 60 人的随机、双盲、安慰剂对照试验，各项任务最终可以分析的人数少于总样本；该研究发现，急性期的主观洞见评分上升，同时若干客观的创造性任务指标下降，聚合思维、发散思维的流畅性与原创性的下降效应量分别报告为 </w:t>
+        <w:t xml:space="preserve">p</w:t>
+      </w:r>
+      <w:r>
+        <w:t xml:space="preserve">(</w:t>
       </w:r>
       <w:r>
         <w:rPr>
           <w:i/>
           <w:iCs/>
         </w:rPr>
+        <w:t xml:space="preserve">o</w:t>
+      </w:r>
+      <w:r>
+        <w:t xml:space="preserve">) 的上界。</w:t>
+      </w:r>
+      <w:r>
+        <w:rPr>
+          <w:b/>
+          <w:bCs/>
+        </w:rPr>
+        <w:t xml:space="preserve">这个式子里没有任何关于心理动机、执著或道德目标的内容。</w:t>
+      </w:r>
+      <w:r>
+        <w:t xml:space="preserve">把它直接翻译成“一个我在努力维持自己”，是给公式追加了它没有承诺的心理内容。规范性模型中写有被优化的量，也不意味着被建模的系统在意识中追求优化：心跳的调节、熟练的动作、有明确目标的教学、放下成败焦虑的行动，适合用不同层面的目的来描述。</w:t>
+      </w:r>
+    </w:p>
+    <w:p>
+      <w:pPr>
+        <w:pStyle w:val="BodyTextCN"/>
+      </w:pPr>
+      <w:r>
+        <w:t xml:space="preserve">最后说明本文对这套语言的依赖程度。这种依赖分成几个分支，没有一条从头贯穿到尾的链条。</w:t>
+      </w:r>
+      <w:r>
+        <w:rPr>
+          <w:b/>
+          <w:bCs/>
+        </w:rPr>
+        <w:t xml:space="preserve">第一，把能力形成、执行控制与自我关系当作三个需要分别处理的问题，这一条不依赖任何形式化语言。它由第三至第五节各自的材料支持。第二，分层预测模型可以作为描述感知与行动耦合的建模语言，这一条有一定的实证基础，但各项证据的强度不一。第三，精度权重可以解释一部分注意分配与误差加权的现象，这一条在层级学习模型中可以估计和检验。第四，与自我有关的高层加工可以部分地建模为高层先验，其影响可以被调节，这一条最弱，停留在工作假说阶段。</w:t>
+      </w:r>
+      <w:r>
+        <w:t xml:space="preserve">四条的支持程度不同：最后一条失败，不会取消第一条；第一条成立，也不能自动证明最后一条。跨维度的共同控制机制、固定的发展顺序和最高的整合状态，是在这四条之上另加的主张，需要各自提供前提。</w:t>
+      </w:r>
+    </w:p>
+    <w:p>
+      <w:pPr>
+        <w:pStyle w:val="Heading1"/>
+      </w:pPr>
+      <w:bookmarkStart w:id="116" w:name="_Toc000116"/>
+      <w:r>
+        <w:t xml:space="preserve">七、道家文本的比较单位与解释边界</w:t>
+      </w:r>
+      <w:bookmarkEnd w:id="116"/>
+    </w:p>
+    <w:p>
+      <w:pPr>
+        <w:pStyle w:val="BodyTextCN"/>
+      </w:pPr>
+      <w:r>
+        <w:t xml:space="preserve">前面几节都假设，禅宗、佛教与道家的相关论述可以放进同一个比较框架。这个假设在某些比较面上可用，在另一些比较面上会造成范畴错误，道家这一侧的问题尤其明显。要处理清楚，先要把“道”在不同用法中所承担的内容分开。</w:t>
+      </w:r>
+    </w:p>
+    <w:p>
+      <w:pPr>
+        <w:pStyle w:val="Heading2"/>
+      </w:pPr>
+      <w:bookmarkStart w:id="117" w:name="_Toc000117"/>
+      <w:r>
+        <w:t xml:space="preserve">（一）三个比较面</w:t>
+      </w:r>
+      <w:bookmarkEnd w:id="117"/>
+    </w:p>
+    <w:p>
+      <w:pPr>
+        <w:pStyle w:val="BodyTextCN"/>
+      </w:pPr>
+      <w:r>
+        <w:rPr>
+          <w:b/>
+          <w:bCs/>
+        </w:rPr>
+        <w:t xml:space="preserve">下面的三分法是本文为比较而作的分析选择。</w:t>
+      </w:r>
+      <w:r>
+        <w:t xml:space="preserve">它不是中国哲学已经接受的语义分类，不同的文本与注释传统也未必按这三格来组织概念。同一段原文可能同时包含多重含义，现代分类不能反过来决定古典概念的边界。</w:t>
+      </w:r>
+    </w:p>
+    <w:p>
+      <w:pPr>
+        <w:pStyle w:val="BodyTextCN"/>
+      </w:pPr>
+      <w:r>
+        <w:rPr>
+          <w:b/>
+          <w:bCs/>
+        </w:rPr>
+        <w:t xml:space="preserve">第一个比较面是“操作之道”</w:t>
+      </w:r>
+      <w:r>
+        <w:t xml:space="preserve">，即《养生主》中庖丁所说“臣之所好者道也，进乎技矣”的那个道。这个意义上的道，指高水平的具身技艺所达到的、行动与情境相适配的状态。这一面与当代的控制模型之间可以比较的结构较多：庖丁所说的“依乎天理”“因其固然”“以无厚入有间”“恢恢乎其于游刃必有余地矣”，在现代语言里可以读作对结构的准确把握、沿阻力较小的路径展开、动作与间隙的匹配，以及较低的资源消耗。这里有两点需要注意。其一，这只是现代的重述，两者之间并不等同；文本没有提供对精确程度、误差水平或能量消耗的测量，这些词在此只有比喻意义。其二，“进乎技矣”是原文，“由技进道”是后人的概括，引号内应保留原文。</w:t>
+      </w:r>
+    </w:p>
+    <w:p>
+      <w:pPr>
+        <w:pStyle w:val="BodyTextCN"/>
+      </w:pPr>
+      <w:r>
+        <w:rPr>
+          <w:b/>
+          <w:bCs/>
+        </w:rPr>
+        <w:t xml:space="preserve">第二个比较面是“实在之道”</w:t>
+      </w:r>
+      <w:r>
+        <w:t xml:space="preserve">，即《老子》第四十二章“道生一，一生二，二生三，三生万物”中作为宇宙生成原理的道。这一面是形而上学命题。预测性加工是关于大脑、行动与环境耦合的认知科学框架，对这一层没有断言的能力。</w:t>
+      </w:r>
+      <w:r>
+        <w:rPr>
+          <w:b/>
+          <w:bCs/>
+        </w:rPr>
+        <w:t xml:space="preserve">这里要分开三个判断：预测性加工不能直接推导出古典的本体论；现有证据不足以支持两者之间任何具体的对应；这类命题在原则上完全不可研究。</w:t>
+      </w:r>
+      <w:r>
+        <w:t xml:space="preserve">本文主张前两个判断。第三个判断强得多，本文不作断言。</w:t>
+      </w:r>
+    </w:p>
+    <w:p>
+      <w:pPr>
+        <w:pStyle w:val="BodyTextCN"/>
+      </w:pPr>
+      <w:r>
+        <w:rPr>
+          <w:b/>
+          <w:bCs/>
+        </w:rPr>
+        <w:t xml:space="preserve">第三个比较面是“体认之道”</w:t>
+      </w:r>
+      <w:r>
+        <w:t xml:space="preserve">，即“闻道”“得道”中的道，指一种特殊的存在体验与生活方式。这一面与现代研究之间有若干候选的机制对应：与自我有关的加工发生变化，网络活动的模式改变，高层生成模型重新组织。它们仍属解释性的建模，尚未形成稳定的对应。这种体验所包含的生存论分量，即它对一个人如何生活、如何面对生死的整体影响，至少不在当前机制理论的描述范围之内。</w:t>
+      </w:r>
+      <w:r>
+        <w:rPr>
+          <w:b/>
+          <w:bCs/>
+        </w:rPr>
+        <w:t xml:space="preserve">机制解释与意义解释可以相互约束，但不能相互替代</w:t>
+      </w:r>
+      <w:r>
+        <w:t xml:space="preserve">：完整地描述一段音乐的声学物理，并不等于描述了听这段音乐对一个人意味着什么。由意义的深度，也推不出神经层级的高低，两者是不同的尺度。</w:t>
+      </w:r>
+    </w:p>
+    <w:p>
+      <w:pPr>
+        <w:pStyle w:val="Heading2"/>
+      </w:pPr>
+      <w:bookmarkStart w:id="118" w:name="_Toc000118"/>
+      <w:r>
+        <w:t xml:space="preserve">（二）目的结构与“无为”</w:t>
+      </w:r>
+      <w:bookmarkEnd w:id="118"/>
+    </w:p>
+    <w:p>
+      <w:pPr>
+        <w:pStyle w:val="BodyTextCN"/>
+      </w:pPr>
+      <w:r>
+        <w:t xml:space="preserve">更细的问题出现在第一个比较面与主动推理之间，它涉及目的结构。</w:t>
+      </w:r>
+      <w:r>
+        <w:rPr>
+          <w:b/>
+          <w:bCs/>
+        </w:rPr>
+        <w:t xml:space="preserve">主动推理的形式语言带有方向性的结构</w:t>
+      </w:r>
+      <w:r>
+        <w:t xml:space="preserve">：偏好、预期状态、误差最小化、稳态维持。这里的“目标”通常不指有意识的主观目的。它更接近系统的约束或偏好结构。而《庄子》的一部分论述，强烈地削弱人为的目的。讨论这一点时常被一并引用的几句话，需要分清出处：</w:t>
+      </w:r>
+      <w:r>
+        <w:rPr>
+          <w:b/>
+          <w:bCs/>
+        </w:rPr>
+        <w:t xml:space="preserve">“天地不仁，以万物为刍狗”出自《老子》第五章；“无为而无不为”见于通行本《老子》第三十七章与第四十八章；“至人无己，神人无功，圣人无名”出自《庄子·逍遥游》。</w:t>
+      </w:r>
+      <w:r>
+        <w:t xml:space="preserve">它们分属不同的文本与语境，可以作道家内部的比较，但不能连成一段关于庄子的统一主张。</w:t>
+      </w:r>
+    </w:p>
+    <w:p>
+      <w:pPr>
+        <w:pStyle w:val="BodyTextCN"/>
+      </w:pPr>
+      <w:r>
+        <w:t xml:space="preserve">由此可以提出一个有限的读法：</w:t>
+      </w:r>
+      <w:r>
+        <w:rPr>
+          <w:b/>
+          <w:bCs/>
+        </w:rPr>
+        <w:t xml:space="preserve">《庄子》的某些叙事批评僵硬的人为分别与强制性的作为，同时描写对具体情势的顺应。</w:t>
+      </w:r>
+      <w:r>
+        <w:t xml:space="preserve">庖丁的叙事里有解牛的任务、保护刀刃的考虑、养生的主题，也有面对困难时的谨慎，因此把它读成“完全没有目标”，不符合文本。一个人可以有任务目标，同时不被急迫的自我评价所控制，这两件事在逻辑上可以并存。</w:t>
+      </w:r>
+    </w:p>
+    <w:p>
+      <w:pPr>
+        <w:pStyle w:val="BodyTextCN"/>
+      </w:pPr>
+      <w:r>
+        <w:t xml:space="preserve">在形式语言这一侧，也要避免一种过度的反驳。有人用“目标函数恒为零的优化系统”来说明无为无法被形式化，这是拿一个退化的数学例子否定一整类机制解释。</w:t>
+      </w:r>
+      <w:r>
+        <w:rPr>
+          <w:b/>
+          <w:bCs/>
+        </w:rPr>
+        <w:t xml:space="preserve">较合理的做法，是用具体的参数化和可观察的结果来讨论边界</w:t>
+      </w:r>
+      <w:r>
+        <w:t xml:space="preserve">：在某个具体的模型中，偏好分布取什么形式，探索项的权重如何设置，什么样的行为数据会与这个设置不符。只有在这个层面上讨论，才谈得上表达能力的限制。</w:t>
+      </w:r>
+    </w:p>
+    <w:p>
+      <w:pPr>
+        <w:pStyle w:val="BodyTextCN"/>
+      </w:pPr>
+      <w:r>
+        <w:t xml:space="preserve">那么，这套语言与庄子的关系应当怎样表述？</w:t>
+      </w:r>
+      <w:r>
+        <w:rPr>
+          <w:b/>
+          <w:bCs/>
+        </w:rPr>
+        <w:t xml:space="preserve">可以保留的是一个兼容性判断</w:t>
+      </w:r>
+      <w:r>
+        <w:t xml:space="preserve">：主动推理描述的是系统维持自身存在时的运作机制，庄子的“无为”指向这套运作不被与自我有关的执著所主导的状态，两者在逻辑上不冲突。</w:t>
+      </w:r>
+      <w:r>
+        <w:rPr>
+          <w:b/>
+          <w:bCs/>
+        </w:rPr>
+        <w:t xml:space="preserve">这个兼容性只是一个逻辑判断。它不构成共同机制的证据。</w:t>
+      </w:r>
+      <w:r>
+        <w:t xml:space="preserve">具体的心理机制，如与自我有关的加工减少、评价性注意减少、对结果的执著减弱，都是候选项，需要各自的测量。至于“存在形式化的目标，所以某种存在方式无法被表达”，这个推论过强，本文不采用。</w:t>
+      </w:r>
+    </w:p>
+    <w:p>
+      <w:pPr>
+        <w:pStyle w:val="Heading2"/>
+      </w:pPr>
+      <w:bookmarkStart w:id="119" w:name="_Toc000119"/>
+      <w:r>
+        <w:t xml:space="preserve">（三）跨传统比较的方法规范</w:t>
+      </w:r>
+      <w:bookmarkEnd w:id="119"/>
+    </w:p>
+    <w:p>
+      <w:pPr>
+        <w:pStyle w:val="BodyTextCN"/>
+      </w:pPr>
+      <w:r>
+        <w:t xml:space="preserve">本节最后给出一条跨传统比较的方法规范，第十五节会再次用到。</w:t>
+      </w:r>
+      <w:r>
+        <w:rPr>
+          <w:b/>
+          <w:bCs/>
+        </w:rPr>
+        <w:t xml:space="preserve">每一项比较至少应写明五件事：具体的文本与版本；原语术语及所取的含义；该段文字在其传统中的论证或修行功能；现代的比较对象；无法保留的差异。</w:t>
+      </w:r>
+      <w:r>
+        <w:t xml:space="preserve">相似性只在同一个比较面上讨论，不把体验上的相似、伦理上的相似与本体论上的相似混在一起。还应主动保留不匹配的案例：一个传统可能保留明确而稳定的主体概念，同时主张减少激情与自我夸耀；另一个传统否定恒常的自我，训练安排却包含高度明确的目标。</w:t>
+      </w:r>
+      <w:r>
+        <w:rPr>
+          <w:b/>
+          <w:bCs/>
+        </w:rPr>
+        <w:t xml:space="preserve">保留这些不匹配，可以防止把所有传统整理成同一幅图景。</w:t>
+      </w:r>
+    </w:p>
+    <w:p>
+      <w:pPr>
+        <w:pStyle w:val="Heading1"/>
+      </w:pPr>
+      <w:bookmarkStart w:id="120" w:name="_Toc000120"/>
+      <w:r>
+        <w:t xml:space="preserve">八、三维之间的候选作用路径</w:t>
+      </w:r>
+      <w:bookmarkEnd w:id="120"/>
+    </w:p>
+    <w:p>
+      <w:pPr>
+        <w:pStyle w:val="BodyTextCN"/>
+      </w:pPr>
+      <w:r>
+        <w:t xml:space="preserve">前面把三个维度分开处理，是为了让各自的证据能够分别评价。现在讨论它们之间的关系。</w:t>
+      </w:r>
+      <w:r>
+        <w:rPr>
+          <w:b/>
+          <w:bCs/>
+        </w:rPr>
+        <w:t xml:space="preserve">本节是全文假说成分最重的一节，结论的强度先写在前面：三个维度可以区分，它们很可能相互影响，具体的作用方向、大小和条件需要各自的证据。</w:t>
+      </w:r>
+      <w:r>
+        <w:t xml:space="preserve">“可区分”与“相互独立”是两回事。前者只要求它们不能相互替代；后者还要求统计独立、因果独立、可以分别操纵，并且在测量上可以辨识。本文只主张前者。</w:t>
+      </w:r>
+    </w:p>
+    <w:p>
+      <w:pPr>
+        <w:pStyle w:val="Heading2"/>
+      </w:pPr>
+      <w:bookmarkStart w:id="121" w:name="_Toc000121"/>
+      <w:r>
+        <w:t xml:space="preserve">（一）自我评价、焦虑与执行</w:t>
+      </w:r>
+      <w:bookmarkEnd w:id="121"/>
+    </w:p>
+    <w:p>
+      <w:pPr>
+        <w:pStyle w:val="BodyTextCN"/>
+      </w:pPr>
+      <w:r>
+        <w:t xml:space="preserve">第四节提到的 He 等（2024）的研究，在这里需要准确使用。它报告了命中率与状态焦虑上的组别 × 时间交互作用，样本只有 22 人，训练只有两周。</w:t>
+      </w:r>
+      <w:r>
+        <w:rPr>
+          <w:b/>
+          <w:bCs/>
+        </w:rPr>
+        <w:t xml:space="preserve">这一结果提示：针对执行的训练可能同时影响成绩与体验，其中的中介过程值得进一步考察。</w:t>
+      </w:r>
+    </w:p>
+    <w:p>
+      <w:pPr>
+        <w:pStyle w:val="BodyTextCN"/>
+      </w:pPr>
+      <w:r>
+        <w:t xml:space="preserve">它不能支持更强的推论。状态焦虑分数不是对自我关系配置的测量；一项干预同时影响两个指标，也不足以确定两者之间存在某个方向的因果链。</w:t>
+      </w:r>
+      <w:r>
+        <w:rPr>
+          <w:b/>
+          <w:bCs/>
+        </w:rPr>
+        <w:t xml:space="preserve">“既然执行训练能降低焦虑，那么针对自我关系的工作就能改善执行”，是一个无效的逆推。</w:t>
+      </w:r>
+      <w:r>
+        <w:t xml:space="preserve">静眼训练还可能通过提高对任务的熟悉程度、改变注意对象、获得教练的支持、增强控制感来影响这两个结果，其中任何一条都不需要假设稳定的自我先验发生了变化。要检验反方向的路径，必须直接操纵相应的过程，并与放松、期待、技能练习和社会支持等解释相比较。第十四节的设计一处理这个问题。</w:t>
+      </w:r>
+    </w:p>
+    <w:p>
+      <w:pPr>
+        <w:pStyle w:val="Heading2"/>
+      </w:pPr>
+      <w:bookmarkStart w:id="122" w:name="_Toc000122"/>
+      <w:r>
+        <w:t xml:space="preserve">（二）领域定势与自我调节：共同机制假说</w:t>
+      </w:r>
+      <w:bookmarkEnd w:id="122"/>
+    </w:p>
+    <w:p>
+      <w:pPr>
+        <w:pStyle w:val="BodyTextCN"/>
+      </w:pPr>
+      <w:r>
+        <w:t xml:space="preserve">第三节末尾留下一个张力：领域能力需要足够强，而熟悉解的优先激活，在某些条件下会妨碍人发现替代解。</w:t>
+      </w:r>
+      <w:r>
+        <w:rPr>
+          <w:b/>
+          <w:bCs/>
+        </w:rPr>
+        <w:t xml:space="preserve">这个张力在领域内部有多条可能的纠偏途径</w:t>
+      </w:r>
+      <w:r>
+        <w:t xml:space="preserve">：改变问题表征、调整搜索顺序、主动寻找反例、改进反馈设计。它们的效果可以在领域内直接测量，不应被预先排除。</w:t>
+      </w:r>
+    </w:p>
+    <w:p>
+      <w:pPr>
+        <w:pStyle w:val="BodyTextCN"/>
+      </w:pPr>
+      <w:r>
+        <w:t xml:space="preserve">此外还有一个值得提出的问题：自我关系方面的工作，能否也影响这类偏差？把两件事并排看，表面上有相似之处：熟悉解的优先激活让人忽视更好的替代方案，僵硬的自我评价让人忽视与自我形象冲突的证据。</w:t>
+      </w:r>
+      <w:r>
+        <w:rPr>
+          <w:b/>
+          <w:bCs/>
+        </w:rPr>
+        <w:t xml:space="preserve">表面的相似，不能确认它们出自同一种计算机制。</w:t>
+      </w:r>
+      <w:r>
+        <w:t xml:space="preserve">忽视反面证据这一行为结果，可以来自知识不足、任务中的利益、情绪状态、信息质量或控制过程的差异。把两者描述为“同一种精度操作作用在不同的先验上”，是给一个待检验的猜想套上了机制的措辞。</w:t>
+      </w:r>
+    </w:p>
+    <w:p>
+      <w:pPr>
+        <w:pStyle w:val="BodyTextCN"/>
+      </w:pPr>
+      <w:r>
+        <w:t xml:space="preserve">“初心”这个概念在这里值得保留，但要说清它的身份。铃木俊隆那句广为流传的话，“初学者的心中有许多可能，专家的心中只有很少”（Suzuki, 1970），常被读成对专业积累的否定。这个读法与原书的语境不符：原书紧接着说，修习的目标始终是保持初学者之心，讨论的是在长期修习之中怎样保持开放。</w:t>
+      </w:r>
+      <w:r>
+        <w:rPr>
+          <w:b/>
+          <w:bCs/>
+        </w:rPr>
+        <w:t xml:space="preserve">较稳妥的处理，是把初心当作一种教学性的态度提示：在容易被熟悉解牵着走的场合，主动检查是否还有结构上不同的解法。</w:t>
+      </w:r>
+      <w:r>
+        <w:t xml:space="preserve">它与某个精度参数之间目前没有唯一的对应。方向也要注意：对既有信念，需要的是准确的校准；普遍地降低置信度，会在证据充分的地方损害判断。</w:t>
+      </w:r>
+    </w:p>
+    <w:p>
+      <w:pPr>
+        <w:pStyle w:val="BodyTextCN"/>
+      </w:pPr>
+      <w:r>
+        <w:t xml:space="preserve">下面这个假说需要更大幅度的收缩。有一种设想认为，这套架构中存在一个跨维度的“精度元控制”过程：它自己不产生内容，只决定当下哪一个先验获得多大的分量；它是一项可以训练的技能，训练的场地可以是任何一个维度。Sandved-Smith 等（2021）用深层参数化主动推理，把注意建模为对感觉精度的控制，把元觉知建模为对注意精度的控制，为这种设想提供了形式化的表达。</w:t>
+      </w:r>
+      <w:r>
+        <w:rPr>
+          <w:b/>
+          <w:bCs/>
+        </w:rPr>
+        <w:t xml:space="preserve">但这项工作是计算模拟与架构构想，没有对人类被试进行测量。</w:t>
+      </w:r>
+      <w:r>
+        <w:t xml:space="preserve">模型中存在某个变量，不等于人在不同领域之间共享同一项可以训练的能力。</w:t>
+      </w:r>
+    </w:p>
+    <w:p>
+      <w:pPr>
+        <w:pStyle w:val="BodyTextCN"/>
+      </w:pPr>
+      <w:r>
+        <w:t xml:space="preserve">这个设想至少包含四个彼此独立的假设：存在可以分辨的元控制过程；它在不同领域之间共享；它能通过训练改变；训练带来的改变能在新的领域中被调用。现有的材料没有同时支持这四点。还有一个更基础的前提需要澄清：</w:t>
+      </w:r>
+      <w:r>
+        <w:rPr>
+          <w:b/>
+          <w:bCs/>
+        </w:rPr>
+        <w:t xml:space="preserve">机制类型只有精度一种，推不出精度只有一个。</w:t>
+      </w:r>
+      <w:r>
+        <w:t xml:space="preserve">分层生成模型中的每个先验都有自己的精度参数，行为由这些参数之间的相对关系决定；模型结构、似然、偏好、搜索规则与学习规则也都可以变化。在某些模型中，感觉精度、波动性估计与策略精度被分别与不同的神经调质系统联系起来。</w:t>
+      </w:r>
+      <w:r>
+        <w:rPr>
+          <w:b/>
+          <w:bCs/>
+        </w:rPr>
+        <w:t xml:space="preserve">这类对应是特定模型内部的假设。一对一的生物学定位尚未确立。</w:t>
+      </w:r>
+      <w:r>
+        <w:t xml:space="preserve">本文不据此建立固定的对照表。</w:t>
+      </w:r>
+    </w:p>
+    <w:p>
+      <w:pPr>
+        <w:pStyle w:val="BodyTextCN"/>
+      </w:pPr>
+      <w:r>
+        <w:t xml:space="preserve">关于迁移的推论也需要相应调整。一种常见的推理是：如果控制者只有一个并且可以训练，迁移就必然出现；如果控制者是若干个领域特异的模块，迁移就不应出现。</w:t>
+      </w:r>
+      <w:r>
+        <w:rPr>
+          <w:b/>
+          <w:bCs/>
+        </w:rPr>
+        <w:t xml:space="preserve">这个二分的两端都过强。</w:t>
+      </w:r>
+      <w:r>
+        <w:t xml:space="preserve">即使共同的过程存在，迁移仍可能被任务接口、背景知识、训练剂量、测量噪声、情境线索、天花板效应或相反的最佳设置所掩盖；反过来，即使两个领域没有单一的控制者，迁移也可能通过共同的注意训练、策略性的语言、动机或环境的变化而发生。</w:t>
+      </w:r>
+      <w:r>
+        <w:rPr>
+          <w:b/>
+          <w:bCs/>
+        </w:rPr>
+        <w:t xml:space="preserve">较可检验的版本是：在成功改变了预先界定的元控制过程、并确认新任务能够调用这一过程的条件下，干预可能产生可以量化且具有选择性的迁移。</w:t>
+      </w:r>
+      <w:r>
+        <w:t xml:space="preserve">它的解释优势需要与一般注意、唤醒、期待和领域特定策略等模型相比较。</w:t>
+      </w:r>
+    </w:p>
+    <w:p>
+      <w:pPr>
+        <w:pStyle w:val="BodyTextCN"/>
+      </w:pPr>
+      <w:r>
+        <w:t xml:space="preserve">常被引来支持“共同控制者”的，还有一组药物研究。</w:t>
+      </w:r>
+      <w:r>
+        <w:rPr>
+          <w:b/>
+          <w:bCs/>
+        </w:rPr>
+        <w:t xml:space="preserve">三项研究使用了不同的物质、时间窗与任务，不能合并为一条规律。</w:t>
+      </w:r>
+      <w:r>
+        <w:t xml:space="preserve">Kuypers 等（2016）在自然情境下测量了 26 名有使用经验者在死藤水仪式前与急性作用期间的表现：发散思维上升，聚合思维下降；研究没有安慰剂对照。Mason 等（2019）同样在自然情境下观察赛洛西宾，测量人数为用药前 55 人、次日 50 人、第七天 22 人，报告次日发散思维与情绪共情上升，第七天聚合思维、部分共情指标与主观幸福感仍有提升；这属于次急性期的观察，不提供急性期的数据，也没有安慰剂对照。Mason 等（2021）是一项 60 人的随机、双盲、安慰剂对照试验，各项任务最终可以分析的人数少于总样本；该研究发现，急性期的主观洞见评分上升，同时若干客观的创造性任务指标下降，聚合思维、发散思维的流畅性与原创性的下降效应量分别报告为 </w:t>
+      </w:r>
+      <w:r>
+        <w:rPr>
+          <w:i/>
+          <w:iCs/>
+        </w:rPr>
         <w:t xml:space="preserve">d</w:t>
       </w:r>
       <w:r>
-        <w:t xml:space="preserve"> = 0.85、0.84 与 0.65。</w:t>
+        <w:t xml:space="preserve"> = 0.85、0.84 与 0.65；到第七天，新想法的数量有所增加。</w:t>
       </w:r>
     </w:p>
     <w:p>
@@ -5396,7 +5406,7 @@
         <w:t xml:space="preserve">“更有洞见的感觉”与“更好的发散思维表现”是两件需要分别测量的事，急性期与次急性期也不能相互替代。</w:t>
       </w:r>
       <w:r>
-        <w:t xml:space="preserve">这些资料不足以证明药物造成了全局性、无差别的精度下降，更不足以证明药物绕过了某个共同的控制者。它们更适合作为一个提醒：不同的构念、不同的阶段与不同的任务，可能出现方向不同的结果，统一的解释应当能够容纳这种差异。本段不涉及任何关于自行使用药物的建议。</w:t>
+        <w:t xml:space="preserve">同在急性期，死藤水研究报告发散思维上升，赛洛西宾试验报告发散思维下降，而两者的物质、剂量、情境与设计都不相同。这些资料不足以证明药物造成了全局性、无差别的精度下降，更不足以证明药物绕过了某个共同的控制者。它们更适合作为一个提醒：不同的构念、不同的阶段与不同的任务，可能出现方向不同的结果，统一的解释应当能够容纳这种差异。本段不涉及任何关于自行使用药物的建议。</w:t>
       </w:r>
     </w:p>
     <w:p>
@@ -6700,7 +6710,7 @@
         <w:pStyle w:val="BodyTextCN"/>
       </w:pPr>
       <w:r>
-        <w:t xml:space="preserve">这里有两个术语需要区分。Welwood（1984）提出“灵性绕道”（spiritual bypassing），指借灵性观念与修行来回避尚未解决的心理、情感与发展课题。Trungpa 在《Cutting Through Spiritual Materialism》（1973）中讨论的是一个相邻但不同的现象，即“灵性唯物主义”：自我把灵性追求本身收编为巩固自身的新手段。前者是回避，后者是收编；两者常在同一个人身上同时出现，但在机制上应当分开。两个术语的首次使用语境与原始表述，本文按通行理解引用。</w:t>
+        <w:t xml:space="preserve">这里有两个术语需要区分。Welwood（1984）首次使用“灵性绕道”（spiritual bypassing）一词，指借灵性观念与修行来回避尚未解决的心理、情感与发展课题。Trungpa 在《Cutting Through Spiritual Materialism》（1973）中讨论的是一个相邻但不同的现象，即“灵性唯物主义”：自我可以把任何东西收为己用，包括灵性追求本身。前者是回避，后者是收编；两者常在同一个人身上同时出现，但在机制上应当分开。</w:t>
       </w:r>
     </w:p>
     <w:p>
@@ -7519,7 +7529,7 @@
         <w:t xml:space="preserve">功能连接的相关、有效连接的参数与贝叶斯意义上的置信权重属于不同的层次，一个指标的符号变化，不能直接当作另一个指标的测量。</w:t>
       </w:r>
       <w:r>
-        <w:t xml:space="preserve">前文提到的延长性中断预印本采用 3 名参与者的密集采样，作者对主动推理的解释涉及感觉精度与丘脑—皮层门控，这与“最高层的自我先验降低”是两个不同的主张。发表之前应当写明判定矩阵：什么样的数据会使某个具体的生成模型失配，什么样的数据只要求修改一条辅助映射，什么样的结果无法区分不同的模型。</w:t>
+        <w:t xml:space="preserve">前文提到的延长性中断预印本（Yang et al., 2025b）报告，中断状态下单模态感觉区的活动上升，跨模态区域、皮层下结构与脑干的活动下调，作者认为结果支持主动推理框架；这与“最高层的自我先验降低”是两个不同的主张。发表之前应当写明判定矩阵：什么样的数据会使某个具体的生成模型失配，什么样的数据只要求修改一条辅助映射，什么样的结果无法区分不同的模型。</w:t>
       </w:r>
     </w:p>
     <w:p>
@@ -7664,7 +7674,7 @@
         <w:pStyle w:val="BodyTextCN"/>
       </w:pPr>
       <w:r>
-        <w:t xml:space="preserve">先看两个常被引用的例子。阿奎那区分行动生活与默观生活，并讨论把默观所得传给他人的生活形式；第九节已经说明，他同时区分了按价值的先后与按生成过程的先后，因此不能只抽取对某一条路线有利的部分。斯多葛学派的 apatheia 常被误译为无情或麻木。按第欧根尼·拉尔修的记述，斯多葛派把激情看作判断（VII.111）；他们说智者“无激情”，是因为智者不易陷入这种病态，同时指出“无动于衷”的另一种意义属于坏人，指冷酷无情（VII.117）；他们还主张，智者若无妨碍就会参与政治（VII.121），并在中性之物中区分“可取的”与“应避开的”（VII.104–107）。</w:t>
+        <w:t xml:space="preserve">先看两个常被引用的例子。阿奎那区分行动生活与默观生活，并讨论把默观所得传给他人的生活形式；第九节已经说明，他同时区分了按价值的先后与按生成过程的先后，因此不能只抽取对某一条路线有利的部分。斯多葛学派的 apatheia 常被误译为无情或麻木。按第欧根尼·拉尔修的记述，斯多葛派把激情看作判断（VII.111）；他们说智者“无激情”，是因为智者不易陷入这种病态，同时指出“无动于衷”的另一种意义属于坏人，指冷酷无情（VII.117）；他们还主张，智者若无妨碍就会参与政治（VII.121），并在中性之物中区分“可取的”与“不可取的”（VII.104–107）。</w:t>
       </w:r>
       <w:r>
         <w:rPr>
@@ -10505,7 +10515,7 @@
         <w:pStyle w:val="RefNoteCN"/>
       </w:pPr>
       <w:r>
-        <w:t xml:space="preserve">以下按本文实际使用到的命题列出来源，并在每条之后注明它在本文中的使用限度。标注了卷期、页码或文章号的条目，给出的是完整的书目信息；只列出作者、年份、题名与刊物的条目，本文只在概念或论点层面引用，具体卷期、页码与版本另需查核。古典与传统文献注明所据版本，引号内的文字只用于经过核对的原文。现代文献按第一作者姓氏的字母顺序排列。</w:t>
+        <w:t xml:space="preserve">以下按本文实际使用到的命题列出来源，并在每条之后注明它在本文中的使用限度。古典与传统文献注明所据版本，引号内的文字只用于经过核对的原文。现代文献按第一作者姓氏的字母顺序排列。</w:t>
       </w:r>
     </w:p>
     <w:p>
@@ -10872,7 +10882,7 @@
         <w:t xml:space="preserve">Zen mind, beginner's mind</w:t>
       </w:r>
       <w:r>
-        <w:t xml:space="preserve">. </w:t>
+        <w:t xml:space="preserve">. New York: Weatherhill. </w:t>
       </w:r>
       <w:r>
         <w:rPr>
@@ -10903,7 +10913,7 @@
         <w:t xml:space="preserve">Cutting through spiritual materialism</w:t>
       </w:r>
       <w:r>
-        <w:t xml:space="preserve">. </w:t>
+        <w:t xml:space="preserve">. Berkeley: Shambhala. </w:t>
       </w:r>
       <w:r>
         <w:rPr>
@@ -10916,7 +10926,7 @@
         <w:rPr>
           <w:color w:val="404040"/>
         </w:rPr>
-        <w:t xml:space="preserve">“灵性唯物主义”按通行理解引用。</w:t>
+        <w:t xml:space="preserve">只引用其中一个论点：自我可以把包括灵性追求在内的任何东西收为己用。</w:t>
       </w:r>
     </w:p>
     <w:p>
@@ -10931,10 +10941,10 @@
           <w:i/>
           <w:iCs/>
         </w:rPr>
-        <w:t xml:space="preserve">Journal of Transpersonal Psychology</w:t>
-      </w:r>
-      <w:r>
-        <w:t xml:space="preserve">. </w:t>
+        <w:t xml:space="preserve">Journal of Transpersonal Psychology, 16</w:t>
+      </w:r>
+      <w:r>
+        <w:t xml:space="preserve">(1), 63–73. </w:t>
       </w:r>
       <w:r>
         <w:rPr>
@@ -10947,7 +10957,7 @@
         <w:rPr>
           <w:color w:val="404040"/>
         </w:rPr>
-        <w:t xml:space="preserve">“灵性绕道”按通行理解引用，首次使用的语境与原文表述另需查核。</w:t>
+        <w:t xml:space="preserve">“灵性绕道”一词的首次使用。</w:t>
       </w:r>
     </w:p>
     <w:p>
@@ -11180,17 +11190,17 @@
         <w:pStyle w:val="RefCN"/>
       </w:pPr>
       <w:r>
-        <w:t xml:space="preserve">Brewer, J. A., et al. (2011). Meditation experience is associated with differences in default mode network activity and connectivity. </w:t>
+        <w:t xml:space="preserve">Brewer, J. A., Worhunsky, P. D., Gray, J. R., Tang, Y.-Y., Weber, J., &amp; Kober, H. (2011). Meditation experience is associated with differences in default mode network activity and connectivity. </w:t>
       </w:r>
       <w:r>
         <w:rPr>
           <w:i/>
           <w:iCs/>
         </w:rPr>
-        <w:t xml:space="preserve">Proceedings of the National Academy of Sciences of the USA</w:t>
-      </w:r>
-      <w:r>
-        <w:t xml:space="preserve">. </w:t>
+        <w:t xml:space="preserve">Proceedings of the National Academy of Sciences of the USA, 108</w:t>
+      </w:r>
+      <w:r>
+        <w:t xml:space="preserve">, 20254–20259. https://doi.org/10.1073/pnas.1112029108 </w:t>
       </w:r>
       <w:r>
         <w:rPr>
@@ -11218,10 +11228,10 @@
           <w:i/>
           <w:iCs/>
         </w:rPr>
-        <w:t xml:space="preserve">Frontiers in Human Neuroscience</w:t>
-      </w:r>
-      <w:r>
-        <w:t xml:space="preserve">. </w:t>
+        <w:t xml:space="preserve">Frontiers in Human Neuroscience, 8</w:t>
+      </w:r>
+      <w:r>
+        <w:t xml:space="preserve">, 20. https://doi.org/10.3389/fnhum.2014.00020 </w:t>
       </w:r>
       <w:r>
         <w:rPr>
@@ -11249,10 +11259,10 @@
           <w:i/>
           <w:iCs/>
         </w:rPr>
-        <w:t xml:space="preserve">Pharmacological Reviews</w:t>
-      </w:r>
-      <w:r>
-        <w:t xml:space="preserve">. </w:t>
+        <w:t xml:space="preserve">Pharmacological Reviews, 71</w:t>
+      </w:r>
+      <w:r>
+        <w:t xml:space="preserve">, 316–344. </w:t>
       </w:r>
       <w:r>
         <w:rPr>
@@ -11335,7 +11345,7 @@
         <w:pStyle w:val="RefCN"/>
       </w:pPr>
       <w:r>
-        <w:t xml:space="preserve">Chowdhury, A., et al. (2025). </w:t>
+        <w:t xml:space="preserve">Chowdhury, A., Bianciardi, M., Chapdelaine, E., Riaz, O. S., Timmermann, C., van Lutterveld, R., Sparby, T., &amp; Sacchet, M. D. (2025). Multimodal neurophenomenology of advanced concentration absorption meditation: An intensively sampled case study of Jhana. </w:t>
       </w:r>
       <w:r>
         <w:rPr>
@@ -11345,7 +11355,7 @@
         <w:t xml:space="preserve">NeuroImage, 305</w:t>
       </w:r>
       <w:r>
-        <w:t xml:space="preserve">, 120973（题名待补；禅那相关的 7T 密集采样个案研究）。</w:t>
+        <w:t xml:space="preserve">, 120973. </w:t>
       </w:r>
       <w:r>
         <w:rPr>
@@ -11373,10 +11383,10 @@
           <w:i/>
           <w:iCs/>
         </w:rPr>
-        <w:t xml:space="preserve">Mind &amp; Language</w:t>
-      </w:r>
-      <w:r>
-        <w:t xml:space="preserve">. </w:t>
+        <w:t xml:space="preserve">Mind &amp; Language, 31</w:t>
+      </w:r>
+      <w:r>
+        <w:t xml:space="preserve">(1), 37–66. https://doi.org/10.1111/mila.12094 </w:t>
       </w:r>
       <w:r>
         <w:rPr>
@@ -11435,10 +11445,10 @@
           <w:i/>
           <w:iCs/>
         </w:rPr>
-        <w:t xml:space="preserve">Consciousness and Cognition</w:t>
-      </w:r>
-      <w:r>
-        <w:t xml:space="preserve">. </w:t>
+        <w:t xml:space="preserve">Consciousness and Cognition, 101</w:t>
+      </w:r>
+      <w:r>
+        <w:t xml:space="preserve">, 103320. </w:t>
       </w:r>
       <w:r>
         <w:rPr>
@@ -11451,7 +11461,7 @@
         <w:rPr>
           <w:color w:val="404040"/>
         </w:rPr>
-        <w:t xml:space="preserve">建模方案，不是对患者参数的直接测量。</w:t>
+        <w:t xml:space="preserve">建模方案，没有直接测量患者的参数。</w:t>
       </w:r>
     </w:p>
     <w:p>
@@ -11466,10 +11476,10 @@
           <w:i/>
           <w:iCs/>
         </w:rPr>
-        <w:t xml:space="preserve">Behavioral and Brain Sciences</w:t>
-      </w:r>
-      <w:r>
-        <w:t xml:space="preserve">. </w:t>
+        <w:t xml:space="preserve">Behavioral and Brain Sciences, 36</w:t>
+      </w:r>
+      <w:r>
+        <w:t xml:space="preserve">(3), 181–204. https://doi.org/10.1017/S0140525X12000477 </w:t>
       </w:r>
       <w:r>
         <w:rPr>
@@ -11500,7 +11510,7 @@
         <w:t xml:space="preserve">Surfing uncertainty: Prediction, action, and the embodied mind</w:t>
       </w:r>
       <w:r>
-        <w:t xml:space="preserve">. </w:t>
+        <w:t xml:space="preserve">. Oxford University Press. </w:t>
       </w:r>
       <w:r>
         <w:rPr>
@@ -11521,17 +11531,17 @@
         <w:pStyle w:val="RefCN"/>
       </w:pPr>
       <w:r>
-        <w:t xml:space="preserve">de Groot, A. D. (1965). </w:t>
+        <w:t xml:space="preserve">Crowell, A. L., et al. (2019). Long-term outcomes of subcallosal cingulate deep brain stimulation for treatment-resistant depression. </w:t>
       </w:r>
       <w:r>
         <w:rPr>
           <w:i/>
           <w:iCs/>
         </w:rPr>
-        <w:t xml:space="preserve">Thought and choice in chess</w:t>
-      </w:r>
-      <w:r>
-        <w:t xml:space="preserve">. The Hague: Mouton.（荷兰文原版 1946 年）</w:t>
+        <w:t xml:space="preserve">American Journal of Psychiatry, 176</w:t>
+      </w:r>
+      <w:r>
+        <w:t xml:space="preserve">(11), 949–956. https://doi.org/10.1176/appi.ajp.2019.18121427 </w:t>
       </w:r>
       <w:r>
         <w:rPr>
@@ -11544,7 +11554,7 @@
         <w:rPr>
           <w:color w:val="404040"/>
         </w:rPr>
-        <w:t xml:space="preserve">只引用记忆复原实验的一般结论；具体呈现时长与准确率未据原书核对。</w:t>
+        <w:t xml:space="preserve">开放标签的长期随访，没有对照组。</w:t>
       </w:r>
     </w:p>
     <w:p>
@@ -11552,17 +11562,17 @@
         <w:pStyle w:val="RefCN"/>
       </w:pPr>
       <w:r>
-        <w:t xml:space="preserve">Deutsch, D. (2011). </w:t>
+        <w:t xml:space="preserve">de Groot, A. D. (1965). </w:t>
       </w:r>
       <w:r>
         <w:rPr>
           <w:i/>
           <w:iCs/>
         </w:rPr>
-        <w:t xml:space="preserve">The beginning of infinity</w:t>
-      </w:r>
-      <w:r>
-        <w:t xml:space="preserve">. </w:t>
+        <w:t xml:space="preserve">Thought and choice in chess</w:t>
+      </w:r>
+      <w:r>
+        <w:t xml:space="preserve">. The Hague: Mouton.（荷兰文原版 1946 年）</w:t>
       </w:r>
       <w:r>
         <w:rPr>
@@ -11575,7 +11585,7 @@
         <w:rPr>
           <w:color w:val="404040"/>
         </w:rPr>
-        <w:t xml:space="preserve">本文引用其“难以变动”的解释标准，并在第八节说明本文尚未满足这一标准。</w:t>
+        <w:t xml:space="preserve">只引用记忆复原实验的一般结论；具体呈现时长与准确率未据原书核对。</w:t>
       </w:r>
     </w:p>
     <w:p>
@@ -11583,17 +11593,17 @@
         <w:pStyle w:val="RefCN"/>
       </w:pPr>
       <w:r>
-        <w:t xml:space="preserve">Dietrich, A. (2004). Neurocognitive mechanisms underlying the experience of flow. </w:t>
+        <w:t xml:space="preserve">Deutsch, D. (2011). </w:t>
       </w:r>
       <w:r>
         <w:rPr>
           <w:i/>
           <w:iCs/>
         </w:rPr>
-        <w:t xml:space="preserve">Consciousness and Cognition, 13</w:t>
-      </w:r>
-      <w:r>
-        <w:t xml:space="preserve">(4), 746–761. https://doi.org/10.1016/j.concog.2004.07.002 </w:t>
+        <w:t xml:space="preserve">The beginning of infinity: Explanations that transform the world</w:t>
+      </w:r>
+      <w:r>
+        <w:t xml:space="preserve">. London: Allen Lane. </w:t>
       </w:r>
       <w:r>
         <w:rPr>
@@ -11606,7 +11616,7 @@
         <w:rPr>
           <w:color w:val="404040"/>
         </w:rPr>
-        <w:t xml:space="preserve">理论假说，只作为候选机制之一。</w:t>
+        <w:t xml:space="preserve">本文引用其“难以变动”的解释标准，并在第八节说明本文尚未满足这一标准。</w:t>
       </w:r>
     </w:p>
     <w:p>
@@ -11614,17 +11624,17 @@
         <w:pStyle w:val="RefCN"/>
       </w:pPr>
       <w:r>
-        <w:t xml:space="preserve">Dreyfus, H. L., &amp; Dreyfus, S. E. (1986). </w:t>
+        <w:t xml:space="preserve">Dietrich, A. (2004). Neurocognitive mechanisms underlying the experience of flow. </w:t>
       </w:r>
       <w:r>
         <w:rPr>
           <w:i/>
           <w:iCs/>
         </w:rPr>
-        <w:t xml:space="preserve">Mind over machine: The power of human intuition and expertise in the era of the computer</w:t>
-      </w:r>
-      <w:r>
-        <w:t xml:space="preserve">. New York: Free Press. </w:t>
+        <w:t xml:space="preserve">Consciousness and Cognition, 13</w:t>
+      </w:r>
+      <w:r>
+        <w:t xml:space="preserve">(4), 746–761. https://doi.org/10.1016/j.concog.2004.07.002 </w:t>
       </w:r>
       <w:r>
         <w:rPr>
@@ -11637,7 +11647,7 @@
         <w:rPr>
           <w:color w:val="404040"/>
         </w:rPr>
-        <w:t xml:space="preserve">阶段模型是描述性的。</w:t>
+        <w:t xml:space="preserve">理论假说，只作为候选机制之一。</w:t>
       </w:r>
     </w:p>
     <w:p>
@@ -11645,17 +11655,17 @@
         <w:pStyle w:val="RefCN"/>
       </w:pPr>
       <w:r>
-        <w:t xml:space="preserve">Ehrsson, H. H. (2007). The experimental induction of out-of-body experiences. </w:t>
+        <w:t xml:space="preserve">Dreyfus, H. L., &amp; Dreyfus, S. E. (1986). </w:t>
       </w:r>
       <w:r>
         <w:rPr>
           <w:i/>
           <w:iCs/>
         </w:rPr>
-        <w:t xml:space="preserve">Science, 317</w:t>
-      </w:r>
-      <w:r>
-        <w:t xml:space="preserve">(5841), 1048. https://doi.org/10.1126/science.1142175 </w:t>
+        <w:t xml:space="preserve">Mind over machine: The power of human intuition and expertise in the era of the computer</w:t>
+      </w:r>
+      <w:r>
+        <w:t xml:space="preserve">. New York: Free Press. </w:t>
       </w:r>
       <w:r>
         <w:rPr>
@@ -11668,7 +11678,7 @@
         <w:rPr>
           <w:color w:val="404040"/>
         </w:rPr>
-        <w:t xml:space="preserve">只用于说明自我定位与视角可以被实验扰动。</w:t>
+        <w:t xml:space="preserve">阶段模型是描述性的。</w:t>
       </w:r>
     </w:p>
     <w:p>
@@ -11676,17 +11686,17 @@
         <w:pStyle w:val="RefCN"/>
       </w:pPr>
       <w:r>
-        <w:t xml:space="preserve">Ericsson, K. A., Chase, W. G., &amp; Faloon, S. (1980). Acquisition of a memory skill. </w:t>
+        <w:t xml:space="preserve">Ehrsson, H. H. (2007). The experimental induction of out-of-body experiences. </w:t>
       </w:r>
       <w:r>
         <w:rPr>
           <w:i/>
           <w:iCs/>
         </w:rPr>
-        <w:t xml:space="preserve">Science, 208</w:t>
-      </w:r>
-      <w:r>
-        <w:t xml:space="preserve">(4448), 1181–1182. https://doi.org/10.1126/science.7375930 </w:t>
+        <w:t xml:space="preserve">Science, 317</w:t>
+      </w:r>
+      <w:r>
+        <w:t xml:space="preserve">(5841), 1048. https://doi.org/10.1126/science.1142175 </w:t>
       </w:r>
       <w:r>
         <w:rPr>
@@ -11699,7 +11709,7 @@
         <w:rPr>
           <w:color w:val="404040"/>
         </w:rPr>
-        <w:t xml:space="preserve">单一被试的长期训练个案。</w:t>
+        <w:t xml:space="preserve">只用于说明自我定位与视角可以被实验扰动。</w:t>
       </w:r>
     </w:p>
     <w:p>
@@ -11707,17 +11717,17 @@
         <w:pStyle w:val="RefCN"/>
       </w:pPr>
       <w:r>
-        <w:t xml:space="preserve">Ericsson, K. A., &amp; Harwell, K. W. (2019). Deliberate practice and proposed limits on the effects of practice on the acquisition of expert performance: Why the original definition matters and recommendations for future research. </w:t>
+        <w:t xml:space="preserve">Ericsson, K. A., Chase, W. G., &amp; Faloon, S. (1980). Acquisition of a memory skill. </w:t>
       </w:r>
       <w:r>
         <w:rPr>
           <w:i/>
           <w:iCs/>
         </w:rPr>
-        <w:t xml:space="preserve">Frontiers in Psychology, 10</w:t>
-      </w:r>
-      <w:r>
-        <w:t xml:space="preserve">, 2396. https://doi.org/10.3389/fpsyg.2019.02396 </w:t>
+        <w:t xml:space="preserve">Science, 208</w:t>
+      </w:r>
+      <w:r>
+        <w:t xml:space="preserve">(4448), 1181–1182. https://doi.org/10.1126/science.7375930 </w:t>
       </w:r>
       <w:r>
         <w:rPr>
@@ -11730,7 +11740,7 @@
         <w:rPr>
           <w:color w:val="404040"/>
         </w:rPr>
-        <w:t xml:space="preserve">代表争论的一方，不表示分歧已经消除。</w:t>
+        <w:t xml:space="preserve">单一被试的长期训练个案。</w:t>
       </w:r>
     </w:p>
     <w:p>
@@ -11738,17 +11748,17 @@
         <w:pStyle w:val="RefCN"/>
       </w:pPr>
       <w:r>
-        <w:t xml:space="preserve">Ericsson, K. A., Krampe, R. T., &amp; Tesch-Römer, C. (1993). The role of deliberate practice in the acquisition of expert performance. </w:t>
+        <w:t xml:space="preserve">Ericsson, K. A., &amp; Harwell, K. W. (2019). Deliberate practice and proposed limits on the effects of practice on the acquisition of expert performance: Why the original definition matters and recommendations for future research. </w:t>
       </w:r>
       <w:r>
         <w:rPr>
           <w:i/>
           <w:iCs/>
         </w:rPr>
-        <w:t xml:space="preserve">Psychological Review, 100</w:t>
-      </w:r>
-      <w:r>
-        <w:t xml:space="preserve">(3), 363–406. https://doi.org/10.1037/0033-295X.100.3.363 </w:t>
+        <w:t xml:space="preserve">Frontiers in Psychology, 10</w:t>
+      </w:r>
+      <w:r>
+        <w:t xml:space="preserve">, 2396. https://doi.org/10.3389/fpsyg.2019.02396 </w:t>
       </w:r>
       <w:r>
         <w:rPr>
@@ -11761,7 +11771,7 @@
         <w:rPr>
           <w:color w:val="404040"/>
         </w:rPr>
-        <w:t xml:space="preserve">用于刻意练习的原始界定。</w:t>
+        <w:t xml:space="preserve">代表争论的一方，不表示分歧已经消除。</w:t>
       </w:r>
     </w:p>
     <w:p>
@@ -11769,17 +11779,17 @@
         <w:pStyle w:val="RefCN"/>
       </w:pPr>
       <w:r>
-        <w:t xml:space="preserve">Eysenck, M. W., Derakshan, N., Santos, R., &amp; Calvo, M. G. (2007). Anxiety and cognitive performance: Attentional control theory. </w:t>
+        <w:t xml:space="preserve">Ericsson, K. A., Krampe, R. T., &amp; Tesch-Römer, C. (1993). The role of deliberate practice in the acquisition of expert performance. </w:t>
       </w:r>
       <w:r>
         <w:rPr>
           <w:i/>
           <w:iCs/>
         </w:rPr>
-        <w:t xml:space="preserve">Emotion, 7</w:t>
-      </w:r>
-      <w:r>
-        <w:t xml:space="preserve">(2), 336–353. https://doi.org/10.1037/1528-3542.7.2.336 </w:t>
+        <w:t xml:space="preserve">Psychological Review, 100</w:t>
+      </w:r>
+      <w:r>
+        <w:t xml:space="preserve">(3), 363–406. https://doi.org/10.1037/0033-295X.100.3.363 </w:t>
       </w:r>
       <w:r>
         <w:rPr>
@@ -11792,7 +11802,7 @@
         <w:rPr>
           <w:color w:val="404040"/>
         </w:rPr>
-        <w:t xml:space="preserve">只用于说明焦虑占用注意与工作记忆这一候选机制。</w:t>
+        <w:t xml:space="preserve">用于刻意练习的原始界定。</w:t>
       </w:r>
     </w:p>
     <w:p>
@@ -11800,17 +11810,17 @@
         <w:pStyle w:val="RefCN"/>
       </w:pPr>
       <w:r>
-        <w:t xml:space="preserve">Farias, M., Maraldi, E., Wallenkampf, K. C., &amp; Lucchetti, G. (2020). Adverse events in meditation practices and meditation-based therapies: A systematic review. </w:t>
+        <w:t xml:space="preserve">Eysenck, M. W., Derakshan, N., Santos, R., &amp; Calvo, M. G. (2007). Anxiety and cognitive performance: Attentional control theory. </w:t>
       </w:r>
       <w:r>
         <w:rPr>
           <w:i/>
           <w:iCs/>
         </w:rPr>
-        <w:t xml:space="preserve">Acta Psychiatrica Scandinavica, 142</w:t>
-      </w:r>
-      <w:r>
-        <w:t xml:space="preserve">(5), 374–393. https://doi.org/10.1111/acps.13225 </w:t>
+        <w:t xml:space="preserve">Emotion, 7</w:t>
+      </w:r>
+      <w:r>
+        <w:t xml:space="preserve">(2), 336–353. https://doi.org/10.1037/1528-3542.7.2.336 </w:t>
       </w:r>
       <w:r>
         <w:rPr>
@@ -11823,7 +11833,7 @@
         <w:rPr>
           <w:color w:val="404040"/>
         </w:rPr>
-        <w:t xml:space="preserve">合并比例来自定义、设计与暴露不一致的研究，不能套用于个人。</w:t>
+        <w:t xml:space="preserve">只用于说明焦虑占用注意与工作记忆这一候选机制。</w:t>
       </w:r>
     </w:p>
     <w:p>
@@ -11831,17 +11841,17 @@
         <w:pStyle w:val="RefCN"/>
       </w:pPr>
       <w:r>
-        <w:t xml:space="preserve">Fitts, P. M., &amp; Posner, M. I. (1967). </w:t>
+        <w:t xml:space="preserve">Farias, M., Maraldi, E., Wallenkampf, K. C., &amp; Lucchetti, G. (2020). Adverse events in meditation practices and meditation-based therapies: A systematic review. </w:t>
       </w:r>
       <w:r>
         <w:rPr>
           <w:i/>
           <w:iCs/>
         </w:rPr>
-        <w:t xml:space="preserve">Human performance</w:t>
-      </w:r>
-      <w:r>
-        <w:t xml:space="preserve">. Belmont, CA: Brooks/Cole. </w:t>
+        <w:t xml:space="preserve">Acta Psychiatrica Scandinavica, 142</w:t>
+      </w:r>
+      <w:r>
+        <w:t xml:space="preserve">(5), 374–393. https://doi.org/10.1111/acps.13225 </w:t>
       </w:r>
       <w:r>
         <w:rPr>
@@ -11854,7 +11864,7 @@
         <w:rPr>
           <w:color w:val="404040"/>
         </w:rPr>
-        <w:t xml:space="preserve">阶段描述是描述性的。</w:t>
+        <w:t xml:space="preserve">合并比例来自定义、设计与暴露不一致的研究，不能套用于个人。</w:t>
       </w:r>
     </w:p>
     <w:p>
@@ -11862,17 +11872,17 @@
         <w:pStyle w:val="RefCN"/>
       </w:pPr>
       <w:r>
-        <w:t xml:space="preserve">Fox, K. C. R., et al. (2016). Functional neuroanatomy of meditation: A review and meta-analysis of 78 functional neuroimaging investigations. </w:t>
+        <w:t xml:space="preserve">Fitts, P. M., &amp; Posner, M. I. (1967). </w:t>
       </w:r>
       <w:r>
         <w:rPr>
           <w:i/>
           <w:iCs/>
         </w:rPr>
-        <w:t xml:space="preserve">Neuroscience &amp; Biobehavioral Reviews, 65</w:t>
-      </w:r>
-      <w:r>
-        <w:t xml:space="preserve">, 208–228. </w:t>
+        <w:t xml:space="preserve">Human performance</w:t>
+      </w:r>
+      <w:r>
+        <w:t xml:space="preserve">. Belmont, CA: Brooks/Cole. </w:t>
       </w:r>
       <w:r>
         <w:rPr>
@@ -11885,7 +11895,7 @@
         <w:rPr>
           <w:color w:val="404040"/>
         </w:rPr>
-        <w:t xml:space="preserve">作为不同冥想形式需要分别分析的背景。</w:t>
+        <w:t xml:space="preserve">阶段描述是描述性的。</w:t>
       </w:r>
     </w:p>
     <w:p>
@@ -11893,17 +11903,17 @@
         <w:pStyle w:val="RefCN"/>
       </w:pPr>
       <w:r>
-        <w:t xml:space="preserve">Frensch, P. A., &amp; Sternberg, R. J. (1989). Expertise and intelligent thinking: When is it worse to know better? In R. J. Sternberg (Ed.), </w:t>
+        <w:t xml:space="preserve">Fox, K. C. R., et al. (2016). Functional neuroanatomy of meditation: A review and meta-analysis of 78 functional neuroimaging investigations. </w:t>
       </w:r>
       <w:r>
         <w:rPr>
           <w:i/>
           <w:iCs/>
         </w:rPr>
-        <w:t xml:space="preserve">Advances in the psychology of human intelligence</w:t>
-      </w:r>
-      <w:r>
-        <w:t xml:space="preserve"> (Vol. 5, pp. 157–188). Hillsdale, NJ: Lawrence Erlbaum. </w:t>
+        <w:t xml:space="preserve">Neuroscience &amp; Biobehavioral Reviews, 65</w:t>
+      </w:r>
+      <w:r>
+        <w:t xml:space="preserve">, 208–228. https://doi.org/10.1016/j.neubiorev.2016.03.021 </w:t>
       </w:r>
       <w:r>
         <w:rPr>
@@ -11916,7 +11926,7 @@
         <w:rPr>
           <w:color w:val="404040"/>
         </w:rPr>
-        <w:t xml:space="preserve">只引用其问题的表述。</w:t>
+        <w:t xml:space="preserve">作为不同冥想形式需要分别分析的背景。</w:t>
       </w:r>
     </w:p>
     <w:p>
@@ -11924,17 +11934,17 @@
         <w:pStyle w:val="RefCN"/>
       </w:pPr>
       <w:r>
-        <w:t xml:space="preserve">Friston, K. (2010). The free-energy principle: A unified brain theory? </w:t>
+        <w:t xml:space="preserve">Frensch, P. A., &amp; Sternberg, R. J. (1989). Expertise and intelligent thinking: When is it worse to know better? In R. J. Sternberg (Ed.), </w:t>
       </w:r>
       <w:r>
         <w:rPr>
           <w:i/>
           <w:iCs/>
         </w:rPr>
-        <w:t xml:space="preserve">Nature Reviews Neuroscience</w:t>
-      </w:r>
-      <w:r>
-        <w:t xml:space="preserve">. </w:t>
+        <w:t xml:space="preserve">Advances in the psychology of human intelligence</w:t>
+      </w:r>
+      <w:r>
+        <w:t xml:space="preserve"> (Vol. 5, pp. 157–188). Hillsdale, NJ: Lawrence Erlbaum. </w:t>
       </w:r>
       <w:r>
         <w:rPr>
@@ -11947,7 +11957,7 @@
         <w:rPr>
           <w:color w:val="404040"/>
         </w:rPr>
-        <w:t xml:space="preserve">用于第六节对自由能原理的概述。</w:t>
+        <w:t xml:space="preserve">只引用其问题的表述。</w:t>
       </w:r>
     </w:p>
     <w:p>
@@ -11955,17 +11965,17 @@
         <w:pStyle w:val="RefCN"/>
       </w:pPr>
       <w:r>
-        <w:t xml:space="preserve">Gallagher, S. (2000). Philosophical conceptions of the self: Implications for cognitive science. </w:t>
+        <w:t xml:space="preserve">Friston, K. (2010). The free-energy principle: A unified brain theory? </w:t>
       </w:r>
       <w:r>
         <w:rPr>
           <w:i/>
           <w:iCs/>
         </w:rPr>
-        <w:t xml:space="preserve">Trends in Cognitive Sciences, 4</w:t>
-      </w:r>
-      <w:r>
-        <w:t xml:space="preserve">, 14–21. https://doi.org/10.1016/S1364-6613(99)01417-5 </w:t>
+        <w:t xml:space="preserve">Nature Reviews Neuroscience, 11</w:t>
+      </w:r>
+      <w:r>
+        <w:t xml:space="preserve">, 127–138. https://doi.org/10.1038/nrn2787 </w:t>
       </w:r>
       <w:r>
         <w:rPr>
@@ -11978,7 +11988,7 @@
         <w:rPr>
           <w:color w:val="404040"/>
         </w:rPr>
-        <w:t xml:space="preserve">只用于最小自我与叙事自我的区分。</w:t>
+        <w:t xml:space="preserve">用于第六节对自由能原理的概述。</w:t>
       </w:r>
     </w:p>
     <w:p>
@@ -11986,17 +11996,17 @@
         <w:pStyle w:val="RefCN"/>
       </w:pPr>
       <w:r>
-        <w:t xml:space="preserve">Gobet, F., &amp; Simon, H. A. (1996). Recall of rapidly presented random chess positions is a function of skill. </w:t>
+        <w:t xml:space="preserve">Gallagher, S. (2000). Philosophical conceptions of the self: Implications for cognitive science. </w:t>
       </w:r>
       <w:r>
         <w:rPr>
           <w:i/>
           <w:iCs/>
         </w:rPr>
-        <w:t xml:space="preserve">Psychonomic Bulletin &amp; Review, 3</w:t>
-      </w:r>
-      <w:r>
-        <w:t xml:space="preserve">(2), 159–163. https://doi.org/10.3758/BF03212414 </w:t>
+        <w:t xml:space="preserve">Trends in Cognitive Sciences, 4</w:t>
+      </w:r>
+      <w:r>
+        <w:t xml:space="preserve">, 14–21. https://doi.org/10.1016/S1364-6613(99)01417-5 </w:t>
       </w:r>
       <w:r>
         <w:rPr>
@@ -12009,7 +12019,7 @@
         <w:rPr>
           <w:color w:val="404040"/>
         </w:rPr>
-        <w:t xml:space="preserve">回顾对象为呈现时间 3 至 10 秒的随机棋局实验；强棋手的剩余优势远小于真实棋局。</w:t>
+        <w:t xml:space="preserve">只用于最小自我与叙事自我的区分。</w:t>
       </w:r>
     </w:p>
     <w:p>
@@ -12017,17 +12027,17 @@
         <w:pStyle w:val="RefCN"/>
       </w:pPr>
       <w:r>
-        <w:t xml:space="preserve">Hambrick, D. Z., Macnamara, B. N., &amp; Oswald, F. L. (2020). Is the deliberate practice view defensible? A review of evidence and discussion of issues. </w:t>
+        <w:t xml:space="preserve">Gobet, F., &amp; Simon, H. A. (1996). Recall of rapidly presented random chess positions is a function of skill. </w:t>
       </w:r>
       <w:r>
         <w:rPr>
           <w:i/>
           <w:iCs/>
         </w:rPr>
-        <w:t xml:space="preserve">Frontiers in Psychology, 11</w:t>
-      </w:r>
-      <w:r>
-        <w:t xml:space="preserve">, 1134. https://doi.org/10.3389/fpsyg.2020.01134 </w:t>
+        <w:t xml:space="preserve">Psychonomic Bulletin &amp; Review, 3</w:t>
+      </w:r>
+      <w:r>
+        <w:t xml:space="preserve">(2), 159–163. https://doi.org/10.3758/BF03212414 </w:t>
       </w:r>
       <w:r>
         <w:rPr>
@@ -12040,7 +12050,7 @@
         <w:rPr>
           <w:color w:val="404040"/>
         </w:rPr>
-        <w:t xml:space="preserve">作者在此使用了勘误后的数值。</w:t>
+        <w:t xml:space="preserve">回顾对象为呈现时间 3 至 10 秒的随机棋局实验；强棋手的剩余优势远小于真实棋局。</w:t>
       </w:r>
     </w:p>
     <w:p>
@@ -12048,17 +12058,17 @@
         <w:pStyle w:val="RefCN"/>
       </w:pPr>
       <w:r>
-        <w:t xml:space="preserve">He, Q., Liu, Y., &amp; Yang, Y. (2024). </w:t>
+        <w:t xml:space="preserve">Hambrick, D. Z., Macnamara, B. N., &amp; Oswald, F. L. (2020). Is the deliberate practice view defensible? A review of evidence and discussion of issues. </w:t>
       </w:r>
       <w:r>
         <w:rPr>
           <w:i/>
           <w:iCs/>
         </w:rPr>
-        <w:t xml:space="preserve">Scientific Reports, 14</w:t>
-      </w:r>
-      <w:r>
-        <w:t xml:space="preserve">, 5182. https://doi.org/10.1038/s41598-024-55716-z（题名待补；静眼训练与压力下高尔夫推杆的研究）</w:t>
+        <w:t xml:space="preserve">Frontiers in Psychology, 11</w:t>
+      </w:r>
+      <w:r>
+        <w:t xml:space="preserve">, 1134. https://doi.org/10.3389/fpsyg.2020.01134 </w:t>
       </w:r>
       <w:r>
         <w:rPr>
@@ -12071,7 +12081,7 @@
         <w:rPr>
           <w:color w:val="404040"/>
         </w:rPr>
-        <w:t xml:space="preserve">22 名青少年运动员，两周干预；有组别 × 时间交互作用，后测组间简单效应不显著；未测量自我关系配置。</w:t>
+        <w:t xml:space="preserve">作者在此使用了勘误后的数值。</w:t>
       </w:r>
     </w:p>
     <w:p>
@@ -12079,17 +12089,17 @@
         <w:pStyle w:val="RefCN"/>
       </w:pPr>
       <w:r>
-        <w:t xml:space="preserve">Hodgson, R. T. (2008). An examination of judge reliability at a major U.S. wine competition. </w:t>
+        <w:t xml:space="preserve">He, Q., Liu, Y., &amp; Yang, Y. (2024). The effect of quiet eye training on golf putting performance in pressure situation. </w:t>
       </w:r>
       <w:r>
         <w:rPr>
           <w:i/>
           <w:iCs/>
         </w:rPr>
-        <w:t xml:space="preserve">Journal of Wine Economics, 3</w:t>
-      </w:r>
-      <w:r>
-        <w:t xml:space="preserve">(2), 105–113. https://doi.org/10.1017/S1931436100001152 </w:t>
+        <w:t xml:space="preserve">Scientific Reports, 14</w:t>
+      </w:r>
+      <w:r>
+        <w:t xml:space="preserve">, 5182. https://doi.org/10.1038/s41598-024-55716-z </w:t>
       </w:r>
       <w:r>
         <w:rPr>
@@ -12102,7 +12112,7 @@
         <w:rPr>
           <w:color w:val="404040"/>
         </w:rPr>
-        <w:t xml:space="preserve">只用于说明重复一致性需要实测。</w:t>
+        <w:t xml:space="preserve">22 名青少年球员，两周干预；命中率与状态焦虑上有组别 × 时间交互作用；未测量自我关系配置。</w:t>
       </w:r>
     </w:p>
     <w:p>
@@ -12110,17 +12120,17 @@
         <w:pStyle w:val="RefCN"/>
       </w:pPr>
       <w:r>
-        <w:t xml:space="preserve">Hodson, R., Mehta, M., &amp; Smith, R. (2024). The empirical status of predictive coding and active inference. </w:t>
+        <w:t xml:space="preserve">Hodgson, R. T. (2008). An examination of judge reliability at a major U.S. wine competition. </w:t>
       </w:r>
       <w:r>
         <w:rPr>
           <w:i/>
           <w:iCs/>
         </w:rPr>
-        <w:t xml:space="preserve">Neuroscience &amp; Biobehavioral Reviews</w:t>
-      </w:r>
-      <w:r>
-        <w:t xml:space="preserve">. </w:t>
+        <w:t xml:space="preserve">Journal of Wine Economics, 3</w:t>
+      </w:r>
+      <w:r>
+        <w:t xml:space="preserve">(2), 105–113. https://doi.org/10.1017/S1931436100001152 </w:t>
       </w:r>
       <w:r>
         <w:rPr>
@@ -12133,7 +12143,7 @@
         <w:rPr>
           <w:color w:val="404040"/>
         </w:rPr>
-        <w:t xml:space="preserve">用于评估预测编码的实证支持程度。</w:t>
+        <w:t xml:space="preserve">只用于说明重复一致性需要实测。</w:t>
       </w:r>
     </w:p>
     <w:p>
@@ -12141,17 +12151,17 @@
         <w:pStyle w:val="RefCN"/>
       </w:pPr>
       <w:r>
-        <w:t xml:space="preserve">Hohwy, J. (2013). </w:t>
+        <w:t xml:space="preserve">Hodson, R., Mehta, M., &amp; Smith, R. (2024). The empirical status of predictive coding and active inference. </w:t>
       </w:r>
       <w:r>
         <w:rPr>
           <w:i/>
           <w:iCs/>
         </w:rPr>
-        <w:t xml:space="preserve">The predictive mind</w:t>
-      </w:r>
-      <w:r>
-        <w:t xml:space="preserve">. </w:t>
+        <w:t xml:space="preserve">Neuroscience &amp; Biobehavioral Reviews, 157</w:t>
+      </w:r>
+      <w:r>
+        <w:t xml:space="preserve">, 105473. </w:t>
       </w:r>
       <w:r>
         <w:rPr>
@@ -12164,7 +12174,7 @@
         <w:rPr>
           <w:color w:val="404040"/>
         </w:rPr>
-        <w:t xml:space="preserve">用于第六节对预测性加工各版本的概述。</w:t>
+        <w:t xml:space="preserve">用于评估预测编码的实证支持程度。</w:t>
       </w:r>
     </w:p>
     <w:p>
@@ -12172,17 +12182,17 @@
         <w:pStyle w:val="RefCN"/>
       </w:pPr>
       <w:r>
-        <w:t xml:space="preserve">Holtzheimer, P. E., et al. (2017). Subcallosal cingulate deep brain stimulation for treatment-resistant depression: A multisite, randomised, sham-controlled trial. </w:t>
+        <w:t xml:space="preserve">Hohwy, J. (2013). </w:t>
       </w:r>
       <w:r>
         <w:rPr>
           <w:i/>
           <w:iCs/>
         </w:rPr>
-        <w:t xml:space="preserve">The Lancet Psychiatry</w:t>
-      </w:r>
-      <w:r>
-        <w:t xml:space="preserve">. </w:t>
+        <w:t xml:space="preserve">The predictive mind</w:t>
+      </w:r>
+      <w:r>
+        <w:t xml:space="preserve">. Oxford University Press. </w:t>
       </w:r>
       <w:r>
         <w:rPr>
@@ -12195,7 +12205,7 @@
         <w:rPr>
           <w:color w:val="404040"/>
         </w:rPr>
-        <w:t xml:space="preserve">只引用该试验在无效性分析后中止这一事实。</w:t>
+        <w:t xml:space="preserve">用于第六节对预测性加工各版本的概述。</w:t>
       </w:r>
     </w:p>
     <w:p>
@@ -12203,17 +12213,17 @@
         <w:pStyle w:val="RefCN"/>
       </w:pPr>
       <w:r>
-        <w:t xml:space="preserve">Kahneman, D., &amp; Klein, G. (2009). Conditions for intuitive expertise: A failure to disagree. </w:t>
+        <w:t xml:space="preserve">Holtzheimer, P. E., et al. (2017). Subcallosal cingulate deep brain stimulation for treatment-resistant depression: A multisite, randomised, sham-controlled trial. </w:t>
       </w:r>
       <w:r>
         <w:rPr>
           <w:i/>
           <w:iCs/>
         </w:rPr>
-        <w:t xml:space="preserve">American Psychologist, 64</w:t>
-      </w:r>
-      <w:r>
-        <w:t xml:space="preserve">(6), 515–526. https://doi.org/10.1037/a0016755 </w:t>
+        <w:t xml:space="preserve">The Lancet Psychiatry, 4</w:t>
+      </w:r>
+      <w:r>
+        <w:t xml:space="preserve">(11), 839–849. </w:t>
       </w:r>
       <w:r>
         <w:rPr>
@@ -12226,7 +12236,7 @@
         <w:rPr>
           <w:color w:val="404040"/>
         </w:rPr>
-        <w:t xml:space="preserve">只引用环境的可预测性与学习机会这两个条件。</w:t>
+        <w:t xml:space="preserve">只引用该试验的设计与在中期无效性分析后中止这一事实。</w:t>
       </w:r>
     </w:p>
     <w:p>
@@ -12234,17 +12244,17 @@
         <w:pStyle w:val="RefCN"/>
       </w:pPr>
       <w:r>
-        <w:t xml:space="preserve">Kelly, A. M. C., &amp; Garavan, H. (2005). Human functional neuroimaging of brain changes associated with practice. </w:t>
+        <w:t xml:space="preserve">Kahneman, D., &amp; Klein, G. (2009). Conditions for intuitive expertise: A failure to disagree. </w:t>
       </w:r>
       <w:r>
         <w:rPr>
           <w:i/>
           <w:iCs/>
         </w:rPr>
-        <w:t xml:space="preserve">Cerebral Cortex, 15</w:t>
-      </w:r>
-      <w:r>
-        <w:t xml:space="preserve">(8), 1089–1102. https://doi.org/10.1093/cercor/bhi005 </w:t>
+        <w:t xml:space="preserve">American Psychologist, 64</w:t>
+      </w:r>
+      <w:r>
+        <w:t xml:space="preserve">(6), 515–526. https://doi.org/10.1037/a0016755 </w:t>
       </w:r>
       <w:r>
         <w:rPr>
@@ -12257,7 +12267,7 @@
         <w:rPr>
           <w:color w:val="404040"/>
         </w:rPr>
-        <w:t xml:space="preserve">只用于说明练习相关的激活变化有多种形式。</w:t>
+        <w:t xml:space="preserve">只引用环境的可预测性与学习机会这两个条件。</w:t>
       </w:r>
     </w:p>
     <w:p>
@@ -12265,17 +12275,17 @@
         <w:pStyle w:val="RefCN"/>
       </w:pPr>
       <w:r>
-        <w:t xml:space="preserve">Klein, G. (1998). </w:t>
+        <w:t xml:space="preserve">Kelly, A. M. C., &amp; Garavan, H. (2005). Human functional neuroimaging of brain changes associated with practice. </w:t>
       </w:r>
       <w:r>
         <w:rPr>
           <w:i/>
           <w:iCs/>
         </w:rPr>
-        <w:t xml:space="preserve">Sources of power: How people make decisions</w:t>
-      </w:r>
-      <w:r>
-        <w:t xml:space="preserve">. Cambridge, MA: MIT Press. </w:t>
+        <w:t xml:space="preserve">Cerebral Cortex, 15</w:t>
+      </w:r>
+      <w:r>
+        <w:t xml:space="preserve">(8), 1089–1102. https://doi.org/10.1093/cercor/bhi005 </w:t>
       </w:r>
       <w:r>
         <w:rPr>
@@ -12288,7 +12298,7 @@
         <w:rPr>
           <w:color w:val="404040"/>
         </w:rPr>
-        <w:t xml:space="preserve">消防指挥员个案来自事后访谈，个案选择偏向成功的例子。</w:t>
+        <w:t xml:space="preserve">只用于说明练习相关的激活变化有多种形式。</w:t>
       </w:r>
     </w:p>
     <w:p>
@@ -12296,17 +12306,17 @@
         <w:pStyle w:val="RefCN"/>
       </w:pPr>
       <w:r>
-        <w:t xml:space="preserve">Kuypers, K. P. C., et al. (2016). Ayahuasca enhances creative divergent thinking while decreasing conventional convergent thinking. </w:t>
+        <w:t xml:space="preserve">Kemmerer, D. (2025). Does the default mode network mediate an ongoing internal narrative? An evaluation of Menon’s (2023) hypothesis. </w:t>
       </w:r>
       <w:r>
         <w:rPr>
           <w:i/>
           <w:iCs/>
         </w:rPr>
-        <w:t xml:space="preserve">Psychopharmacology, 233</w:t>
-      </w:r>
-      <w:r>
-        <w:t xml:space="preserve">, 3395–3403. https://doi.org/10.1007/s00213-016-4377-8 </w:t>
+        <w:t xml:space="preserve">Journal of Cognitive Neuroscience, 37</w:t>
+      </w:r>
+      <w:r>
+        <w:t xml:space="preserve">(12), 2676–2683. </w:t>
       </w:r>
       <w:r>
         <w:rPr>
@@ -12319,7 +12329,7 @@
         <w:rPr>
           <w:color w:val="404040"/>
         </w:rPr>
-        <w:t xml:space="preserve">26 人的自然情境研究，没有随机的安慰剂对照。</w:t>
+        <w:t xml:space="preserve">只引用其对“内部叙事”假说的批评要点。</w:t>
       </w:r>
     </w:p>
     <w:p>
@@ -12327,17 +12337,17 @@
         <w:pStyle w:val="RefCN"/>
       </w:pPr>
       <w:r>
-        <w:t xml:space="preserve">Laukkonen, R. E., &amp; Slagter, H. A. (2021). From many to (n)one: Meditation and the plasticity of the predictive mind. </w:t>
+        <w:t xml:space="preserve">Klein, G. (1998). </w:t>
       </w:r>
       <w:r>
         <w:rPr>
           <w:i/>
           <w:iCs/>
         </w:rPr>
-        <w:t xml:space="preserve">Neuroscience &amp; Biobehavioral Reviews</w:t>
-      </w:r>
-      <w:r>
-        <w:t xml:space="preserve">. </w:t>
+        <w:t xml:space="preserve">Sources of power: How people make decisions</w:t>
+      </w:r>
+      <w:r>
+        <w:t xml:space="preserve">. Cambridge, MA: MIT Press. </w:t>
       </w:r>
       <w:r>
         <w:rPr>
@@ -12350,7 +12360,7 @@
         <w:rPr>
           <w:color w:val="404040"/>
         </w:rPr>
-        <w:t xml:space="preserve">理论建构。</w:t>
+        <w:t xml:space="preserve">消防指挥员个案来自事后访谈，个案选择偏向成功的例子。</w:t>
       </w:r>
     </w:p>
     <w:p>
@@ -12358,38 +12368,17 @@
         <w:pStyle w:val="RefCN"/>
       </w:pPr>
       <w:r>
-        <w:t xml:space="preserve">Laukkonen, R. E., Friston, K., &amp; Chandaria, S. (2025). A beautiful loop: An active inference theory of consciousness. </w:t>
-      </w:r>
-      <w:r>
-        <w:rPr>
-          <w:rFonts w:ascii="Arial" w:cs="Arial" w:eastAsia="黑体" w:hAnsi="Arial"/>
-          <w:color w:val="404040"/>
-        </w:rPr>
-        <w:t xml:space="preserve">使用限度：</w:t>
-      </w:r>
-      <w:r>
-        <w:rPr>
-          <w:color w:val="404040"/>
-        </w:rPr>
-        <w:t xml:space="preserve">理论建构。</w:t>
-      </w:r>
-    </w:p>
-    <w:p>
-      <w:pPr>
-        <w:pStyle w:val="RefCN"/>
-      </w:pPr>
-      <w:r>
-        <w:t xml:space="preserve">Lebeau, J.-C., et al. (2016). Quiet eye and performance in sport: A meta-analysis. </w:t>
+        <w:t xml:space="preserve">Kuypers, K. P. C., et al. (2016). Ayahuasca enhances creative divergent thinking while decreasing conventional convergent thinking. </w:t>
       </w:r>
       <w:r>
         <w:rPr>
           <w:i/>
           <w:iCs/>
         </w:rPr>
-        <w:t xml:space="preserve">Journal of Sport &amp; Exercise Psychology, 38</w:t>
-      </w:r>
-      <w:r>
-        <w:t xml:space="preserve">(5), 441–457. https://doi.org/10.1123/jsep.2015-0123 </w:t>
+        <w:t xml:space="preserve">Psychopharmacology, 233</w:t>
+      </w:r>
+      <w:r>
+        <w:t xml:space="preserve">, 3395–3403. https://doi.org/10.1007/s00213-016-4377-8 </w:t>
       </w:r>
       <w:r>
         <w:rPr>
@@ -12402,7 +12391,7 @@
         <w:rPr>
           <w:color w:val="404040"/>
         </w:rPr>
-        <w:t xml:space="preserve">效应量不等于成绩的百分比提升；专家差异不证明注视本身是原因。</w:t>
+        <w:t xml:space="preserve">26 人的自然情境研究，测量在仪式前与急性作用期间进行，没有安慰剂对照。</w:t>
       </w:r>
     </w:p>
     <w:p>
@@ -12410,17 +12399,17 @@
         <w:pStyle w:val="RefCN"/>
       </w:pPr>
       <w:r>
-        <w:t xml:space="preserve">Lenggenhager, B., Tadi, T., Metzinger, T., &amp; Blanke, O. (2007). Video ergo sum: Manipulating bodily self-consciousness. </w:t>
+        <w:t xml:space="preserve">Laukkonen, R. E., &amp; Slagter, H. A. (2021). From many to (n)one: Meditation and the plasticity of the predictive mind. </w:t>
       </w:r>
       <w:r>
         <w:rPr>
           <w:i/>
           <w:iCs/>
         </w:rPr>
-        <w:t xml:space="preserve">Science, 317</w:t>
-      </w:r>
-      <w:r>
-        <w:t xml:space="preserve">(5841), 1096–1099. https://doi.org/10.1126/science.1143439 </w:t>
+        <w:t xml:space="preserve">Neuroscience &amp; Biobehavioral Reviews, 128</w:t>
+      </w:r>
+      <w:r>
+        <w:t xml:space="preserve">, 199–217. https://doi.org/10.1016/j.neubiorev.2021.06.021 </w:t>
       </w:r>
       <w:r>
         <w:rPr>
@@ -12433,7 +12422,7 @@
         <w:rPr>
           <w:color w:val="404040"/>
         </w:rPr>
-        <w:t xml:space="preserve">只用于说明自我定位可以被实验扰动。</w:t>
+        <w:t xml:space="preserve">理论建构。</w:t>
       </w:r>
     </w:p>
     <w:p>
@@ -12441,17 +12430,17 @@
         <w:pStyle w:val="RefCN"/>
       </w:pPr>
       <w:r>
-        <w:t xml:space="preserve">Limanowski, J., &amp; Blankenburg, F. (2013). Minimal self-models and the free energy principle. </w:t>
+        <w:t xml:space="preserve">Laukkonen, R. E., Friston, K., &amp; Chandaria, S. (2025). A beautiful loop: An active inference theory of consciousness. </w:t>
       </w:r>
       <w:r>
         <w:rPr>
           <w:i/>
           <w:iCs/>
         </w:rPr>
-        <w:t xml:space="preserve">Frontiers in Human Neuroscience, 7</w:t>
-      </w:r>
-      <w:r>
-        <w:t xml:space="preserve">, 547. https://doi.org/10.3389/fnhum.2013.00547 </w:t>
+        <w:t xml:space="preserve">Neuroscience &amp; Biobehavioral Reviews, 176</w:t>
+      </w:r>
+      <w:r>
+        <w:t xml:space="preserve">, 106296. https://doi.org/10.1016/j.neubiorev.2025.106296 </w:t>
       </w:r>
       <w:r>
         <w:rPr>
@@ -12464,7 +12453,7 @@
         <w:rPr>
           <w:color w:val="404040"/>
         </w:rPr>
-        <w:t xml:space="preserve">只作为主动推理文献中自我建模方案的一例。</w:t>
+        <w:t xml:space="preserve">理论建构。</w:t>
       </w:r>
     </w:p>
     <w:p>
@@ -12472,17 +12461,17 @@
         <w:pStyle w:val="RefCN"/>
       </w:pPr>
       <w:r>
-        <w:t xml:space="preserve">Lindahl, J. R., Fisher, N. E., Cooper, D. J., Rosen, R. K., &amp; Britton, W. B. (2017). The varieties of contemplative experience: A mixed-methods study of meditation-related challenges in Western Buddhists. </w:t>
+        <w:t xml:space="preserve">Lebeau, J.-C., et al. (2016). Quiet eye and performance in sport: A meta-analysis. </w:t>
       </w:r>
       <w:r>
         <w:rPr>
           <w:i/>
           <w:iCs/>
         </w:rPr>
-        <w:t xml:space="preserve">PLOS ONE, 12</w:t>
-      </w:r>
-      <w:r>
-        <w:t xml:space="preserve">(5), e0176239. https://doi.org/10.1371/journal.pone.0176239 </w:t>
+        <w:t xml:space="preserve">Journal of Sport &amp; Exercise Psychology, 38</w:t>
+      </w:r>
+      <w:r>
+        <w:t xml:space="preserve">(5), 441–457. https://doi.org/10.1123/jsep.2015-0123 </w:t>
       </w:r>
       <w:r>
         <w:rPr>
@@ -12495,7 +12484,7 @@
         <w:rPr>
           <w:color w:val="404040"/>
         </w:rPr>
-        <w:t xml:space="preserve">有目的抽样，用于识别困难体验的类型与背景，不能估计一般人群的发生率。</w:t>
+        <w:t xml:space="preserve">效应量不等于成绩的百分比提升；专家差异不证明注视本身是原因。</w:t>
       </w:r>
     </w:p>
     <w:p>
@@ -12503,17 +12492,17 @@
         <w:pStyle w:val="RefCN"/>
       </w:pPr>
       <w:r>
-        <w:t xml:space="preserve">Litwin, P., &amp; Miłkowski, M. (2020). Unification by fiat: Arrested development of predictive processing. </w:t>
+        <w:t xml:space="preserve">Lenggenhager, B., Tadi, T., Metzinger, T., &amp; Blanke, O. (2007). Video ergo sum: Manipulating bodily self-consciousness. </w:t>
       </w:r>
       <w:r>
         <w:rPr>
           <w:i/>
           <w:iCs/>
         </w:rPr>
-        <w:t xml:space="preserve">Cognitive Science</w:t>
-      </w:r>
-      <w:r>
-        <w:t xml:space="preserve">. </w:t>
+        <w:t xml:space="preserve">Science, 317</w:t>
+      </w:r>
+      <w:r>
+        <w:t xml:space="preserve">(5841), 1096–1099. https://doi.org/10.1126/science.1143439 </w:t>
       </w:r>
       <w:r>
         <w:rPr>
@@ -12526,7 +12515,7 @@
         <w:rPr>
           <w:color w:val="404040"/>
         </w:rPr>
-        <w:t xml:space="preserve">只转述其论点的结构。</w:t>
+        <w:t xml:space="preserve">只用于说明自我定位可以被实验扰动。</w:t>
       </w:r>
     </w:p>
     <w:p>
@@ -12534,17 +12523,17 @@
         <w:pStyle w:val="RefCN"/>
       </w:pPr>
       <w:r>
-        <w:t xml:space="preserve">Macnamara, B. N., Hambrick, D. Z., &amp; Oswald, F. L. (2014). Deliberate practice and performance in music, games, sports, education, and professions: A meta-analysis. </w:t>
+        <w:t xml:space="preserve">Limanowski, J., &amp; Blankenburg, F. (2013). Minimal self-models and the free energy principle. </w:t>
       </w:r>
       <w:r>
         <w:rPr>
           <w:i/>
           <w:iCs/>
         </w:rPr>
-        <w:t xml:space="preserve">Psychological Science, 25</w:t>
-      </w:r>
-      <w:r>
-        <w:t xml:space="preserve">(8), 1608–1618. https://doi.org/10.1177/0956797614535810 </w:t>
+        <w:t xml:space="preserve">Frontiers in Human Neuroscience, 7</w:t>
+      </w:r>
+      <w:r>
+        <w:t xml:space="preserve">, 547. https://doi.org/10.3389/fnhum.2013.00547 </w:t>
       </w:r>
       <w:r>
         <w:rPr>
@@ -12557,7 +12546,7 @@
         <w:rPr>
           <w:color w:val="404040"/>
         </w:rPr>
-        <w:t xml:space="preserve">统计值应与 2018 年勘误一并引用；研究集合中的相关不能拆分为个体层面的因果贡献。</w:t>
+        <w:t xml:space="preserve">只作为主动推理文献中自我建模方案的一例。</w:t>
       </w:r>
     </w:p>
     <w:p>
@@ -12565,17 +12554,17 @@
         <w:pStyle w:val="RefCN"/>
       </w:pPr>
       <w:r>
-        <w:t xml:space="preserve">Macnamara, B. N., Hambrick, D. Z., &amp; Oswald, F. L. (2018). Corrigendum: Deliberate practice and performance in music, games, sports, education, and professions: A meta-analysis. </w:t>
+        <w:t xml:space="preserve">Lindahl, J. R., Fisher, N. E., Cooper, D. J., Rosen, R. K., &amp; Britton, W. B. (2017). The varieties of contemplative experience: A mixed-methods study of meditation-related challenges in Western Buddhists. </w:t>
       </w:r>
       <w:r>
         <w:rPr>
           <w:i/>
           <w:iCs/>
         </w:rPr>
-        <w:t xml:space="preserve">Psychological Science, 29</w:t>
-      </w:r>
-      <w:r>
-        <w:t xml:space="preserve">(7), 1202–1204. https://doi.org/10.1177/0956797618769891 </w:t>
+        <w:t xml:space="preserve">PLOS ONE, 12</w:t>
+      </w:r>
+      <w:r>
+        <w:t xml:space="preserve">(5), e0176239. https://doi.org/10.1371/journal.pone.0176239 </w:t>
       </w:r>
       <w:r>
         <w:rPr>
@@ -12588,7 +12577,7 @@
         <w:rPr>
           <w:color w:val="404040"/>
         </w:rPr>
-        <w:t xml:space="preserve">第三节的领域数值（24%、23%、20%、5%、1%，总体 14%）出自此勘误。</w:t>
+        <w:t xml:space="preserve">有目的抽样，用于识别困难体验的类型与背景，不能估计一般人群的发生率。</w:t>
       </w:r>
     </w:p>
     <w:p>
@@ -12596,17 +12585,17 @@
         <w:pStyle w:val="RefCN"/>
       </w:pPr>
       <w:r>
-        <w:t xml:space="preserve">Mason, N. L., Mischler, E., Uthaug, M. V., &amp; Kuypers, K. P. C. (2019). Sub-acute effects of psilocybin on empathy, creative thinking, and subjective well-being. </w:t>
+        <w:t xml:space="preserve">Litwin, P., &amp; Miłkowski, M. (2020). Unification by fiat: Arrested development of predictive processing. </w:t>
       </w:r>
       <w:r>
         <w:rPr>
           <w:i/>
           <w:iCs/>
         </w:rPr>
-        <w:t xml:space="preserve">Journal of Psychoactive Drugs, 51</w:t>
-      </w:r>
-      <w:r>
-        <w:t xml:space="preserve">(2), 123–134. https://doi.org/10.1080/02791072.2019.1580804 </w:t>
+        <w:t xml:space="preserve">Cognitive Science, 44</w:t>
+      </w:r>
+      <w:r>
+        <w:t xml:space="preserve">(7), e12867. https://doi.org/10.1111/cogs.12867 </w:t>
       </w:r>
       <w:r>
         <w:rPr>
@@ -12619,7 +12608,7 @@
         <w:rPr>
           <w:color w:val="404040"/>
         </w:rPr>
-        <w:t xml:space="preserve">次急性期观察，不能用作急性期证据。</w:t>
+        <w:t xml:space="preserve">只转述其论点的结构。</w:t>
       </w:r>
     </w:p>
     <w:p>
@@ -12627,17 +12616,17 @@
         <w:pStyle w:val="RefCN"/>
       </w:pPr>
       <w:r>
-        <w:t xml:space="preserve">Mason, N. L., et al. (2021). Spontaneous and deliberate creative cognition during and after psilocybin exposure. </w:t>
+        <w:t xml:space="preserve">Macnamara, B. N., Hambrick, D. Z., &amp; Oswald, F. L. (2014). Deliberate practice and performance in music, games, sports, education, and professions: A meta-analysis. </w:t>
       </w:r>
       <w:r>
         <w:rPr>
           <w:i/>
           <w:iCs/>
         </w:rPr>
-        <w:t xml:space="preserve">Translational Psychiatry, 11</w:t>
-      </w:r>
-      <w:r>
-        <w:t xml:space="preserve">, 209. https://doi.org/10.1038/s41398-021-01335-5 </w:t>
+        <w:t xml:space="preserve">Psychological Science, 25</w:t>
+      </w:r>
+      <w:r>
+        <w:t xml:space="preserve">(8), 1608–1618. https://doi.org/10.1177/0956797614535810 </w:t>
       </w:r>
       <w:r>
         <w:rPr>
@@ -12650,7 +12639,7 @@
         <w:rPr>
           <w:color w:val="404040"/>
         </w:rPr>
-        <w:t xml:space="preserve">主观洞见评分与客观任务指标的变化方向不同。</w:t>
+        <w:t xml:space="preserve">统计值应与 2018 年勘误一并引用；研究集合中的相关不能拆分为个体层面的因果贡献。</w:t>
       </w:r>
     </w:p>
     <w:p>
@@ -12658,17 +12647,17 @@
         <w:pStyle w:val="RefCN"/>
       </w:pPr>
       <w:r>
-        <w:t xml:space="preserve">Masters, R. S. W. (1992). Knowledge, knerves and know-how: The role of explicit versus implicit knowledge in the breakdown of a complex motor skill under pressure. </w:t>
+        <w:t xml:space="preserve">Macnamara, B. N., Hambrick, D. Z., &amp; Oswald, F. L. (2018). Corrigendum: Deliberate practice and performance in music, games, sports, education, and professions: A meta-analysis. </w:t>
       </w:r>
       <w:r>
         <w:rPr>
           <w:i/>
           <w:iCs/>
         </w:rPr>
-        <w:t xml:space="preserve">British Journal of Psychology, 83</w:t>
-      </w:r>
-      <w:r>
-        <w:t xml:space="preserve">(3), 343–358. https://doi.org/10.1111/j.2044-8295.1992.tb02446.x </w:t>
+        <w:t xml:space="preserve">Psychological Science, 29</w:t>
+      </w:r>
+      <w:r>
+        <w:t xml:space="preserve">(7), 1202–1204. https://doi.org/10.1177/0956797618769891 </w:t>
       </w:r>
       <w:r>
         <w:rPr>
@@ -12681,7 +12670,7 @@
         <w:rPr>
           <w:color w:val="404040"/>
         </w:rPr>
-        <w:t xml:space="preserve">只用于说明“再投入”这一候选机制。</w:t>
+        <w:t xml:space="preserve">第三节的领域数值（24%、23%、20%、5%、1%，总体 14%）出自此勘误。</w:t>
       </w:r>
     </w:p>
     <w:p>
@@ -12689,17 +12678,17 @@
         <w:pStyle w:val="RefCN"/>
       </w:pPr>
       <w:r>
-        <w:t xml:space="preserve">Mathys, C., Daunizeau, J., Friston, K. J., &amp; Stephan, K. E. (2011). A Bayesian foundation for individual learning under uncertainty. </w:t>
+        <w:t xml:space="preserve">Mason, N. L., Mischler, E., Uthaug, M. V., &amp; Kuypers, K. P. C. (2019). Sub-acute effects of psilocybin on empathy, creative thinking, and subjective well-being. </w:t>
       </w:r>
       <w:r>
         <w:rPr>
           <w:i/>
           <w:iCs/>
         </w:rPr>
-        <w:t xml:space="preserve">Frontiers in Human Neuroscience, 5</w:t>
-      </w:r>
-      <w:r>
-        <w:t xml:space="preserve">, 39. https://doi.org/10.3389/fnhum.2011.00039 </w:t>
+        <w:t xml:space="preserve">Journal of Psychoactive Drugs, 51</w:t>
+      </w:r>
+      <w:r>
+        <w:t xml:space="preserve">(2), 123–134. https://doi.org/10.1080/02791072.2019.1580804 </w:t>
       </w:r>
       <w:r>
         <w:rPr>
@@ -12712,7 +12701,7 @@
         <w:rPr>
           <w:color w:val="404040"/>
         </w:rPr>
-        <w:t xml:space="preserve">用于区分精度、学习率与层级不确定性；不验证本文关于定势或自我先验的应用。第三节的数值例子由本文构造。</w:t>
+        <w:t xml:space="preserve">自然情境下的次急性期观察，没有安慰剂对照，不能用作急性期证据。</w:t>
       </w:r>
     </w:p>
     <w:p>
@@ -12720,17 +12709,17 @@
         <w:pStyle w:val="RefCN"/>
       </w:pPr>
       <w:r>
-        <w:t xml:space="preserve">Mayberg, H. S., et al. (2005). Deep brain stimulation for treatment-resistant depression. </w:t>
+        <w:t xml:space="preserve">Mason, N. L., et al. (2021). Spontaneous and deliberate creative cognition during and after psilocybin exposure. </w:t>
       </w:r>
       <w:r>
         <w:rPr>
           <w:i/>
           <w:iCs/>
         </w:rPr>
-        <w:t xml:space="preserve">Neuron</w:t>
-      </w:r>
-      <w:r>
-        <w:t xml:space="preserve">. </w:t>
+        <w:t xml:space="preserve">Translational Psychiatry, 11</w:t>
+      </w:r>
+      <w:r>
+        <w:t xml:space="preserve">, 209. https://doi.org/10.1038/s41398-021-01335-5 </w:t>
       </w:r>
       <w:r>
         <w:rPr>
@@ -12743,7 +12732,7 @@
         <w:rPr>
           <w:color w:val="404040"/>
         </w:rPr>
-        <w:t xml:space="preserve">早期小样本开放研究。</w:t>
+        <w:t xml:space="preserve">主观洞见评分与客观任务指标的变化方向不同。</w:t>
       </w:r>
     </w:p>
     <w:p>
@@ -12751,17 +12740,17 @@
         <w:pStyle w:val="RefCN"/>
       </w:pPr>
       <w:r>
-        <w:t xml:space="preserve">McKay, B., Corson, A. E., Seedu, J., De Faveri, C. S., Hasan, H., Arnold, K., Adams, F. C., &amp; Carter, M. J. (2024). Reporting bias, not external focus: A robust Bayesian meta-analysis and systematic review of the external focus of attention literature. </w:t>
+        <w:t xml:space="preserve">Masters, R. S. W. (1992). Knowledge, knerves and know-how: The role of explicit versus implicit knowledge in the breakdown of a complex motor skill under pressure. </w:t>
       </w:r>
       <w:r>
         <w:rPr>
           <w:i/>
           <w:iCs/>
         </w:rPr>
-        <w:t xml:space="preserve">Psychological Bulletin, 150</w:t>
-      </w:r>
-      <w:r>
-        <w:t xml:space="preserve">(11), 1347–1362. https://doi.org/10.1037/bul0000451 </w:t>
+        <w:t xml:space="preserve">British Journal of Psychology, 83</w:t>
+      </w:r>
+      <w:r>
+        <w:t xml:space="preserve">(3), 343–358. https://doi.org/10.1111/j.2044-8295.1992.tb02446.x </w:t>
       </w:r>
       <w:r>
         <w:rPr>
@@ -12774,7 +12763,7 @@
         <w:rPr>
           <w:color w:val="404040"/>
         </w:rPr>
-        <w:t xml:space="preserve">校正偏倚之后，外部注意焦点的平均效应接近于零。</w:t>
+        <w:t xml:space="preserve">只用于说明“再投入”这一候选机制。</w:t>
       </w:r>
     </w:p>
     <w:p>
@@ -12782,17 +12771,17 @@
         <w:pStyle w:val="RefCN"/>
       </w:pPr>
       <w:r>
-        <w:t xml:space="preserve">Menon, V. (2023). 20 years of the default mode network: A review and synthesis. </w:t>
+        <w:t xml:space="preserve">Mathys, C., Daunizeau, J., Friston, K. J., &amp; Stephan, K. E. (2011). A Bayesian foundation for individual learning under uncertainty. </w:t>
       </w:r>
       <w:r>
         <w:rPr>
           <w:i/>
           <w:iCs/>
         </w:rPr>
-        <w:t xml:space="preserve">Neuron</w:t>
-      </w:r>
-      <w:r>
-        <w:t xml:space="preserve">. </w:t>
+        <w:t xml:space="preserve">Frontiers in Human Neuroscience, 5</w:t>
+      </w:r>
+      <w:r>
+        <w:t xml:space="preserve">, 39. https://doi.org/10.3389/fnhum.2011.00039 </w:t>
       </w:r>
       <w:r>
         <w:rPr>
@@ -12805,7 +12794,7 @@
         <w:rPr>
           <w:color w:val="404040"/>
         </w:rPr>
-        <w:t xml:space="preserve">网络的定义、功能关联与整合假说应分别对待。</w:t>
+        <w:t xml:space="preserve">用于区分精度、学习率与层级不确定性；不验证本文关于定势或自我先验的应用。第三节的数值例子由本文构造。</w:t>
       </w:r>
     </w:p>
     <w:p>
@@ -12813,17 +12802,17 @@
         <w:pStyle w:val="RefCN"/>
       </w:pPr>
       <w:r>
-        <w:t xml:space="preserve">Metzinger, T. (2003). </w:t>
+        <w:t xml:space="preserve">Mayberg, H. S., et al. (2005). Deep brain stimulation for treatment-resistant depression. </w:t>
       </w:r>
       <w:r>
         <w:rPr>
           <w:i/>
           <w:iCs/>
         </w:rPr>
-        <w:t xml:space="preserve">Being no one: The self-model theory of subjectivity</w:t>
-      </w:r>
-      <w:r>
-        <w:t xml:space="preserve">. </w:t>
+        <w:t xml:space="preserve">Neuron, 45</w:t>
+      </w:r>
+      <w:r>
+        <w:t xml:space="preserve">(5), 651–660. https://doi.org/10.1016/j.neuron.2005.02.014 </w:t>
       </w:r>
       <w:r>
         <w:rPr>
@@ -12836,7 +12825,7 @@
         <w:rPr>
           <w:color w:val="404040"/>
         </w:rPr>
-        <w:t xml:space="preserve">自我模型理论与透明性概念按其哲学归属引用。</w:t>
+        <w:t xml:space="preserve">6 名患者的开放研究。</w:t>
       </w:r>
     </w:p>
     <w:p>
@@ -12844,17 +12833,17 @@
         <w:pStyle w:val="RefCN"/>
       </w:pPr>
       <w:r>
-        <w:t xml:space="preserve">Metzinger, T. (2009). </w:t>
+        <w:t xml:space="preserve">McKay, B., Corson, A. E., Seedu, J., De Faveri, C. S., Hasan, H., Arnold, K., Adams, F. C., &amp; Carter, M. J. (2024). Reporting bias, not external focus: A robust Bayesian meta-analysis and systematic review of the external focus of attention literature. </w:t>
       </w:r>
       <w:r>
         <w:rPr>
           <w:i/>
           <w:iCs/>
         </w:rPr>
-        <w:t xml:space="preserve">The ego tunnel: The science of the mind and the myth of the self</w:t>
-      </w:r>
-      <w:r>
-        <w:t xml:space="preserve">. </w:t>
+        <w:t xml:space="preserve">Psychological Bulletin, 150</w:t>
+      </w:r>
+      <w:r>
+        <w:t xml:space="preserve">(11), 1347–1362. https://doi.org/10.1037/bul0000451 </w:t>
       </w:r>
       <w:r>
         <w:rPr>
@@ -12867,7 +12856,7 @@
         <w:rPr>
           <w:color w:val="404040"/>
         </w:rPr>
-        <w:t xml:space="preserve">同上。</w:t>
+        <w:t xml:space="preserve">校正偏倚之后，外部注意焦点的平均效应接近于零。</w:t>
       </w:r>
     </w:p>
     <w:p>
@@ -12875,17 +12864,17 @@
         <w:pStyle w:val="RefCN"/>
       </w:pPr>
       <w:r>
-        <w:t xml:space="preserve">Montero, B. G. (2016). </w:t>
+        <w:t xml:space="preserve">Menon, V. (2023). 20 years of the default mode network: A review and synthesis. </w:t>
       </w:r>
       <w:r>
         <w:rPr>
           <w:i/>
           <w:iCs/>
         </w:rPr>
-        <w:t xml:space="preserve">Thought in action: Expertise and the conscious mind</w:t>
-      </w:r>
-      <w:r>
-        <w:t xml:space="preserve">. </w:t>
+        <w:t xml:space="preserve">Neuron, 111</w:t>
+      </w:r>
+      <w:r>
+        <w:t xml:space="preserve">(16), 2469–2487. </w:t>
       </w:r>
       <w:r>
         <w:rPr>
@@ -12898,7 +12887,7 @@
         <w:rPr>
           <w:color w:val="404040"/>
         </w:rPr>
-        <w:t xml:space="preserve">用于第四节对控制粒度的界定。</w:t>
+        <w:t xml:space="preserve">网络的定义、功能关联与整合假说应分别对待。</w:t>
       </w:r>
     </w:p>
     <w:p>
@@ -12906,17 +12895,17 @@
         <w:pStyle w:val="RefCN"/>
       </w:pPr>
       <w:r>
-        <w:t xml:space="preserve">Nakamura, J., &amp; Csikszentmihalyi, M. (2002). The concept of flow. In C. R. Snyder &amp; S. J. Lopez (Eds.), </w:t>
+        <w:t xml:space="preserve">Metzinger, T. (2003). </w:t>
       </w:r>
       <w:r>
         <w:rPr>
           <w:i/>
           <w:iCs/>
         </w:rPr>
-        <w:t xml:space="preserve">Handbook of positive psychology</w:t>
-      </w:r>
-      <w:r>
-        <w:t xml:space="preserve"> (pp. 89–105). New York: Oxford University Press. </w:t>
+        <w:t xml:space="preserve">Being no one: The self-model theory of subjectivity</w:t>
+      </w:r>
+      <w:r>
+        <w:t xml:space="preserve">. Cambridge, MA: MIT Press. </w:t>
       </w:r>
       <w:r>
         <w:rPr>
@@ -12929,7 +12918,7 @@
         <w:rPr>
           <w:color w:val="404040"/>
         </w:rPr>
-        <w:t xml:space="preserve">用于区分心流的促进条件与体验特征。</w:t>
+        <w:t xml:space="preserve">自我模型理论与透明性概念按其哲学归属引用。</w:t>
       </w:r>
     </w:p>
     <w:p>
@@ -12937,17 +12926,17 @@
         <w:pStyle w:val="RefCN"/>
       </w:pPr>
       <w:r>
-        <w:t xml:space="preserve">National Center for Complementary and Integrative Health (NCCIH). </w:t>
+        <w:t xml:space="preserve">Metzinger, T. (2009). </w:t>
       </w:r>
       <w:r>
         <w:rPr>
           <w:i/>
           <w:iCs/>
         </w:rPr>
-        <w:t xml:space="preserve">Meditation and mindfulness: Effectiveness and safety</w:t>
-      </w:r>
-      <w:r>
-        <w:t xml:space="preserve">. </w:t>
+        <w:t xml:space="preserve">The ego tunnel: The science of the mind and the myth of the self</w:t>
+      </w:r>
+      <w:r>
+        <w:t xml:space="preserve">. New York: Basic Books. </w:t>
       </w:r>
       <w:r>
         <w:rPr>
@@ -12960,7 +12949,7 @@
         <w:rPr>
           <w:color w:val="404040"/>
         </w:rPr>
-        <w:t xml:space="preserve">用于第十二节的安全边界，不替代个体的医疗判断。</w:t>
+        <w:t xml:space="preserve">同上。</w:t>
       </w:r>
     </w:p>
     <w:p>
@@ -12968,17 +12957,17 @@
         <w:pStyle w:val="RefCN"/>
       </w:pPr>
       <w:r>
-        <w:t xml:space="preserve">Polanyi, M. (1958). </w:t>
+        <w:t xml:space="preserve">Montero, B. G. (2016). </w:t>
       </w:r>
       <w:r>
         <w:rPr>
           <w:i/>
           <w:iCs/>
         </w:rPr>
-        <w:t xml:space="preserve">Personal knowledge: Towards a post-critical philosophy</w:t>
-      </w:r>
-      <w:r>
-        <w:t xml:space="preserve">. </w:t>
+        <w:t xml:space="preserve">Thought in action: Expertise and the conscious mind</w:t>
+      </w:r>
+      <w:r>
+        <w:t xml:space="preserve">. Oxford University Press. </w:t>
       </w:r>
       <w:r>
         <w:rPr>
@@ -12991,7 +12980,7 @@
         <w:rPr>
           <w:color w:val="404040"/>
         </w:rPr>
-        <w:t xml:space="preserve">骑车例子只用于说明默会的能力；不直接支持神经层面的结论。</w:t>
+        <w:t xml:space="preserve">用于第四节对控制粒度的界定。</w:t>
       </w:r>
     </w:p>
     <w:p>
@@ -12999,17 +12988,17 @@
         <w:pStyle w:val="RefCN"/>
       </w:pPr>
       <w:r>
-        <w:t xml:space="preserve">Polanyi, M. (1966a). </w:t>
+        <w:t xml:space="preserve">Nakamura, J., &amp; Csikszentmihalyi, M. (2002). The concept of flow. In C. R. Snyder &amp; S. J. Lopez (Eds.), </w:t>
       </w:r>
       <w:r>
         <w:rPr>
           <w:i/>
           <w:iCs/>
         </w:rPr>
-        <w:t xml:space="preserve">The tacit dimension</w:t>
-      </w:r>
-      <w:r>
-        <w:t xml:space="preserve">. Garden City, NY: Doubleday. </w:t>
+        <w:t xml:space="preserve">Handbook of positive psychology</w:t>
+      </w:r>
+      <w:r>
+        <w:t xml:space="preserve"> (pp. 89–105). New York: Oxford University Press. </w:t>
       </w:r>
       <w:r>
         <w:rPr>
@@ -13022,7 +13011,7 @@
         <w:rPr>
           <w:color w:val="404040"/>
         </w:rPr>
-        <w:t xml:space="preserve">“我们知道的比我们能说出的多”按其哲学归属引用。</w:t>
+        <w:t xml:space="preserve">用于区分心流的促进条件与体验特征。</w:t>
       </w:r>
     </w:p>
     <w:p>
@@ -13030,17 +13019,17 @@
         <w:pStyle w:val="RefCN"/>
       </w:pPr>
       <w:r>
-        <w:t xml:space="preserve">Polanyi, M. (1966b). The logic of tacit inference. </w:t>
+        <w:t xml:space="preserve">National Center for Complementary and Integrative Health (NCCIH). </w:t>
       </w:r>
       <w:r>
         <w:rPr>
           <w:i/>
           <w:iCs/>
         </w:rPr>
-        <w:t xml:space="preserve">Philosophy, 41</w:t>
-      </w:r>
-      <w:r>
-        <w:t xml:space="preserve">(155), 1–18. https://doi.org/10.1017/S0031819100066110 </w:t>
+        <w:t xml:space="preserve">Meditation and mindfulness: Effectiveness and safety</w:t>
+      </w:r>
+      <w:r>
+        <w:t xml:space="preserve">. https://www.nccih.nih.gov/health/meditation-and-mindfulness-effectiveness-and-safety </w:t>
       </w:r>
       <w:r>
         <w:rPr>
@@ -13053,7 +13042,7 @@
         <w:rPr>
           <w:color w:val="404040"/>
         </w:rPr>
-        <w:t xml:space="preserve">“一切知识要么是默会的，要么植根于默会知识”是哲学论点。</w:t>
+        <w:t xml:space="preserve">用于第十二节的安全边界，不替代个体的医疗判断。</w:t>
       </w:r>
     </w:p>
     <w:p>
@@ -13061,17 +13050,17 @@
         <w:pStyle w:val="RefCN"/>
       </w:pPr>
       <w:r>
-        <w:t xml:space="preserve">Poldrack, R. A. (2006). Can cognitive processes be inferred from neuroimaging data? </w:t>
+        <w:t xml:space="preserve">Polanyi, M. (1958). </w:t>
       </w:r>
       <w:r>
         <w:rPr>
           <w:i/>
           <w:iCs/>
         </w:rPr>
-        <w:t xml:space="preserve">Trends in Cognitive Sciences, 10</w:t>
-      </w:r>
-      <w:r>
-        <w:t xml:space="preserve">(2), 59–63. https://doi.org/10.1016/j.tics.2005.12.004 </w:t>
+        <w:t xml:space="preserve">Personal knowledge: Towards a post-critical philosophy</w:t>
+      </w:r>
+      <w:r>
+        <w:t xml:space="preserve">. Chicago: University of Chicago Press. </w:t>
       </w:r>
       <w:r>
         <w:rPr>
@@ -13084,7 +13073,7 @@
         <w:rPr>
           <w:color w:val="404040"/>
         </w:rPr>
-        <w:t xml:space="preserve">用于说明反向推断的限度。</w:t>
+        <w:t xml:space="preserve">骑车例子只用于说明默会的能力；不直接支持神经层面的结论。</w:t>
       </w:r>
     </w:p>
     <w:p>
@@ -13092,17 +13081,17 @@
         <w:pStyle w:val="RefCN"/>
       </w:pPr>
       <w:r>
-        <w:t xml:space="preserve">Raichle, M. E., MacLeod, A. M., Snyder, A. Z., Powers, W. J., Gusnard, D. A., &amp; Shulman, G. L. (2001). A default mode of brain function. </w:t>
+        <w:t xml:space="preserve">Polanyi, M. (1966a). </w:t>
       </w:r>
       <w:r>
         <w:rPr>
           <w:i/>
           <w:iCs/>
         </w:rPr>
-        <w:t xml:space="preserve">Proceedings of the National Academy of Sciences of the USA, 98</w:t>
-      </w:r>
-      <w:r>
-        <w:t xml:space="preserve">, 676–682. https://doi.org/10.1073/pnas.98.2.676 </w:t>
+        <w:t xml:space="preserve">The tacit dimension</w:t>
+      </w:r>
+      <w:r>
+        <w:t xml:space="preserve">. Garden City, NY: Doubleday. </w:t>
       </w:r>
       <w:r>
         <w:rPr>
@@ -13115,7 +13104,7 @@
         <w:rPr>
           <w:color w:val="404040"/>
         </w:rPr>
-        <w:t xml:space="preserve">用于默认模式网络研究的起点；网络概念的完整形成依赖此后的大量研究。</w:t>
+        <w:t xml:space="preserve">“我们知道的比我们能说出的多”按其哲学归属引用。</w:t>
       </w:r>
     </w:p>
     <w:p>
@@ -13123,17 +13112,17 @@
         <w:pStyle w:val="RefCN"/>
       </w:pPr>
       <w:r>
-        <w:t xml:space="preserve">Rao, R. P. N., &amp; Ballard, D. H. (1999). Predictive coding in the visual cortex: A functional interpretation of some extra-classical receptive-field effects. </w:t>
+        <w:t xml:space="preserve">Polanyi, M. (1966b). The logic of tacit inference. </w:t>
       </w:r>
       <w:r>
         <w:rPr>
           <w:i/>
           <w:iCs/>
         </w:rPr>
-        <w:t xml:space="preserve">Nature Neuroscience, 2</w:t>
-      </w:r>
-      <w:r>
-        <w:t xml:space="preserve">, 79–87. https://doi.org/10.1038/4580 </w:t>
+        <w:t xml:space="preserve">Philosophy, 41</w:t>
+      </w:r>
+      <w:r>
+        <w:t xml:space="preserve">(155), 1–18. https://doi.org/10.1017/S0031819100066110 </w:t>
       </w:r>
       <w:r>
         <w:rPr>
@@ -13146,7 +13135,7 @@
         <w:rPr>
           <w:color w:val="404040"/>
         </w:rPr>
-        <w:t xml:space="preserve">预测编码的早期模型。</w:t>
+        <w:t xml:space="preserve">“一切知识要么是默会的，要么植根于默会知识”是哲学论点。</w:t>
       </w:r>
     </w:p>
     <w:p>
@@ -13154,17 +13143,17 @@
         <w:pStyle w:val="RefCN"/>
       </w:pPr>
       <w:r>
-        <w:t xml:space="preserve">Sandved-Smith, L., Hesp, C., Mattout, J., Friston, K., Lutz, A., &amp; Ramstead, M. J. D. (2021). Towards a computational phenomenology of mental action: Modelling meta-awareness and attentional control with deep parametric active inference. </w:t>
+        <w:t xml:space="preserve">Poldrack, R. A. (2006). Can cognitive processes be inferred from neuroimaging data? </w:t>
       </w:r>
       <w:r>
         <w:rPr>
           <w:i/>
           <w:iCs/>
         </w:rPr>
-        <w:t xml:space="preserve">Neuroscience of Consciousness, 2021</w:t>
-      </w:r>
-      <w:r>
-        <w:t xml:space="preserve">(1), niab018. https://doi.org/10.1093/nc/niab018 </w:t>
+        <w:t xml:space="preserve">Trends in Cognitive Sciences, 10</w:t>
+      </w:r>
+      <w:r>
+        <w:t xml:space="preserve">(2), 59–63. https://doi.org/10.1016/j.tics.2005.12.004 </w:t>
       </w:r>
       <w:r>
         <w:rPr>
@@ -13177,7 +13166,7 @@
         <w:rPr>
           <w:color w:val="404040"/>
         </w:rPr>
-        <w:t xml:space="preserve">计算模拟与架构构想，不构成跨领域共同控制者的经验证据。</w:t>
+        <w:t xml:space="preserve">用于说明反向推断的限度。</w:t>
       </w:r>
     </w:p>
     <w:p>
@@ -13185,17 +13174,17 @@
         <w:pStyle w:val="RefCN"/>
       </w:pPr>
       <w:r>
-        <w:t xml:space="preserve">Seth, A. (2021). </w:t>
+        <w:t xml:space="preserve">Raichle, M. E., MacLeod, A. M., Snyder, A. Z., Powers, W. J., Gusnard, D. A., &amp; Shulman, G. L. (2001). A default mode of brain function. </w:t>
       </w:r>
       <w:r>
         <w:rPr>
           <w:i/>
           <w:iCs/>
         </w:rPr>
-        <w:t xml:space="preserve">Being you: A new science of consciousness</w:t>
-      </w:r>
-      <w:r>
-        <w:t xml:space="preserve">. </w:t>
+        <w:t xml:space="preserve">Proceedings of the National Academy of Sciences of the USA, 98</w:t>
+      </w:r>
+      <w:r>
+        <w:t xml:space="preserve">(2), 676–682. https://doi.org/10.1073/pnas.98.2.676 </w:t>
       </w:r>
       <w:r>
         <w:rPr>
@@ -13208,7 +13197,7 @@
         <w:rPr>
           <w:color w:val="404040"/>
         </w:rPr>
-        <w:t xml:space="preserve">用于第六节对预测性加工各版本的概述。</w:t>
+        <w:t xml:space="preserve">用于默认模式网络研究的起点；网络概念的完整形成依赖此后的大量研究。</w:t>
       </w:r>
     </w:p>
     <w:p>
@@ -13216,17 +13205,17 @@
         <w:pStyle w:val="RefCN"/>
       </w:pPr>
       <w:r>
-        <w:t xml:space="preserve">Seth, A. K., Suzuki, K., &amp; Critchley, H. D. (2012). An interoceptive predictive coding model of conscious presence. </w:t>
+        <w:t xml:space="preserve">Rao, R. P. N., &amp; Ballard, D. H. (1999). Predictive coding in the visual cortex: A functional interpretation of some extra-classical receptive-field effects. </w:t>
       </w:r>
       <w:r>
         <w:rPr>
           <w:i/>
           <w:iCs/>
         </w:rPr>
-        <w:t xml:space="preserve">Frontiers in Psychology</w:t>
-      </w:r>
-      <w:r>
-        <w:t xml:space="preserve">. </w:t>
+        <w:t xml:space="preserve">Nature Neuroscience, 2</w:t>
+      </w:r>
+      <w:r>
+        <w:t xml:space="preserve">, 79–87. https://doi.org/10.1038/4580 </w:t>
       </w:r>
       <w:r>
         <w:rPr>
@@ -13239,7 +13228,7 @@
         <w:rPr>
           <w:color w:val="404040"/>
         </w:rPr>
-        <w:t xml:space="preserve">建模方案，不是对患者参数的直接测量。</w:t>
+        <w:t xml:space="preserve">预测编码的早期模型。</w:t>
       </w:r>
     </w:p>
     <w:p>
@@ -13247,17 +13236,17 @@
         <w:pStyle w:val="RefCN"/>
       </w:pPr>
       <w:r>
-        <w:t xml:space="preserve">Sheridan, H., &amp; Reingold, E. M. (2013). The mechanisms and boundary conditions of the Einstellung effect in chess: Evidence from eye movements. </w:t>
+        <w:t xml:space="preserve">Sandved-Smith, L., Hesp, C., Mattout, J., Friston, K., Lutz, A., &amp; Ramstead, M. J. D. (2021). Towards a computational phenomenology of mental action: Modelling meta-awareness and attentional control with deep parametric active inference. </w:t>
       </w:r>
       <w:r>
         <w:rPr>
           <w:i/>
           <w:iCs/>
         </w:rPr>
-        <w:t xml:space="preserve">PLoS ONE, 8</w:t>
-      </w:r>
-      <w:r>
-        <w:t xml:space="preserve">(10), e75796. https://doi.org/10.1371/journal.pone.0075796 </w:t>
+        <w:t xml:space="preserve">Neuroscience of Consciousness, 2021</w:t>
+      </w:r>
+      <w:r>
+        <w:t xml:space="preserve">(1), niab018. https://doi.org/10.1093/nc/niab018 </w:t>
       </w:r>
       <w:r>
         <w:rPr>
@@ -13270,7 +13259,7 @@
         <w:rPr>
           <w:color w:val="404040"/>
         </w:rPr>
-        <w:t xml:space="preserve">用于定势效应的边界条件。</w:t>
+        <w:t xml:space="preserve">计算模拟与架构构想，不构成跨领域共同控制者的经验证据。</w:t>
       </w:r>
     </w:p>
     <w:p>
@@ -13278,17 +13267,17 @@
         <w:pStyle w:val="RefCN"/>
       </w:pPr>
       <w:r>
-        <w:t xml:space="preserve">Soderstrom, N. C., &amp; Bjork, R. A. (2015). Learning versus performance: An integrative review. </w:t>
+        <w:t xml:space="preserve">Seth, A. (2021). </w:t>
       </w:r>
       <w:r>
         <w:rPr>
           <w:i/>
           <w:iCs/>
         </w:rPr>
-        <w:t xml:space="preserve">Perspectives on Psychological Science, 10</w:t>
-      </w:r>
-      <w:r>
-        <w:t xml:space="preserve">(2), 176–199. https://doi.org/10.1177/1745691615569000 </w:t>
+        <w:t xml:space="preserve">Being you: A new science of consciousness</w:t>
+      </w:r>
+      <w:r>
+        <w:t xml:space="preserve">. London: Faber &amp; Faber. </w:t>
       </w:r>
       <w:r>
         <w:rPr>
@@ -13301,7 +13290,7 @@
         <w:rPr>
           <w:color w:val="404040"/>
         </w:rPr>
-        <w:t xml:space="preserve">支持区分当前表现、延迟保持与迁移；不支持关于心流与学习关系的任何具体断言。</w:t>
+        <w:t xml:space="preserve">用于第六节对预测性加工各版本的概述。</w:t>
       </w:r>
     </w:p>
     <w:p>
@@ -13309,17 +13298,17 @@
         <w:pStyle w:val="RefCN"/>
       </w:pPr>
       <w:r>
-        <w:t xml:space="preserve">Tal, Wright, Prest, Sandved-Smith, &amp; Sacchet. (2026). </w:t>
+        <w:t xml:space="preserve">Seth, A. K., Suzuki, K., &amp; Critchley, H. D. (2012). An interoceptive predictive coding model of conscious presence. </w:t>
       </w:r>
       <w:r>
         <w:rPr>
           <w:i/>
           <w:iCs/>
         </w:rPr>
-        <w:t xml:space="preserve">Neuroscience &amp; Biobehavioral Reviews, 182</w:t>
-      </w:r>
-      <w:r>
-        <w:t xml:space="preserve">, 106539（题名待补；高级冥想综述）。</w:t>
+        <w:t xml:space="preserve">Frontiers in Psychology, 2</w:t>
+      </w:r>
+      <w:r>
+        <w:t xml:space="preserve">, 395. https://doi.org/10.3389/fpsyg.2011.00395 </w:t>
       </w:r>
       <w:r>
         <w:rPr>
@@ -13332,7 +13321,7 @@
         <w:rPr>
           <w:color w:val="404040"/>
         </w:rPr>
-        <w:t xml:space="preserve">理论综述，不构成机制证据。</w:t>
+        <w:t xml:space="preserve">建模方案，没有直接测量患者的参数。</w:t>
       </w:r>
     </w:p>
     <w:p>
@@ -13340,17 +13329,17 @@
         <w:pStyle w:val="RefCN"/>
       </w:pPr>
       <w:r>
-        <w:t xml:space="preserve">Wegner, D. M. (1994). Ironic processes of mental control. </w:t>
+        <w:t xml:space="preserve">Sheridan, H., &amp; Reingold, E. M. (2013). The mechanisms and boundary conditions of the Einstellung effect in chess: Evidence from eye movements. </w:t>
       </w:r>
       <w:r>
         <w:rPr>
           <w:i/>
           <w:iCs/>
         </w:rPr>
-        <w:t xml:space="preserve">Psychological Review, 101</w:t>
-      </w:r>
-      <w:r>
-        <w:t xml:space="preserve">(1), 34–52. </w:t>
+        <w:t xml:space="preserve">PLoS ONE, 8</w:t>
+      </w:r>
+      <w:r>
+        <w:t xml:space="preserve">(10), e75796. https://doi.org/10.1371/journal.pone.0075796 </w:t>
       </w:r>
       <w:r>
         <w:rPr>
@@ -13363,7 +13352,7 @@
         <w:rPr>
           <w:color w:val="404040"/>
         </w:rPr>
-        <w:t xml:space="preserve">理论与综述；具体的放松实验见下一条。</w:t>
+        <w:t xml:space="preserve">用于定势效应的边界条件。</w:t>
       </w:r>
     </w:p>
     <w:p>
@@ -13371,17 +13360,17 @@
         <w:pStyle w:val="RefCN"/>
       </w:pPr>
       <w:r>
-        <w:t xml:space="preserve">Wegner, D. M., Broome, A., &amp; Blumberg, S. J. (1997). Ironic effects of trying to relax under stress. </w:t>
+        <w:t xml:space="preserve">Soderstrom, N. C., &amp; Bjork, R. A. (2015). Learning versus performance: An integrative review. </w:t>
       </w:r>
       <w:r>
         <w:rPr>
           <w:i/>
           <w:iCs/>
         </w:rPr>
-        <w:t xml:space="preserve">Behaviour Research and Therapy, 35</w:t>
-      </w:r>
-      <w:r>
-        <w:t xml:space="preserve">(1), 11–21. https://doi.org/10.1016/S0005-7967(96)00078-2 </w:t>
+        <w:t xml:space="preserve">Perspectives on Psychological Science, 10</w:t>
+      </w:r>
+      <w:r>
+        <w:t xml:space="preserve">(2), 176–199. https://doi.org/10.1177/1745691615569000 </w:t>
       </w:r>
       <w:r>
         <w:rPr>
@@ -13394,7 +13383,7 @@
         <w:rPr>
           <w:color w:val="404040"/>
         </w:rPr>
-        <w:t xml:space="preserve">只用于说明负荷下刻意放松可能产生相反的生理反应。</w:t>
+        <w:t xml:space="preserve">支持区分当前表现、延迟保持与迁移；不支持关于心流与学习关系的任何具体断言。</w:t>
       </w:r>
     </w:p>
     <w:p>
@@ -13402,17 +13391,17 @@
         <w:pStyle w:val="RefCN"/>
       </w:pPr>
       <w:r>
-        <w:t xml:space="preserve">Wilson, R. C., &amp; Collins, A. G. E. (2019). Ten simple rules for the computational modeling of behavioral data. </w:t>
+        <w:t xml:space="preserve">Tal, H., Wright, M., Prest, S., Sandved-Smith, L., &amp; Sacchet, M. D. (2026). Active inference, computational phenomenology, and advanced meditation: Toward the formalization of the experience of meditation. </w:t>
       </w:r>
       <w:r>
         <w:rPr>
           <w:i/>
           <w:iCs/>
         </w:rPr>
-        <w:t xml:space="preserve">eLife, 8</w:t>
-      </w:r>
-      <w:r>
-        <w:t xml:space="preserve">, e49547. https://doi.org/10.7554/eLife.49547 </w:t>
+        <w:t xml:space="preserve">Neuroscience &amp; Biobehavioral Reviews, 182</w:t>
+      </w:r>
+      <w:r>
+        <w:t xml:space="preserve">, 106539. </w:t>
       </w:r>
       <w:r>
         <w:rPr>
@@ -13425,7 +13414,7 @@
         <w:rPr>
           <w:color w:val="404040"/>
         </w:rPr>
-        <w:t xml:space="preserve">第十四节关于参数恢复与模型比较的要求依据此文；具体设计由本文提出。</w:t>
+        <w:t xml:space="preserve">理论综述，不构成机制证据。</w:t>
       </w:r>
     </w:p>
     <w:p>
@@ -13433,17 +13422,17 @@
         <w:pStyle w:val="RefCN"/>
       </w:pPr>
       <w:r>
-        <w:t xml:space="preserve">Yang, W. F. Z., Chowdhury, A., Sparby, T., &amp; Sacchet, M. D. (2025). </w:t>
+        <w:t xml:space="preserve">Wegner, D. M. (1994). Ironic processes of mental control. </w:t>
       </w:r>
       <w:r>
         <w:rPr>
           <w:i/>
           <w:iCs/>
         </w:rPr>
-        <w:t xml:space="preserve">NeuroImage, 305</w:t>
-      </w:r>
-      <w:r>
-        <w:t xml:space="preserve">, 120968（题名待补；洞见过程中与自我相关变化的密集采样个案研究）。</w:t>
+        <w:t xml:space="preserve">Psychological Review, 101</w:t>
+      </w:r>
+      <w:r>
+        <w:t xml:space="preserve">(1), 34–52. </w:t>
       </w:r>
       <w:r>
         <w:rPr>
@@ -13456,7 +13445,7 @@
         <w:rPr>
           <w:color w:val="404040"/>
         </w:rPr>
-        <w:t xml:space="preserve">密集采样个案，不能当作独立样本的重复。</w:t>
+        <w:t xml:space="preserve">理论与综述；具体的放松实验见下一条。</w:t>
       </w:r>
     </w:p>
     <w:p>
@@ -13464,17 +13453,110 @@
         <w:pStyle w:val="RefCN"/>
       </w:pPr>
       <w:r>
-        <w:t xml:space="preserve">延长性中断的 7T 预印本（2025）. </w:t>
+        <w:t xml:space="preserve">Wegner, D. M., Broome, A., &amp; Blumberg, S. J. (1997). Ironic effects of trying to relax under stress. </w:t>
       </w:r>
       <w:r>
         <w:rPr>
           <w:i/>
           <w:iCs/>
         </w:rPr>
+        <w:t xml:space="preserve">Behaviour Research and Therapy, 35</w:t>
+      </w:r>
+      <w:r>
+        <w:t xml:space="preserve">(1), 11–21. https://doi.org/10.1016/S0005-7967(96)00078-2 </w:t>
+      </w:r>
+      <w:r>
+        <w:rPr>
+          <w:rFonts w:ascii="Arial" w:cs="Arial" w:eastAsia="黑体" w:hAnsi="Arial"/>
+          <w:color w:val="404040"/>
+        </w:rPr>
+        <w:t xml:space="preserve">使用限度：</w:t>
+      </w:r>
+      <w:r>
+        <w:rPr>
+          <w:color w:val="404040"/>
+        </w:rPr>
+        <w:t xml:space="preserve">只用于说明负荷下刻意放松可能产生相反的生理反应。</w:t>
+      </w:r>
+    </w:p>
+    <w:p>
+      <w:pPr>
+        <w:pStyle w:val="RefCN"/>
+      </w:pPr>
+      <w:r>
+        <w:t xml:space="preserve">Wilson, R. C., &amp; Collins, A. G. E. (2019). Ten simple rules for the computational modeling of behavioral data. </w:t>
+      </w:r>
+      <w:r>
+        <w:rPr>
+          <w:i/>
+          <w:iCs/>
+        </w:rPr>
+        <w:t xml:space="preserve">eLife, 8</w:t>
+      </w:r>
+      <w:r>
+        <w:t xml:space="preserve">, e49547. https://doi.org/10.7554/eLife.49547 </w:t>
+      </w:r>
+      <w:r>
+        <w:rPr>
+          <w:rFonts w:ascii="Arial" w:cs="Arial" w:eastAsia="黑体" w:hAnsi="Arial"/>
+          <w:color w:val="404040"/>
+        </w:rPr>
+        <w:t xml:space="preserve">使用限度：</w:t>
+      </w:r>
+      <w:r>
+        <w:rPr>
+          <w:color w:val="404040"/>
+        </w:rPr>
+        <w:t xml:space="preserve">第十四节关于参数恢复与模型比较的要求依据此文；具体设计由本文提出。</w:t>
+      </w:r>
+    </w:p>
+    <w:p>
+      <w:pPr>
+        <w:pStyle w:val="RefCN"/>
+      </w:pPr>
+      <w:r>
+        <w:t xml:space="preserve">Yang, W. F. Z., Chowdhury, A., Sparby, T., &amp; Sacchet, M. D. (2025a). Deconstructing the self and reshaping perceptions: An intensive whole-brain 7T MRI case study of the stages of insight during advanced investigative insight meditation. </w:t>
+      </w:r>
+      <w:r>
+        <w:rPr>
+          <w:i/>
+          <w:iCs/>
+        </w:rPr>
+        <w:t xml:space="preserve">NeuroImage, 305</w:t>
+      </w:r>
+      <w:r>
+        <w:t xml:space="preserve">, 120968. </w:t>
+      </w:r>
+      <w:r>
+        <w:rPr>
+          <w:rFonts w:ascii="Arial" w:cs="Arial" w:eastAsia="黑体" w:hAnsi="Arial"/>
+          <w:color w:val="404040"/>
+        </w:rPr>
+        <w:t xml:space="preserve">使用限度：</w:t>
+      </w:r>
+      <w:r>
+        <w:rPr>
+          <w:color w:val="404040"/>
+        </w:rPr>
+        <w:t xml:space="preserve">密集采样个案，不能当作独立样本的重复。</w:t>
+      </w:r>
+    </w:p>
+    <w:p>
+      <w:pPr>
+        <w:pStyle w:val="RefCN"/>
+      </w:pPr>
+      <w:r>
+        <w:t xml:space="preserve">Yang, W. F. Z., Kadambi, A., Abellaneda-Pérez, K., Mackin, G., Beslic, I., Potash, R., Sparby, T., &amp; Sacchet, M. D. (2025b). Endogenous suspension and reset of consciousness: 7T fMRI brain mapping of the extended cessation meditative endpoint. </w:t>
+      </w:r>
+      <w:r>
+        <w:rPr>
+          <w:i/>
+          <w:iCs/>
+        </w:rPr>
         <w:t xml:space="preserve">bioRxiv</w:t>
       </w:r>
       <w:r>
-        <w:t xml:space="preserve">. https://doi.org/10.1101/2025.09.06.674021（作者与题名待补）</w:t>
+        <w:t xml:space="preserve">. https://doi.org/10.1101/2025.09.06.674021 </w:t>
       </w:r>
       <w:r>
         <w:rPr>
@@ -13487,7 +13569,7 @@
         <w:rPr>
           <w:color w:val="404040"/>
         </w:rPr>
-        <w:t xml:space="preserve">预印本，未经同行评审；所核版本含 3 名参与者，操作定义较宽，作者未断定它与传统教义概念的对应。</w:t>
+        <w:t xml:space="preserve">预印本，未经同行评审；3 名参与者的密集采样，研究对象的范围比传统的灭尽定更宽。</w:t>
       </w:r>
     </w:p>
     <w:sectPr>
